--- a/examples/demos/demo_college_research.docx
+++ b/examples/demos/demo_college_research.docx
@@ -7,112 +7,287 @@
     <w:p/>
     <w:p>
       <w:pPr>
-        <w:spacing w:line="360" w:lineRule="auto" w:before="240" w:after="240"/>
+        <w:spacing w:after="200"/>
         <w:jc w:val="center"/>
       </w:pPr>
       <w:r>
         <w:rPr>
           <w:rFonts w:ascii="黑体" w:hAnsi="黑体" w:eastAsia="黑体"/>
           <w:b/>
+          <w:color w:val="111827"/>
           <w:sz w:val="44"/>
         </w:rPr>
-        <w:t>教育科学学院大学生院级科研立项申请书</w:t>
+        <w:t>院级大学生科研立项</w:t>
       </w:r>
     </w:p>
-    <w:p/>
-    <w:p/>
     <w:p>
       <w:pPr>
-        <w:spacing w:line="480" w:lineRule="auto" w:before="120" w:after="120"/>
+        <w:spacing w:after="680"/>
         <w:jc w:val="center"/>
       </w:pPr>
       <w:r>
         <w:rPr>
           <w:rFonts w:ascii="黑体" w:hAnsi="黑体" w:eastAsia="黑体"/>
           <w:b/>
-          <w:sz w:val="28"/>
+          <w:color w:val="111827"/>
+          <w:sz w:val="52"/>
         </w:rPr>
-        <w:t>课题名称：</w:t>
-      </w:r>
-      <w:r>
-        <w:rPr>
-          <w:rFonts w:ascii="宋体" w:hAnsi="宋体" w:eastAsia="宋体"/>
-          <w:b w:val="0"/>
-          <w:sz w:val="28"/>
-          <w:u w:val="single"/>
-        </w:rPr>
-        <w:t>本院学生学习拖延行为干预研究</w:t>
+        <w:t>申请书</w:t>
       </w:r>
     </w:p>
     <w:p>
       <w:pPr>
-        <w:spacing w:line="480" w:lineRule="auto" w:before="120" w:after="120"/>
+        <w:spacing w:after="160"/>
         <w:jc w:val="center"/>
       </w:pPr>
       <w:r>
         <w:rPr>
           <w:rFonts w:ascii="黑体" w:hAnsi="黑体" w:eastAsia="黑体"/>
           <w:b/>
-          <w:sz w:val="28"/>
+          <w:color w:val="111827"/>
+          <w:sz w:val="32"/>
         </w:rPr>
-        <w:t>课题负责人：</w:t>
+        <w:t>基于轻量级神经网络的校园垃圾分类识别</w:t>
       </w:r>
+    </w:p>
+    <w:p>
+      <w:pPr>
+        <w:spacing w:after="1120"/>
+        <w:jc w:val="center"/>
+      </w:pPr>
       <w:r>
         <w:rPr>
           <w:rFonts w:ascii="宋体" w:hAnsi="宋体" w:eastAsia="宋体"/>
           <w:b w:val="0"/>
-          <w:sz w:val="28"/>
-          <w:u w:val="single"/>
+          <w:color w:val="6B7280"/>
+          <w:sz w:val="24"/>
         </w:rPr>
-        <w:t>王晓</w:t>
+        <w:t>—— 面向边缘设备的实时分类模型研究</w:t>
       </w:r>
     </w:p>
-    <w:p>
-      <w:pPr>
-        <w:spacing w:line="480" w:lineRule="auto" w:before="120" w:after="120"/>
+    <w:tbl>
+      <w:tblPr>
+        <w:tblW w:type="auto" w:w="0"/>
         <w:jc w:val="center"/>
-      </w:pPr>
-      <w:r>
-        <w:rPr>
-          <w:rFonts w:ascii="黑体" w:hAnsi="黑体" w:eastAsia="黑体"/>
-          <w:b/>
-          <w:sz w:val="28"/>
-        </w:rPr>
-        <w:t>所在学院：</w:t>
-      </w:r>
-      <w:r>
-        <w:rPr>
-          <w:rFonts w:ascii="宋体" w:hAnsi="宋体" w:eastAsia="宋体"/>
-          <w:b w:val="0"/>
-          <w:sz w:val="28"/>
-          <w:u w:val="single"/>
-        </w:rPr>
-        <w:t>教育科学学院</w:t>
-      </w:r>
-    </w:p>
-    <w:p>
-      <w:pPr>
-        <w:spacing w:line="480" w:lineRule="auto" w:before="120" w:after="120"/>
-        <w:jc w:val="center"/>
-      </w:pPr>
-      <w:r>
-        <w:rPr>
-          <w:rFonts w:ascii="黑体" w:hAnsi="黑体" w:eastAsia="黑体"/>
-          <w:b/>
-          <w:sz w:val="28"/>
-        </w:rPr>
-        <w:t>申报日期：</w:t>
-      </w:r>
-      <w:r>
-        <w:rPr>
-          <w:rFonts w:ascii="宋体" w:hAnsi="宋体" w:eastAsia="宋体"/>
-          <w:b w:val="0"/>
-          <w:sz w:val="28"/>
-          <w:u w:val="single"/>
-        </w:rPr>
-        <w:t>2025 年 3 月 10 日</w:t>
-      </w:r>
-    </w:p>
+        <w:tblLayout w:type="fixed"/>
+        <w:tblLook w:firstColumn="1" w:firstRow="1" w:lastColumn="0" w:lastRow="0" w:noHBand="0" w:noVBand="1" w:val="04A0"/>
+        <w:tblLayout w:type="fixed"/>
+      </w:tblPr>
+      <w:tblGrid>
+        <w:gridCol w:w="2608"/>
+        <w:gridCol w:w="6123"/>
+      </w:tblGrid>
+      <w:tr>
+        <w:tc>
+          <w:tcPr>
+            <w:tcW w:type="dxa" w:w="2608"/>
+          </w:tcPr>
+          <w:p>
+            <w:pPr>
+              <w:spacing w:before="0" w:after="0"/>
+              <w:jc w:val="right"/>
+            </w:pPr>
+            <w:r>
+              <w:rPr>
+                <w:rFonts w:ascii="宋体" w:hAnsi="宋体" w:eastAsia="宋体"/>
+                <w:b w:val="0"/>
+                <w:color w:val="111827"/>
+                <w:sz w:val="24"/>
+              </w:rPr>
+              <w:t>项目负责人：</w:t>
+            </w:r>
+          </w:p>
+        </w:tc>
+        <w:tc>
+          <w:tcPr>
+            <w:tcW w:type="dxa" w:w="6123"/>
+          </w:tcPr>
+          <w:p>
+            <w:pPr>
+              <w:spacing w:before="0" w:after="0"/>
+              <w:jc w:val="left"/>
+            </w:pPr>
+            <w:r>
+              <w:rPr>
+                <w:rFonts w:ascii="宋体" w:hAnsi="宋体" w:eastAsia="宋体"/>
+                <w:b w:val="0"/>
+                <w:color w:val="111827"/>
+                <w:sz w:val="24"/>
+              </w:rPr>
+              <w:t>赵　雨</w:t>
+            </w:r>
+          </w:p>
+        </w:tc>
+      </w:tr>
+      <w:tr>
+        <w:tc>
+          <w:tcPr>
+            <w:tcW w:type="dxa" w:w="2608"/>
+          </w:tcPr>
+          <w:p>
+            <w:pPr>
+              <w:spacing w:before="0" w:after="0"/>
+              <w:jc w:val="right"/>
+            </w:pPr>
+            <w:r>
+              <w:rPr>
+                <w:rFonts w:ascii="宋体" w:hAnsi="宋体" w:eastAsia="宋体"/>
+                <w:b w:val="0"/>
+                <w:color w:val="111827"/>
+                <w:sz w:val="24"/>
+              </w:rPr>
+              <w:t>指导教师：</w:t>
+            </w:r>
+          </w:p>
+        </w:tc>
+        <w:tc>
+          <w:tcPr>
+            <w:tcW w:type="dxa" w:w="6123"/>
+          </w:tcPr>
+          <w:p>
+            <w:pPr>
+              <w:spacing w:before="0" w:after="0"/>
+              <w:jc w:val="left"/>
+            </w:pPr>
+            <w:r>
+              <w:rPr>
+                <w:rFonts w:ascii="宋体" w:hAnsi="宋体" w:eastAsia="宋体"/>
+                <w:b w:val="0"/>
+                <w:color w:val="111827"/>
+                <w:sz w:val="24"/>
+              </w:rPr>
+              <w:t>孙　鹏　讲师</w:t>
+            </w:r>
+          </w:p>
+        </w:tc>
+      </w:tr>
+      <w:tr>
+        <w:tc>
+          <w:tcPr>
+            <w:tcW w:type="dxa" w:w="2608"/>
+          </w:tcPr>
+          <w:p>
+            <w:pPr>
+              <w:spacing w:before="0" w:after="0"/>
+              <w:jc w:val="right"/>
+            </w:pPr>
+            <w:r>
+              <w:rPr>
+                <w:rFonts w:ascii="宋体" w:hAnsi="宋体" w:eastAsia="宋体"/>
+                <w:b w:val="0"/>
+                <w:color w:val="111827"/>
+                <w:sz w:val="24"/>
+              </w:rPr>
+              <w:t>所在学院：</w:t>
+            </w:r>
+          </w:p>
+        </w:tc>
+        <w:tc>
+          <w:tcPr>
+            <w:tcW w:type="dxa" w:w="6123"/>
+          </w:tcPr>
+          <w:p>
+            <w:pPr>
+              <w:spacing w:before="0" w:after="0"/>
+              <w:jc w:val="left"/>
+            </w:pPr>
+            <w:r>
+              <w:rPr>
+                <w:rFonts w:ascii="宋体" w:hAnsi="宋体" w:eastAsia="宋体"/>
+                <w:b w:val="0"/>
+                <w:color w:val="111827"/>
+                <w:sz w:val="24"/>
+              </w:rPr>
+              <w:t>智能科学与技术学院</w:t>
+            </w:r>
+          </w:p>
+        </w:tc>
+      </w:tr>
+      <w:tr>
+        <w:tc>
+          <w:tcPr>
+            <w:tcW w:type="dxa" w:w="2608"/>
+          </w:tcPr>
+          <w:p>
+            <w:pPr>
+              <w:spacing w:before="0" w:after="0"/>
+              <w:jc w:val="right"/>
+            </w:pPr>
+            <w:r>
+              <w:rPr>
+                <w:rFonts w:ascii="宋体" w:hAnsi="宋体" w:eastAsia="宋体"/>
+                <w:b w:val="0"/>
+                <w:color w:val="111827"/>
+                <w:sz w:val="24"/>
+              </w:rPr>
+              <w:t>申请经费：</w:t>
+            </w:r>
+          </w:p>
+        </w:tc>
+        <w:tc>
+          <w:tcPr>
+            <w:tcW w:type="dxa" w:w="6123"/>
+          </w:tcPr>
+          <w:p>
+            <w:pPr>
+              <w:spacing w:before="0" w:after="0"/>
+              <w:jc w:val="left"/>
+            </w:pPr>
+            <w:r>
+              <w:rPr>
+                <w:rFonts w:ascii="宋体" w:hAnsi="宋体" w:eastAsia="宋体"/>
+                <w:b w:val="0"/>
+                <w:color w:val="111827"/>
+                <w:sz w:val="24"/>
+              </w:rPr>
+              <w:t>0.50 万元</w:t>
+            </w:r>
+          </w:p>
+        </w:tc>
+      </w:tr>
+      <w:tr>
+        <w:tc>
+          <w:tcPr>
+            <w:tcW w:type="dxa" w:w="2608"/>
+          </w:tcPr>
+          <w:p>
+            <w:pPr>
+              <w:spacing w:before="0" w:after="0"/>
+              <w:jc w:val="right"/>
+            </w:pPr>
+            <w:r>
+              <w:rPr>
+                <w:rFonts w:ascii="宋体" w:hAnsi="宋体" w:eastAsia="宋体"/>
+                <w:b w:val="0"/>
+                <w:color w:val="111827"/>
+                <w:sz w:val="24"/>
+              </w:rPr>
+              <w:t>研究周期：</w:t>
+            </w:r>
+          </w:p>
+        </w:tc>
+        <w:tc>
+          <w:tcPr>
+            <w:tcW w:type="dxa" w:w="6123"/>
+          </w:tcPr>
+          <w:p>
+            <w:pPr>
+              <w:spacing w:before="0" w:after="0"/>
+              <w:jc w:val="left"/>
+            </w:pPr>
+            <w:r>
+              <w:rPr>
+                <w:rFonts w:ascii="宋体" w:hAnsi="宋体" w:eastAsia="宋体"/>
+                <w:b w:val="0"/>
+                <w:color w:val="111827"/>
+                <w:sz w:val="24"/>
+              </w:rPr>
+              <w:t>8 个月</w:t>
+            </w:r>
+          </w:p>
+        </w:tc>
+      </w:tr>
+    </w:tbl>
     <w:p>
       <w:r>
         <w:br w:type="page"/>
@@ -120,30 +295,231 @@
     </w:p>
     <w:p>
       <w:pPr>
-        <w:spacing w:line="360" w:lineRule="auto" w:before="240" w:after="240"/>
-        <w:jc w:val="center"/>
+        <w:keepNext/>
+        <w:keepLines/>
+        <w:spacing w:before="360" w:after="160" w:line="360" w:lineRule="auto"/>
       </w:pPr>
       <w:r>
         <w:rPr>
           <w:rFonts w:ascii="黑体" w:hAnsi="黑体" w:eastAsia="黑体"/>
           <w:b/>
-          <w:sz w:val="32"/>
+          <w:color w:val="111827"/>
+          <w:sz w:val="30"/>
         </w:rPr>
-        <w:t>一、课题负责人及团队成员信息</w:t>
+        <w:t>一、立项依据</w:t>
       </w:r>
     </w:p>
     <w:p>
       <w:pPr>
-        <w:spacing w:line="360" w:lineRule="auto" w:before="120" w:after="120"/>
-        <w:jc w:val="left"/>
+        <w:spacing w:before="0" w:after="120" w:lineRule="auto" w:line="360"/>
+        <w:ind w:firstLine="480"/>
+      </w:pPr>
+      <w:r>
+        <w:rPr>
+          <w:rFonts w:ascii="宋体" w:hAnsi="宋体" w:eastAsia="宋体"/>
+          <w:b w:val="0"/>
+          <w:color w:val="111827"/>
+          <w:sz w:val="24"/>
+        </w:rPr>
+        <w:t>校园垃圾分类执行率低的直接原因不是意愿问题，而是「分不清」。现行四分类标准中，外卖餐盒、奶茶杯、纸巾等物品的归类边界模糊，学生现场判断耗时长、错误率高。本项目拟构建一个可在边缘设备上实时运行的轻量级分类模型，部署在垃圾投放点的摄像头上，投放时即时给出提示。</w:t>
+      </w:r>
+    </w:p>
+    <w:p>
+      <w:pPr>
+        <w:spacing w:before="0" w:after="120" w:lineRule="auto" w:line="360"/>
+        <w:ind w:firstLine="480"/>
+      </w:pPr>
+      <w:r>
+        <w:rPr>
+          <w:rFonts w:ascii="宋体" w:hAnsi="宋体" w:eastAsia="宋体"/>
+          <w:b w:val="0"/>
+          <w:color w:val="111827"/>
+          <w:sz w:val="24"/>
+        </w:rPr>
+        <w:t>现有方案多依赖云端推理，单次识别延迟 800 ms 以上，且涉及视频上云的隐私顾虑。本项目以「本地推理、不上传原始画面」为约束条件，在模型精度与推理速度之间寻找平衡点。</w:t>
+      </w:r>
+    </w:p>
+    <w:p>
+      <w:pPr>
+        <w:keepNext/>
+        <w:keepLines/>
+        <w:spacing w:before="200" w:after="100" w:line="360" w:lineRule="auto"/>
       </w:pPr>
       <w:r>
         <w:rPr>
           <w:rFonts w:ascii="黑体" w:hAnsi="黑体" w:eastAsia="黑体"/>
           <w:b/>
+          <w:color w:val="111827"/>
+          <w:sz w:val="25"/>
+        </w:rPr>
+        <w:t>1.3 为什么选择边缘部署</w:t>
+      </w:r>
+    </w:p>
+    <w:p>
+      <w:pPr>
+        <w:spacing w:before="0" w:after="120" w:lineRule="auto" w:line="360"/>
+        <w:ind w:firstLine="480"/>
+      </w:pPr>
+      <w:r>
+        <w:rPr>
+          <w:rFonts w:ascii="宋体" w:hAnsi="宋体" w:eastAsia="宋体"/>
+          <w:b w:val="0"/>
+          <w:color w:val="111827"/>
+          <w:sz w:val="24"/>
+        </w:rPr>
+        <w:t>云端推理的方案在实验室里跑得很好，但落地时遇到两个现实问题。一是网络：部分投放点位于地下室或楼道拐角，Wi-Fi 信号不稳定，视频上传经常中断。二是隐私：投放点摄像头会拍到学生面部与随身物品，把原始画面上传到云端，需要额外的合规审批流程，周期不可控。</w:t>
+      </w:r>
+    </w:p>
+    <w:p>
+      <w:pPr>
+        <w:spacing w:before="0" w:after="120" w:lineRule="auto" w:line="360"/>
+        <w:ind w:firstLine="480"/>
+      </w:pPr>
+      <w:r>
+        <w:rPr>
+          <w:rFonts w:ascii="宋体" w:hAnsi="宋体" w:eastAsia="宋体"/>
+          <w:b w:val="0"/>
+          <w:color w:val="111827"/>
+          <w:sz w:val="24"/>
+        </w:rPr>
+        <w:t>边缘部署把这两个问题一次性解决——推理在本机完成，只上传「识别结果 + 时间戳」，既不需要稳定网络，也不涉及原始画面上传。代价是算力受限，必须在模型精度与推理速度之间做取舍，这正是本项目要研究的内容。</w:t>
+      </w:r>
+    </w:p>
+    <w:p>
+      <w:pPr>
+        <w:keepNext/>
+        <w:keepLines/>
+        <w:spacing w:before="200" w:after="100" w:line="360" w:lineRule="auto"/>
+      </w:pPr>
+      <w:r>
+        <w:rPr>
+          <w:rFonts w:ascii="黑体" w:hAnsi="黑体" w:eastAsia="黑体"/>
+          <w:b/>
+          <w:color w:val="111827"/>
+          <w:sz w:val="25"/>
+        </w:rPr>
+        <w:t>1.4 技术路线选择</w:t>
+      </w:r>
+    </w:p>
+    <w:p>
+      <w:pPr>
+        <w:spacing w:before="0" w:after="120" w:lineRule="auto" w:line="360"/>
+        <w:ind w:firstLine="480"/>
+      </w:pPr>
+      <w:r>
+        <w:rPr>
+          <w:rFonts w:ascii="宋体" w:hAnsi="宋体" w:eastAsia="宋体"/>
+          <w:b w:val="0"/>
+          <w:color w:val="111827"/>
+          <w:sz w:val="24"/>
+        </w:rPr>
+        <w:t>在模型选择上，本项目放弃了精度更高的 ResNet 系骨干，选择 MobileNetV3 作为基础，原因是算力预算先于精度确定。RK3588 的 NPU 在 INT8 量化下可提供约 6 TOPS 算力，但要留出余量给视频解码与预处理，实际可用于推理的不到一半。按这个预算反推，模型参数量必须控制在 3 M 以内。</w:t>
+      </w:r>
+    </w:p>
+    <w:p>
+      <w:pPr>
+        <w:spacing w:before="0" w:after="120" w:lineRule="auto" w:line="360"/>
+        <w:ind w:firstLine="480"/>
+      </w:pPr>
+      <w:r>
+        <w:rPr>
+          <w:rFonts w:ascii="宋体" w:hAnsi="宋体" w:eastAsia="宋体"/>
+          <w:b w:val="0"/>
+          <w:color w:val="111827"/>
+          <w:sz w:val="24"/>
+        </w:rPr>
+        <w:t>在压缩策略上，本项目不采用知识蒸馏而选择通道剪枝。蒸馏需要训练一个更大的教师模型，训练成本对学生项目而言偏高；通道剪枝只需在现有模型上做敏感度分析，逐层裁剪后微调，工程上更可控，也更容易在报告中解释每一步的取舍。</w:t>
+      </w:r>
+    </w:p>
+    <w:p>
+      <w:pPr>
+        <w:keepNext/>
+        <w:keepLines/>
+        <w:spacing w:before="360" w:after="160" w:line="360" w:lineRule="auto"/>
+      </w:pPr>
+      <w:r>
+        <w:rPr>
+          <w:rFonts w:ascii="黑体" w:hAnsi="黑体" w:eastAsia="黑体"/>
+          <w:b/>
+          <w:color w:val="111827"/>
           <w:sz w:val="30"/>
         </w:rPr>
-        <w:t>（一）课题负责人信息</w:t>
+        <w:t>二、研究内容与目标</w:t>
+      </w:r>
+    </w:p>
+    <w:p>
+      <w:pPr>
+        <w:keepNext/>
+        <w:keepLines/>
+        <w:spacing w:before="0" w:after="120" w:lineRule="auto" w:line="360"/>
+        <w:ind w:firstLine="480"/>
+      </w:pPr>
+      <w:r>
+        <w:rPr>
+          <w:rFonts w:ascii="宋体" w:hAnsi="宋体" w:eastAsia="宋体"/>
+          <w:b w:val="0"/>
+          <w:color w:val="111827"/>
+          <w:sz w:val="24"/>
+        </w:rPr>
+        <w:t>研究内容包括三部分：自建校园垃圾图像数据集、轻量化模型设计与剪枝、边缘设备部署与实测。技术路线如下：</w:t>
+      </w:r>
+    </w:p>
+    <w:p>
+      <w:pPr>
+        <w:keepNext/>
+        <w:keepLines/>
+        <w:spacing w:before="200" w:after="80"/>
+        <w:jc w:val="center"/>
+      </w:pPr>
+      <w:r>
+        <w:drawing>
+          <wp:inline xmlns:a="http://schemas.openxmlformats.org/drawingml/2006/main" xmlns:pic="http://schemas.openxmlformats.org/drawingml/2006/picture">
+            <wp:extent cx="5472000" cy="2191281"/>
+            <wp:docPr id="1" name="Picture 1"/>
+            <wp:cNvGraphicFramePr>
+              <a:graphicFrameLocks noChangeAspect="1"/>
+            </wp:cNvGraphicFramePr>
+            <a:graphic>
+              <a:graphicData uri="http://schemas.openxmlformats.org/drawingml/2006/picture">
+                <pic:pic>
+                  <pic:nvPicPr>
+                    <pic:cNvPr id="0" name="01_tech_roadmap.png"/>
+                    <pic:cNvPicPr/>
+                  </pic:nvPicPr>
+                  <pic:blipFill>
+                    <a:blip r:embed="rId9"/>
+                    <a:stretch>
+                      <a:fillRect/>
+                    </a:stretch>
+                  </pic:blipFill>
+                  <pic:spPr>
+                    <a:xfrm>
+                      <a:off x="0" y="0"/>
+                      <a:ext cx="5472000" cy="2191281"/>
+                    </a:xfrm>
+                    <a:prstGeom prst="rect"/>
+                  </pic:spPr>
+                </pic:pic>
+              </a:graphicData>
+            </a:graphic>
+          </wp:inline>
+        </w:drawing>
+      </w:r>
+    </w:p>
+    <w:p>
+      <w:pPr>
+        <w:keepLines/>
+        <w:spacing w:before="0" w:after="280"/>
+        <w:jc w:val="center"/>
+      </w:pPr>
+      <w:r>
+        <w:rPr>
+          <w:rFonts w:ascii="宋体" w:hAnsi="宋体" w:eastAsia="宋体"/>
+          <w:b w:val="0"/>
+          <w:color w:val="6B7280"/>
+          <w:sz w:val="21"/>
+        </w:rPr>
+        <w:t>图 1　项目技术路线图</w:t>
       </w:r>
     </w:p>
     <w:tbl>
@@ -151,114 +527,121 @@
         <w:tblStyle w:val="TableGrid"/>
         <w:tblW w:type="auto" w:w="0"/>
         <w:jc w:val="center"/>
+        <w:tblLayout w:type="fixed"/>
         <w:tblLook w:firstColumn="1" w:firstRow="1" w:lastColumn="0" w:lastRow="0" w:noHBand="0" w:noVBand="1" w:val="04A0"/>
+        <w:tblLayout w:type="fixed"/>
+        <w:tblCellMar>
+          <w:top w:w="50" w:type="dxa"/>
+          <w:bottom w:w="50" w:type="dxa"/>
+          <w:left w:w="100" w:type="dxa"/>
+          <w:right w:w="100" w:type="dxa"/>
+        </w:tblCellMar>
       </w:tblPr>
       <w:tblGrid>
-        <w:gridCol w:w="2268"/>
-        <w:gridCol w:w="2268"/>
-        <w:gridCol w:w="2268"/>
-        <w:gridCol w:w="2268"/>
+        <w:gridCol w:w="1663"/>
+        <w:gridCol w:w="3950"/>
+        <w:gridCol w:w="3118"/>
       </w:tblGrid>
       <w:tr>
+        <w:trPr>
+          <w:tblHeader/>
+          <w:cantSplit/>
+        </w:trPr>
         <w:tc>
           <w:tcPr>
-            <w:tcW w:type="dxa" w:w="1417"/>
-            <w:vAlign w:val="center"/>
+            <w:tcW w:type="dxa" w:w="1663"/>
           </w:tcPr>
           <w:p>
             <w:pPr>
-              <w:spacing w:line="300" w:lineRule="auto"/>
-              <w:ind w:firstLine="0"/>
+              <w:spacing w:before="0" w:after="0"/>
               <w:jc w:val="center"/>
             </w:pPr>
             <w:r/>
             <w:r>
               <w:rPr>
-                <w:rFonts w:ascii="宋体" w:hAnsi="宋体" w:eastAsia="宋体"/>
+                <w:rFonts w:ascii="黑体" w:hAnsi="黑体" w:eastAsia="黑体"/>
                 <w:b/>
+                <w:color w:val="111827"/>
                 <w:sz w:val="21"/>
               </w:rPr>
-              <w:t>字段</w:t>
+              <w:t>研究内容</w:t>
+            </w:r>
+          </w:p>
+        </w:tc>
+        <w:tc>
+          <w:tcPr>
+            <w:tcW w:type="dxa" w:w="3950"/>
+          </w:tcPr>
+          <w:p>
+            <w:pPr>
+              <w:spacing w:before="0" w:after="0"/>
+              <w:jc w:val="center"/>
+            </w:pPr>
+            <w:r/>
+            <w:r>
+              <w:rPr>
+                <w:rFonts w:ascii="黑体" w:hAnsi="黑体" w:eastAsia="黑体"/>
+                <w:b/>
+                <w:color w:val="111827"/>
+                <w:sz w:val="21"/>
+              </w:rPr>
+              <w:t>具体任务</w:t>
             </w:r>
           </w:p>
         </w:tc>
         <w:tc>
           <w:tcPr>
             <w:tcW w:type="dxa" w:w="3118"/>
-            <w:vAlign w:val="center"/>
           </w:tcPr>
           <w:p>
             <w:pPr>
-              <w:spacing w:line="300" w:lineRule="auto"/>
-              <w:ind w:firstLine="0"/>
+              <w:spacing w:before="0" w:after="0"/>
               <w:jc w:val="center"/>
             </w:pPr>
             <w:r/>
             <w:r>
               <w:rPr>
-                <w:rFonts w:ascii="宋体" w:hAnsi="宋体" w:eastAsia="宋体"/>
+                <w:rFonts w:ascii="黑体" w:hAnsi="黑体" w:eastAsia="黑体"/>
                 <w:b/>
+                <w:color w:val="111827"/>
                 <w:sz w:val="21"/>
               </w:rPr>
-              <w:t>内容</w:t>
+              <w:t>考核指标</w:t>
+            </w:r>
+          </w:p>
+        </w:tc>
+      </w:tr>
+      <w:tr>
+        <w:trPr>
+          <w:cantSplit/>
+        </w:trPr>
+        <w:tc>
+          <w:tcPr>
+            <w:tcW w:type="dxa" w:w="1663"/>
+          </w:tcPr>
+          <w:p>
+            <w:pPr>
+              <w:spacing w:before="0" w:after="0" w:line="276" w:lineRule="auto"/>
+            </w:pPr>
+            <w:r/>
+            <w:r>
+              <w:rPr>
+                <w:rFonts w:ascii="宋体" w:hAnsi="宋体" w:eastAsia="宋体"/>
+                <w:b w:val="0"/>
+                <w:color w:val="111827"/>
+                <w:sz w:val="21"/>
+              </w:rPr>
+              <w:t>数据集构建</w:t>
             </w:r>
           </w:p>
         </w:tc>
         <w:tc>
           <w:tcPr>
-            <w:tcW w:type="dxa" w:w="1417"/>
-            <w:vAlign w:val="center"/>
+            <w:tcW w:type="dxa" w:w="3950"/>
           </w:tcPr>
           <w:p>
             <w:pPr>
-              <w:spacing w:line="300" w:lineRule="auto"/>
-              <w:ind w:firstLine="0"/>
-              <w:jc w:val="center"/>
-            </w:pPr>
-            <w:r/>
-            <w:r>
-              <w:rPr>
-                <w:rFonts w:ascii="宋体" w:hAnsi="宋体" w:eastAsia="宋体"/>
-                <w:b/>
-                <w:sz w:val="21"/>
-              </w:rPr>
-              <w:t>字段</w:t>
-            </w:r>
-          </w:p>
-        </w:tc>
-        <w:tc>
-          <w:tcPr>
-            <w:tcW w:type="dxa" w:w="3118"/>
-            <w:vAlign w:val="center"/>
-          </w:tcPr>
-          <w:p>
-            <w:pPr>
-              <w:spacing w:line="300" w:lineRule="auto"/>
-              <w:ind w:firstLine="0"/>
-              <w:jc w:val="center"/>
-            </w:pPr>
-            <w:r/>
-            <w:r>
-              <w:rPr>
-                <w:rFonts w:ascii="宋体" w:hAnsi="宋体" w:eastAsia="宋体"/>
-                <w:b/>
-                <w:sz w:val="21"/>
-              </w:rPr>
-              <w:t>内容</w:t>
-            </w:r>
-          </w:p>
-        </w:tc>
-      </w:tr>
-      <w:tr>
-        <w:tc>
-          <w:tcPr>
-            <w:tcW w:type="dxa" w:w="1417"/>
-            <w:vAlign w:val="center"/>
-          </w:tcPr>
-          <w:p>
-            <w:pPr>
-              <w:spacing w:line="300" w:lineRule="auto"/>
-              <w:ind w:firstLine="0"/>
+              <w:spacing w:before="0" w:after="0" w:line="276" w:lineRule="auto"/>
               <w:jc w:val="center"/>
             </w:pPr>
             <w:r/>
@@ -266,21 +649,20 @@
               <w:rPr>
                 <w:rFonts w:ascii="宋体" w:hAnsi="宋体" w:eastAsia="宋体"/>
                 <w:b w:val="0"/>
+                <w:color w:val="111827"/>
                 <w:sz w:val="21"/>
               </w:rPr>
-              <w:t>姓名</w:t>
+              <w:t>采集并标注 8000 张校园垃圾图像</w:t>
             </w:r>
           </w:p>
         </w:tc>
         <w:tc>
           <w:tcPr>
             <w:tcW w:type="dxa" w:w="3118"/>
-            <w:vAlign w:val="center"/>
           </w:tcPr>
           <w:p>
             <w:pPr>
-              <w:spacing w:line="300" w:lineRule="auto"/>
-              <w:ind w:firstLine="0"/>
+              <w:spacing w:before="0" w:after="0" w:line="276" w:lineRule="auto"/>
               <w:jc w:val="center"/>
             </w:pPr>
             <w:r/>
@@ -288,21 +670,45 @@
               <w:rPr>
                 <w:rFonts w:ascii="宋体" w:hAnsi="宋体" w:eastAsia="宋体"/>
                 <w:b w:val="0"/>
+                <w:color w:val="111827"/>
                 <w:sz w:val="21"/>
               </w:rPr>
-              <w:t>王晓</w:t>
+              <w:t>覆盖 4 大类 32 小类</w:t>
+            </w:r>
+          </w:p>
+        </w:tc>
+      </w:tr>
+      <w:tr>
+        <w:trPr>
+          <w:cantSplit/>
+        </w:trPr>
+        <w:tc>
+          <w:tcPr>
+            <w:tcW w:type="dxa" w:w="1663"/>
+          </w:tcPr>
+          <w:p>
+            <w:pPr>
+              <w:spacing w:before="0" w:after="0" w:line="276" w:lineRule="auto"/>
+            </w:pPr>
+            <w:r/>
+            <w:r>
+              <w:rPr>
+                <w:rFonts w:ascii="宋体" w:hAnsi="宋体" w:eastAsia="宋体"/>
+                <w:b w:val="0"/>
+                <w:color w:val="111827"/>
+                <w:sz w:val="21"/>
+              </w:rPr>
+              <w:t>模型设计</w:t>
             </w:r>
           </w:p>
         </w:tc>
         <w:tc>
           <w:tcPr>
-            <w:tcW w:type="dxa" w:w="1417"/>
-            <w:vAlign w:val="center"/>
+            <w:tcW w:type="dxa" w:w="3950"/>
           </w:tcPr>
           <w:p>
             <w:pPr>
-              <w:spacing w:line="300" w:lineRule="auto"/>
-              <w:ind w:firstLine="0"/>
+              <w:spacing w:before="0" w:after="0" w:line="276" w:lineRule="auto"/>
               <w:jc w:val="center"/>
             </w:pPr>
             <w:r/>
@@ -310,21 +716,20 @@
               <w:rPr>
                 <w:rFonts w:ascii="宋体" w:hAnsi="宋体" w:eastAsia="宋体"/>
                 <w:b w:val="0"/>
+                <w:color w:val="111827"/>
                 <w:sz w:val="21"/>
               </w:rPr>
-              <w:t>学号</w:t>
+              <w:t>在 MobileNetV3 基础上做通道剪枝</w:t>
             </w:r>
           </w:p>
         </w:tc>
         <w:tc>
           <w:tcPr>
             <w:tcW w:type="dxa" w:w="3118"/>
-            <w:vAlign w:val="center"/>
           </w:tcPr>
           <w:p>
             <w:pPr>
-              <w:spacing w:line="300" w:lineRule="auto"/>
-              <w:ind w:firstLine="0"/>
+              <w:spacing w:before="0" w:after="0" w:line="276" w:lineRule="auto"/>
               <w:jc w:val="center"/>
             </w:pPr>
             <w:r/>
@@ -332,23 +737,45 @@
               <w:rPr>
                 <w:rFonts w:ascii="宋体" w:hAnsi="宋体" w:eastAsia="宋体"/>
                 <w:b w:val="0"/>
+                <w:color w:val="111827"/>
                 <w:sz w:val="21"/>
               </w:rPr>
-              <w:t>2023123456</w:t>
+              <w:t>参数量 ≤ 2.5 M</w:t>
             </w:r>
           </w:p>
         </w:tc>
       </w:tr>
       <w:tr>
+        <w:trPr>
+          <w:cantSplit/>
+        </w:trPr>
         <w:tc>
           <w:tcPr>
-            <w:tcW w:type="dxa" w:w="1417"/>
-            <w:vAlign w:val="center"/>
+            <w:tcW w:type="dxa" w:w="1663"/>
           </w:tcPr>
           <w:p>
             <w:pPr>
-              <w:spacing w:line="300" w:lineRule="auto"/>
-              <w:ind w:firstLine="0"/>
+              <w:spacing w:before="0" w:after="0" w:line="276" w:lineRule="auto"/>
+            </w:pPr>
+            <w:r/>
+            <w:r>
+              <w:rPr>
+                <w:rFonts w:ascii="宋体" w:hAnsi="宋体" w:eastAsia="宋体"/>
+                <w:b w:val="0"/>
+                <w:color w:val="111827"/>
+                <w:sz w:val="21"/>
+              </w:rPr>
+              <w:t>边缘部署</w:t>
+            </w:r>
+          </w:p>
+        </w:tc>
+        <w:tc>
+          <w:tcPr>
+            <w:tcW w:type="dxa" w:w="3950"/>
+          </w:tcPr>
+          <w:p>
+            <w:pPr>
+              <w:spacing w:before="0" w:after="0" w:line="276" w:lineRule="auto"/>
               <w:jc w:val="center"/>
             </w:pPr>
             <w:r/>
@@ -356,21 +783,20 @@
               <w:rPr>
                 <w:rFonts w:ascii="宋体" w:hAnsi="宋体" w:eastAsia="宋体"/>
                 <w:b w:val="0"/>
+                <w:color w:val="111827"/>
                 <w:sz w:val="21"/>
               </w:rPr>
-              <w:t>性别</w:t>
+              <w:t>移植到 RK3588 开发板</w:t>
             </w:r>
           </w:p>
         </w:tc>
         <w:tc>
           <w:tcPr>
             <w:tcW w:type="dxa" w:w="3118"/>
-            <w:vAlign w:val="center"/>
           </w:tcPr>
           <w:p>
             <w:pPr>
-              <w:spacing w:line="300" w:lineRule="auto"/>
-              <w:ind w:firstLine="0"/>
+              <w:spacing w:before="0" w:after="0" w:line="276" w:lineRule="auto"/>
               <w:jc w:val="center"/>
             </w:pPr>
             <w:r/>
@@ -378,21 +804,45 @@
               <w:rPr>
                 <w:rFonts w:ascii="宋体" w:hAnsi="宋体" w:eastAsia="宋体"/>
                 <w:b w:val="0"/>
+                <w:color w:val="111827"/>
                 <w:sz w:val="21"/>
               </w:rPr>
-              <w:t>女</w:t>
+              <w:t>单帧推理 ≤ 60 ms</w:t>
+            </w:r>
+          </w:p>
+        </w:tc>
+      </w:tr>
+      <w:tr>
+        <w:trPr>
+          <w:cantSplit/>
+        </w:trPr>
+        <w:tc>
+          <w:tcPr>
+            <w:tcW w:type="dxa" w:w="1663"/>
+          </w:tcPr>
+          <w:p>
+            <w:pPr>
+              <w:spacing w:before="0" w:after="0" w:line="276" w:lineRule="auto"/>
+            </w:pPr>
+            <w:r/>
+            <w:r>
+              <w:rPr>
+                <w:rFonts w:ascii="宋体" w:hAnsi="宋体" w:eastAsia="宋体"/>
+                <w:b w:val="0"/>
+                <w:color w:val="111827"/>
+                <w:sz w:val="21"/>
+              </w:rPr>
+              <w:t>实测验证</w:t>
             </w:r>
           </w:p>
         </w:tc>
         <w:tc>
           <w:tcPr>
-            <w:tcW w:type="dxa" w:w="1417"/>
-            <w:vAlign w:val="center"/>
+            <w:tcW w:type="dxa" w:w="3950"/>
           </w:tcPr>
           <w:p>
             <w:pPr>
-              <w:spacing w:line="300" w:lineRule="auto"/>
-              <w:ind w:firstLine="0"/>
+              <w:spacing w:before="0" w:after="0" w:line="276" w:lineRule="auto"/>
               <w:jc w:val="center"/>
             </w:pPr>
             <w:r/>
@@ -400,21 +850,20 @@
               <w:rPr>
                 <w:rFonts w:ascii="宋体" w:hAnsi="宋体" w:eastAsia="宋体"/>
                 <w:b w:val="0"/>
+                <w:color w:val="111827"/>
                 <w:sz w:val="21"/>
               </w:rPr>
-              <w:t>专业年级</w:t>
+              <w:t>在 3 个投放点部署测试</w:t>
             </w:r>
           </w:p>
         </w:tc>
         <w:tc>
           <w:tcPr>
             <w:tcW w:type="dxa" w:w="3118"/>
-            <w:vAlign w:val="center"/>
           </w:tcPr>
           <w:p>
             <w:pPr>
-              <w:spacing w:line="300" w:lineRule="auto"/>
-              <w:ind w:firstLine="0"/>
+              <w:spacing w:before="0" w:after="0" w:line="276" w:lineRule="auto"/>
               <w:jc w:val="center"/>
             </w:pPr>
             <w:r/>
@@ -422,23 +871,246 @@
               <w:rPr>
                 <w:rFonts w:ascii="宋体" w:hAnsi="宋体" w:eastAsia="宋体"/>
                 <w:b w:val="0"/>
+                <w:color w:val="111827"/>
                 <w:sz w:val="21"/>
               </w:rPr>
-              <w:t>应用心理学 2023 级</w:t>
+              <w:t>Top-1 准确率 ≥ 88%</w:t>
+            </w:r>
+          </w:p>
+        </w:tc>
+      </w:tr>
+    </w:tbl>
+    <w:p>
+      <w:pPr>
+        <w:spacing w:before="0" w:after="0" w:line="240" w:lineRule="exact"/>
+      </w:pPr>
+      <w:r>
+        <w:rPr>
+          <w:rFonts w:ascii="宋体" w:hAnsi="宋体" w:eastAsia="宋体"/>
+          <w:b w:val="0"/>
+          <w:color w:val="111827"/>
+          <w:sz w:val="16"/>
+        </w:rPr>
+      </w:r>
+    </w:p>
+    <w:p>
+      <w:pPr>
+        <w:spacing w:before="0" w:after="120" w:lineRule="auto" w:line="360"/>
+        <w:ind w:firstLine="480"/>
+      </w:pPr>
+      <w:r>
+        <w:rPr>
+          <w:rFonts w:ascii="宋体" w:hAnsi="宋体" w:eastAsia="宋体"/>
+          <w:b w:val="0"/>
+          <w:color w:val="111827"/>
+          <w:sz w:val="24"/>
+        </w:rPr>
+        <w:t>三个部分不是并列关系，而是有依赖的：数据集是前提，模型设计是核心，边缘部署是约束条件——后者的算力上限反过来约束了前者能选多大的模型。因此项目按「先定约束、再做设计、最后验证」的顺序推进，而不是常见的「先做模型、再想办法塞进设备」。</w:t>
+      </w:r>
+    </w:p>
+    <w:p>
+      <w:pPr>
+        <w:spacing w:before="0" w:after="120" w:lineRule="auto" w:line="360"/>
+        <w:ind w:firstLine="480"/>
+      </w:pPr>
+      <w:r>
+        <w:rPr>
+          <w:rFonts w:ascii="宋体" w:hAnsi="宋体" w:eastAsia="宋体"/>
+          <w:b w:val="0"/>
+          <w:color w:val="111827"/>
+          <w:sz w:val="24"/>
+        </w:rPr>
+        <w:t>数据集构建阶段需要注意的坑是类别不均衡。校园垃圾里外卖餐盒与饮料瓶占绝大多数，而有害垃圾（电池、灯管）出现频次极低。若不处理，模型会对少数类完全失效。本项目采用「过采样 + 类别权重」双重策略，并在测试集上单独报告少数类的召回率。</w:t>
+      </w:r>
+    </w:p>
+    <w:p>
+      <w:pPr>
+        <w:spacing w:before="0" w:after="120" w:lineRule="auto" w:line="360"/>
+        <w:ind w:firstLine="480"/>
+      </w:pPr>
+      <w:r>
+        <w:rPr>
+          <w:rFonts w:ascii="宋体" w:hAnsi="宋体" w:eastAsia="宋体"/>
+          <w:b w:val="0"/>
+          <w:color w:val="111827"/>
+          <w:sz w:val="24"/>
+        </w:rPr>
+        <w:t>边缘部署阶段的关键是量化。PyTorch 训练出的 FP32 模型直接转 RKNN 会有明显精度损失，需要先做量化感知训练（QAT）。这部分工作量在立项时容易被低估，本项目预留了 6 周时间专门处理量化对齐问题。</w:t>
+      </w:r>
+    </w:p>
+    <w:p>
+      <w:pPr>
+        <w:keepNext/>
+        <w:keepLines/>
+        <w:spacing w:before="360" w:after="160" w:line="360" w:lineRule="auto"/>
+      </w:pPr>
+      <w:r>
+        <w:rPr>
+          <w:rFonts w:ascii="黑体" w:hAnsi="黑体" w:eastAsia="黑体"/>
+          <w:b/>
+          <w:color w:val="111827"/>
+          <w:sz w:val="30"/>
+        </w:rPr>
+        <w:t>三、研究方案与技术路线</w:t>
+      </w:r>
+    </w:p>
+    <w:p>
+      <w:pPr>
+        <w:spacing w:before="0" w:after="120" w:lineRule="auto" w:line="360"/>
+        <w:ind w:firstLine="480"/>
+      </w:pPr>
+      <w:r>
+        <w:rPr>
+          <w:rFonts w:ascii="宋体" w:hAnsi="宋体" w:eastAsia="宋体"/>
+          <w:b w:val="0"/>
+          <w:color w:val="111827"/>
+          <w:sz w:val="24"/>
+        </w:rPr>
+        <w:t>总体路线是四步：先解决「数据从哪来、怎么标」，再解决「模型多小」，然后解决「在开发板上跑多快」，最后回到现场测「到底准不准」。四步之间是串行依赖，前一步不达标不进下一步——这是院级项目八个月周期下唯一稳妥的排法。</w:t>
+      </w:r>
+    </w:p>
+    <w:tbl>
+      <w:tblPr>
+        <w:tblStyle w:val="TableGrid"/>
+        <w:tblW w:type="auto" w:w="0"/>
+        <w:jc w:val="center"/>
+        <w:tblLayout w:type="fixed"/>
+        <w:tblLook w:firstColumn="1" w:firstRow="1" w:lastColumn="0" w:lastRow="0" w:noHBand="0" w:noVBand="1" w:val="04A0"/>
+        <w:tblLayout w:type="fixed"/>
+        <w:tblCellMar>
+          <w:top w:w="50" w:type="dxa"/>
+          <w:bottom w:w="50" w:type="dxa"/>
+          <w:left w:w="100" w:type="dxa"/>
+          <w:right w:w="100" w:type="dxa"/>
+        </w:tblCellMar>
+      </w:tblPr>
+      <w:tblGrid>
+        <w:gridCol w:w="924"/>
+        <w:gridCol w:w="3800"/>
+        <w:gridCol w:w="1746"/>
+        <w:gridCol w:w="2260"/>
+      </w:tblGrid>
+      <w:tr>
+        <w:trPr>
+          <w:tblHeader/>
+          <w:cantSplit/>
+        </w:trPr>
+        <w:tc>
+          <w:tcPr>
+            <w:tcW w:type="dxa" w:w="924"/>
+          </w:tcPr>
+          <w:p>
+            <w:pPr>
+              <w:spacing w:before="0" w:after="0"/>
+              <w:jc w:val="center"/>
+            </w:pPr>
+            <w:r/>
+            <w:r>
+              <w:rPr>
+                <w:rFonts w:ascii="黑体" w:hAnsi="黑体" w:eastAsia="黑体"/>
+                <w:b/>
+                <w:color w:val="111827"/>
+                <w:sz w:val="21"/>
+              </w:rPr>
+              <w:t>步骤</w:t>
+            </w:r>
+          </w:p>
+        </w:tc>
+        <w:tc>
+          <w:tcPr>
+            <w:tcW w:type="dxa" w:w="3800"/>
+          </w:tcPr>
+          <w:p>
+            <w:pPr>
+              <w:spacing w:before="0" w:after="0"/>
+              <w:jc w:val="center"/>
+            </w:pPr>
+            <w:r/>
+            <w:r>
+              <w:rPr>
+                <w:rFonts w:ascii="黑体" w:hAnsi="黑体" w:eastAsia="黑体"/>
+                <w:b/>
+                <w:color w:val="111827"/>
+                <w:sz w:val="21"/>
+              </w:rPr>
+              <w:t>要做的事</w:t>
+            </w:r>
+          </w:p>
+        </w:tc>
+        <w:tc>
+          <w:tcPr>
+            <w:tcW w:type="dxa" w:w="1746"/>
+          </w:tcPr>
+          <w:p>
+            <w:pPr>
+              <w:spacing w:before="0" w:after="0"/>
+              <w:jc w:val="center"/>
+            </w:pPr>
+            <w:r/>
+            <w:r>
+              <w:rPr>
+                <w:rFonts w:ascii="黑体" w:hAnsi="黑体" w:eastAsia="黑体"/>
+                <w:b/>
+                <w:color w:val="111827"/>
+                <w:sz w:val="21"/>
+              </w:rPr>
+              <w:t>输出物</w:t>
+            </w:r>
+          </w:p>
+        </w:tc>
+        <w:tc>
+          <w:tcPr>
+            <w:tcW w:type="dxa" w:w="2260"/>
+          </w:tcPr>
+          <w:p>
+            <w:pPr>
+              <w:spacing w:before="0" w:after="0"/>
+              <w:jc w:val="center"/>
+            </w:pPr>
+            <w:r/>
+            <w:r>
+              <w:rPr>
+                <w:rFonts w:ascii="黑体" w:hAnsi="黑体" w:eastAsia="黑体"/>
+                <w:b/>
+                <w:color w:val="111827"/>
+                <w:sz w:val="21"/>
+              </w:rPr>
+              <w:t>通过标准（不达标不进入下一步）</w:t>
             </w:r>
           </w:p>
         </w:tc>
       </w:tr>
       <w:tr>
+        <w:trPr>
+          <w:cantSplit/>
+        </w:trPr>
         <w:tc>
           <w:tcPr>
-            <w:tcW w:type="dxa" w:w="1417"/>
-            <w:vAlign w:val="center"/>
+            <w:tcW w:type="dxa" w:w="924"/>
           </w:tcPr>
           <w:p>
             <w:pPr>
-              <w:spacing w:line="300" w:lineRule="auto"/>
-              <w:ind w:firstLine="0"/>
+              <w:spacing w:before="0" w:after="0" w:line="276" w:lineRule="auto"/>
+            </w:pPr>
+            <w:r/>
+            <w:r>
+              <w:rPr>
+                <w:rFonts w:ascii="宋体" w:hAnsi="宋体" w:eastAsia="宋体"/>
+                <w:b w:val="0"/>
+                <w:color w:val="111827"/>
+                <w:sz w:val="21"/>
+              </w:rPr>
+              <w:t>① 数据</w:t>
+            </w:r>
+          </w:p>
+        </w:tc>
+        <w:tc>
+          <w:tcPr>
+            <w:tcW w:type="dxa" w:w="3800"/>
+          </w:tcPr>
+          <w:p>
+            <w:pPr>
+              <w:spacing w:before="0" w:after="0" w:line="276" w:lineRule="auto"/>
               <w:jc w:val="center"/>
             </w:pPr>
             <w:r/>
@@ -446,21 +1118,20 @@
               <w:rPr>
                 <w:rFonts w:ascii="宋体" w:hAnsi="宋体" w:eastAsia="宋体"/>
                 <w:b w:val="0"/>
+                <w:color w:val="111827"/>
                 <w:sz w:val="21"/>
               </w:rPr>
-              <w:t>学院</w:t>
+              <w:t>自采 3,000 张校园垃圾图像；制定 18 小类标注规范；两人交叉标注 5% 做一致性检验</w:t>
             </w:r>
           </w:p>
         </w:tc>
         <w:tc>
           <w:tcPr>
-            <w:tcW w:type="dxa" w:w="3118"/>
-            <w:vAlign w:val="center"/>
+            <w:tcW w:type="dxa" w:w="1746"/>
           </w:tcPr>
           <w:p>
             <w:pPr>
-              <w:spacing w:line="300" w:lineRule="auto"/>
-              <w:ind w:firstLine="0"/>
+              <w:spacing w:before="0" w:after="0" w:line="276" w:lineRule="auto"/>
               <w:jc w:val="center"/>
             </w:pPr>
             <w:r/>
@@ -468,21 +1139,20 @@
               <w:rPr>
                 <w:rFonts w:ascii="宋体" w:hAnsi="宋体" w:eastAsia="宋体"/>
                 <w:b w:val="0"/>
+                <w:color w:val="111827"/>
                 <w:sz w:val="21"/>
               </w:rPr>
-              <w:t>教育科学学院</w:t>
+              <w:t>数据集 + 标注规范</w:t>
             </w:r>
           </w:p>
         </w:tc>
         <w:tc>
           <w:tcPr>
-            <w:tcW w:type="dxa" w:w="1417"/>
-            <w:vAlign w:val="center"/>
+            <w:tcW w:type="dxa" w:w="2260"/>
           </w:tcPr>
           <w:p>
             <w:pPr>
-              <w:spacing w:line="300" w:lineRule="auto"/>
-              <w:ind w:firstLine="0"/>
+              <w:spacing w:before="0" w:after="0" w:line="276" w:lineRule="auto"/>
               <w:jc w:val="center"/>
             </w:pPr>
             <w:r/>
@@ -490,21 +1160,45 @@
               <w:rPr>
                 <w:rFonts w:ascii="宋体" w:hAnsi="宋体" w:eastAsia="宋体"/>
                 <w:b w:val="0"/>
+                <w:color w:val="111827"/>
                 <w:sz w:val="21"/>
               </w:rPr>
-              <w:t>联系电话</w:t>
+              <w:t>交叉标注 IoU 一致性 ≥ 0.85</w:t>
+            </w:r>
+          </w:p>
+        </w:tc>
+      </w:tr>
+      <w:tr>
+        <w:trPr>
+          <w:cantSplit/>
+        </w:trPr>
+        <w:tc>
+          <w:tcPr>
+            <w:tcW w:type="dxa" w:w="924"/>
+          </w:tcPr>
+          <w:p>
+            <w:pPr>
+              <w:spacing w:before="0" w:after="0" w:line="276" w:lineRule="auto"/>
+            </w:pPr>
+            <w:r/>
+            <w:r>
+              <w:rPr>
+                <w:rFonts w:ascii="宋体" w:hAnsi="宋体" w:eastAsia="宋体"/>
+                <w:b w:val="0"/>
+                <w:color w:val="111827"/>
+                <w:sz w:val="21"/>
+              </w:rPr>
+              <w:t>② 模型</w:t>
             </w:r>
           </w:p>
         </w:tc>
         <w:tc>
           <w:tcPr>
-            <w:tcW w:type="dxa" w:w="3118"/>
-            <w:vAlign w:val="center"/>
+            <w:tcW w:type="dxa" w:w="3800"/>
           </w:tcPr>
           <w:p>
             <w:pPr>
-              <w:spacing w:line="300" w:lineRule="auto"/>
-              <w:ind w:firstLine="0"/>
+              <w:spacing w:before="0" w:after="0" w:line="276" w:lineRule="auto"/>
               <w:jc w:val="center"/>
             </w:pPr>
             <w:r/>
@@ -512,23 +1206,20 @@
               <w:rPr>
                 <w:rFonts w:ascii="宋体" w:hAnsi="宋体" w:eastAsia="宋体"/>
                 <w:b w:val="0"/>
+                <w:color w:val="111827"/>
                 <w:sz w:val="21"/>
               </w:rPr>
-              <w:t>138XXXXXXXX</w:t>
+              <w:t>以 MobileNetV3 为骨干做迁移学习；用知识蒸馏从大模型迁移；对比 YOLOv8n 基线</w:t>
             </w:r>
           </w:p>
         </w:tc>
-      </w:tr>
-      <w:tr>
         <w:tc>
           <w:tcPr>
-            <w:tcW w:type="dxa" w:w="1417"/>
-            <w:vAlign w:val="center"/>
+            <w:tcW w:type="dxa" w:w="1746"/>
           </w:tcPr>
           <w:p>
             <w:pPr>
-              <w:spacing w:line="300" w:lineRule="auto"/>
-              <w:ind w:firstLine="0"/>
+              <w:spacing w:before="0" w:after="0" w:line="276" w:lineRule="auto"/>
               <w:jc w:val="center"/>
             </w:pPr>
             <w:r/>
@@ -536,21 +1227,20 @@
               <w:rPr>
                 <w:rFonts w:ascii="宋体" w:hAnsi="宋体" w:eastAsia="宋体"/>
                 <w:b w:val="0"/>
+                <w:color w:val="111827"/>
                 <w:sz w:val="21"/>
               </w:rPr>
-              <w:t>邮箱</w:t>
+              <w:t>候选模型 3 个</w:t>
             </w:r>
           </w:p>
         </w:tc>
         <w:tc>
           <w:tcPr>
-            <w:tcW w:type="dxa" w:w="3118"/>
-            <w:vAlign w:val="center"/>
+            <w:tcW w:type="dxa" w:w="2260"/>
           </w:tcPr>
           <w:p>
             <w:pPr>
-              <w:spacing w:line="300" w:lineRule="auto"/>
-              <w:ind w:firstLine="0"/>
+              <w:spacing w:before="0" w:after="0" w:line="276" w:lineRule="auto"/>
               <w:jc w:val="center"/>
             </w:pPr>
             <w:r/>
@@ -558,21 +1248,45 @@
               <w:rPr>
                 <w:rFonts w:ascii="宋体" w:hAnsi="宋体" w:eastAsia="宋体"/>
                 <w:b w:val="0"/>
+                <w:color w:val="111827"/>
                 <w:sz w:val="21"/>
               </w:rPr>
-              <w:t>wangxiao@xxx.edu.cn</w:t>
+              <w:t>验证集 mAP@0.5 ≥ 0.80</w:t>
+            </w:r>
+          </w:p>
+        </w:tc>
+      </w:tr>
+      <w:tr>
+        <w:trPr>
+          <w:cantSplit/>
+        </w:trPr>
+        <w:tc>
+          <w:tcPr>
+            <w:tcW w:type="dxa" w:w="924"/>
+          </w:tcPr>
+          <w:p>
+            <w:pPr>
+              <w:spacing w:before="0" w:after="0" w:line="276" w:lineRule="auto"/>
+            </w:pPr>
+            <w:r/>
+            <w:r>
+              <w:rPr>
+                <w:rFonts w:ascii="宋体" w:hAnsi="宋体" w:eastAsia="宋体"/>
+                <w:b w:val="0"/>
+                <w:color w:val="111827"/>
+                <w:sz w:val="21"/>
+              </w:rPr>
+              <w:t>③ 部署</w:t>
             </w:r>
           </w:p>
         </w:tc>
         <w:tc>
           <w:tcPr>
-            <w:tcW w:type="dxa" w:w="1417"/>
-            <w:vAlign w:val="center"/>
+            <w:tcW w:type="dxa" w:w="3800"/>
           </w:tcPr>
           <w:p>
             <w:pPr>
-              <w:spacing w:line="300" w:lineRule="auto"/>
-              <w:ind w:firstLine="0"/>
+              <w:spacing w:before="0" w:after="0" w:line="276" w:lineRule="auto"/>
               <w:jc w:val="center"/>
             </w:pPr>
             <w:r/>
@@ -580,21 +1294,20 @@
               <w:rPr>
                 <w:rFonts w:ascii="宋体" w:hAnsi="宋体" w:eastAsia="宋体"/>
                 <w:b w:val="0"/>
+                <w:color w:val="111827"/>
                 <w:sz w:val="21"/>
               </w:rPr>
-              <w:t>指导教师</w:t>
+              <w:t>ONNX 导出 → RKNN 量化（INT8）→ 板端推理；做量化前后精度损失评估</w:t>
             </w:r>
           </w:p>
         </w:tc>
         <w:tc>
           <w:tcPr>
-            <w:tcW w:type="dxa" w:w="3118"/>
-            <w:vAlign w:val="center"/>
+            <w:tcW w:type="dxa" w:w="1746"/>
           </w:tcPr>
           <w:p>
             <w:pPr>
-              <w:spacing w:line="300" w:lineRule="auto"/>
-              <w:ind w:firstLine="0"/>
+              <w:spacing w:before="0" w:after="0" w:line="276" w:lineRule="auto"/>
               <w:jc w:val="center"/>
             </w:pPr>
             <w:r/>
@@ -602,27 +1315,388 @@
               <w:rPr>
                 <w:rFonts w:ascii="宋体" w:hAnsi="宋体" w:eastAsia="宋体"/>
                 <w:b w:val="0"/>
+                <w:color w:val="111827"/>
                 <w:sz w:val="21"/>
               </w:rPr>
-              <w:t>刘敏副教授</w:t>
+              <w:t>可运行模型 + 时延报告</w:t>
+            </w:r>
+          </w:p>
+        </w:tc>
+        <w:tc>
+          <w:tcPr>
+            <w:tcW w:type="dxa" w:w="2260"/>
+          </w:tcPr>
+          <w:p>
+            <w:pPr>
+              <w:spacing w:before="0" w:after="0" w:line="276" w:lineRule="auto"/>
+              <w:jc w:val="center"/>
+            </w:pPr>
+            <w:r/>
+            <w:r>
+              <w:rPr>
+                <w:rFonts w:ascii="宋体" w:hAnsi="宋体" w:eastAsia="宋体"/>
+                <w:b w:val="0"/>
+                <w:color w:val="111827"/>
+                <w:sz w:val="21"/>
+              </w:rPr>
+              <w:t>单帧 ≤ 80ms 且掉点 ≤ 2 个百分点</w:t>
+            </w:r>
+          </w:p>
+        </w:tc>
+      </w:tr>
+      <w:tr>
+        <w:trPr>
+          <w:cantSplit/>
+        </w:trPr>
+        <w:tc>
+          <w:tcPr>
+            <w:tcW w:type="dxa" w:w="924"/>
+          </w:tcPr>
+          <w:p>
+            <w:pPr>
+              <w:spacing w:before="0" w:after="0" w:line="276" w:lineRule="auto"/>
+            </w:pPr>
+            <w:r/>
+            <w:r>
+              <w:rPr>
+                <w:rFonts w:ascii="宋体" w:hAnsi="宋体" w:eastAsia="宋体"/>
+                <w:b w:val="0"/>
+                <w:color w:val="111827"/>
+                <w:sz w:val="21"/>
+              </w:rPr>
+              <w:t>④ 现场</w:t>
+            </w:r>
+          </w:p>
+        </w:tc>
+        <w:tc>
+          <w:tcPr>
+            <w:tcW w:type="dxa" w:w="3800"/>
+          </w:tcPr>
+          <w:p>
+            <w:pPr>
+              <w:spacing w:before="0" w:after="0" w:line="276" w:lineRule="auto"/>
+              <w:jc w:val="center"/>
+            </w:pPr>
+            <w:r/>
+            <w:r>
+              <w:rPr>
+                <w:rFonts w:ascii="宋体" w:hAnsi="宋体" w:eastAsia="宋体"/>
+                <w:b w:val="0"/>
+                <w:color w:val="111827"/>
+                <w:sz w:val="21"/>
+              </w:rPr>
+              <w:t>在 2 个垃圾投放点连续运行 7 天，记录误判与拒识</w:t>
+            </w:r>
+          </w:p>
+        </w:tc>
+        <w:tc>
+          <w:tcPr>
+            <w:tcW w:type="dxa" w:w="1746"/>
+          </w:tcPr>
+          <w:p>
+            <w:pPr>
+              <w:spacing w:before="0" w:after="0" w:line="276" w:lineRule="auto"/>
+              <w:jc w:val="center"/>
+            </w:pPr>
+            <w:r/>
+            <w:r>
+              <w:rPr>
+                <w:rFonts w:ascii="宋体" w:hAnsi="宋体" w:eastAsia="宋体"/>
+                <w:b w:val="0"/>
+                <w:color w:val="111827"/>
+                <w:sz w:val="21"/>
+              </w:rPr>
+              <w:t>现场测试报告</w:t>
+            </w:r>
+          </w:p>
+        </w:tc>
+        <w:tc>
+          <w:tcPr>
+            <w:tcW w:type="dxa" w:w="2260"/>
+          </w:tcPr>
+          <w:p>
+            <w:pPr>
+              <w:spacing w:before="0" w:after="0" w:line="276" w:lineRule="auto"/>
+              <w:jc w:val="center"/>
+            </w:pPr>
+            <w:r/>
+            <w:r>
+              <w:rPr>
+                <w:rFonts w:ascii="宋体" w:hAnsi="宋体" w:eastAsia="宋体"/>
+                <w:b w:val="0"/>
+                <w:color w:val="111827"/>
+                <w:sz w:val="21"/>
+              </w:rPr>
+              <w:t>可用率 ≥ 90%（拒识可接受，误判不可接受）</w:t>
             </w:r>
           </w:p>
         </w:tc>
       </w:tr>
     </w:tbl>
-    <w:p/>
     <w:p>
       <w:pPr>
-        <w:spacing w:line="360" w:lineRule="auto" w:before="120" w:after="120"/>
-        <w:jc w:val="left"/>
+        <w:spacing w:before="0" w:after="0" w:line="240" w:lineRule="exact"/>
+      </w:pPr>
+      <w:r>
+        <w:rPr>
+          <w:rFonts w:ascii="宋体" w:hAnsi="宋体" w:eastAsia="宋体"/>
+          <w:b w:val="0"/>
+          <w:color w:val="111827"/>
+          <w:sz w:val="16"/>
+        </w:rPr>
+      </w:r>
+    </w:p>
+    <w:p>
+      <w:pPr>
+        <w:spacing w:before="0" w:after="120" w:lineRule="auto" w:line="360"/>
+        <w:ind w:firstLine="480"/>
+      </w:pPr>
+      <w:r>
+        <w:rPr>
+          <w:rFonts w:ascii="宋体" w:hAnsi="宋体" w:eastAsia="宋体"/>
+          <w:b w:val="0"/>
+          <w:color w:val="111827"/>
+          <w:sz w:val="24"/>
+        </w:rPr>
+        <w:t>这里有两个刻意的选择。第一，不追 SOTA。校园垃圾四分类是个很窄的问题，公开榜单上的大模型在开发板上跑不动，而评审要看的是「能不能装在桶上」，不是「能不能刷榜」。第二，把「误判」和「拒识」分开考核——把可回收物错投进其他垃圾是有成本的，而系统说「我不确定，请人工判断」是可接受的，所以两者不能用同一个准确率糊过去。</w:t>
+      </w:r>
+    </w:p>
+    <w:p>
+      <w:pPr>
+        <w:spacing w:before="0" w:after="120" w:lineRule="auto" w:line="360"/>
+        <w:ind w:firstLine="480"/>
+      </w:pPr>
+      <w:r>
+        <w:rPr>
+          <w:rFonts w:ascii="宋体" w:hAnsi="宋体" w:eastAsia="宋体"/>
+          <w:b w:val="0"/>
+          <w:color w:val="111827"/>
+          <w:sz w:val="24"/>
+        </w:rPr>
+        <w:t>可行性建立在三件已经具备的事上：算力有实验室服务器可用、采集设备能借到、指导教师在轻量视觉模型方向有积累。真正的不确定性在标注质量——18 个小类里有几个边界情形（沾油的纸盒、带残留的塑料瓶）容易标错，所以第一步就把一致性检验作为硬门槛，宁可数据集小一点也不将就。</w:t>
+      </w:r>
+    </w:p>
+    <w:p>
+      <w:pPr>
+        <w:spacing w:before="0" w:after="120" w:lineRule="auto" w:line="360"/>
+        <w:ind w:firstLine="480"/>
+      </w:pPr>
+      <w:r>
+        <w:rPr>
+          <w:rFonts w:ascii="宋体" w:hAnsi="宋体" w:eastAsia="宋体"/>
+          <w:b w:val="0"/>
+          <w:color w:val="111827"/>
+          <w:sz w:val="24"/>
+        </w:rPr>
+        <w:t>技术路线上还有一个备选分支：如果量化后掉点超过 2 个百分点，就退回 FP16 部署并把输入分辨率从 320 降到 256，用分辨率换时延。这个分支会同时影响精度与速度，属于兜底方案，不是首选。</w:t>
+      </w:r>
+    </w:p>
+    <w:p>
+      <w:pPr>
+        <w:keepNext/>
+        <w:keepLines/>
+        <w:spacing w:before="360" w:after="160" w:line="360" w:lineRule="auto"/>
       </w:pPr>
       <w:r>
         <w:rPr>
           <w:rFonts w:ascii="黑体" w:hAnsi="黑体" w:eastAsia="黑体"/>
           <w:b/>
+          <w:color w:val="111827"/>
           <w:sz w:val="30"/>
         </w:rPr>
-        <w:t>（二）团队成员信息</w:t>
+        <w:t>四、进度安排</w:t>
+      </w:r>
+    </w:p>
+    <w:p>
+      <w:pPr>
+        <w:spacing w:before="0" w:after="120" w:lineRule="auto" w:line="360"/>
+        <w:ind w:firstLine="480"/>
+      </w:pPr>
+      <w:r>
+        <w:rPr>
+          <w:rFonts w:ascii="宋体" w:hAnsi="宋体" w:eastAsia="宋体"/>
+          <w:b w:val="0"/>
+          <w:color w:val="111827"/>
+          <w:sz w:val="24"/>
+        </w:rPr>
+        <w:t>项目周期 8 个月，分四个阶段推进，中期检查设在第 4 个月末。</w:t>
+      </w:r>
+    </w:p>
+    <w:p>
+      <w:pPr>
+        <w:keepNext/>
+        <w:keepLines/>
+        <w:spacing w:before="200" w:after="80"/>
+        <w:jc w:val="center"/>
+      </w:pPr>
+      <w:r>
+        <w:drawing>
+          <wp:inline xmlns:a="http://schemas.openxmlformats.org/drawingml/2006/main" xmlns:pic="http://schemas.openxmlformats.org/drawingml/2006/picture">
+            <wp:extent cx="5348767" cy="2520000"/>
+            <wp:docPr id="2" name="Picture 2"/>
+            <wp:cNvGraphicFramePr>
+              <a:graphicFrameLocks noChangeAspect="1"/>
+            </wp:cNvGraphicFramePr>
+            <a:graphic>
+              <a:graphicData uri="http://schemas.openxmlformats.org/drawingml/2006/picture">
+                <pic:pic>
+                  <pic:nvPicPr>
+                    <pic:cNvPr id="0" name="02_gantt.png"/>
+                    <pic:cNvPicPr/>
+                  </pic:nvPicPr>
+                  <pic:blipFill>
+                    <a:blip r:embed="rId10"/>
+                    <a:stretch>
+                      <a:fillRect/>
+                    </a:stretch>
+                  </pic:blipFill>
+                  <pic:spPr>
+                    <a:xfrm>
+                      <a:off x="0" y="0"/>
+                      <a:ext cx="5348767" cy="2520000"/>
+                    </a:xfrm>
+                    <a:prstGeom prst="rect"/>
+                  </pic:spPr>
+                </pic:pic>
+              </a:graphicData>
+            </a:graphic>
+          </wp:inline>
+        </w:drawing>
+      </w:r>
+    </w:p>
+    <w:p>
+      <w:pPr>
+        <w:keepLines/>
+        <w:spacing w:before="0" w:after="280"/>
+        <w:jc w:val="center"/>
+      </w:pPr>
+      <w:r>
+        <w:rPr>
+          <w:rFonts w:ascii="宋体" w:hAnsi="宋体" w:eastAsia="宋体"/>
+          <w:b w:val="0"/>
+          <w:color w:val="6B7280"/>
+          <w:sz w:val="21"/>
+        </w:rPr>
+        <w:t>图 2　项目进度甘特图</w:t>
+      </w:r>
+    </w:p>
+    <w:p>
+      <w:pPr>
+        <w:spacing w:before="0" w:after="120" w:lineRule="auto" w:line="360"/>
+        <w:ind w:firstLine="480"/>
+      </w:pPr>
+      <w:r>
+        <w:rPr>
+          <w:rFonts w:ascii="宋体" w:hAnsi="宋体" w:eastAsia="宋体"/>
+          <w:b w:val="0"/>
+          <w:color w:val="111827"/>
+          <w:sz w:val="24"/>
+        </w:rPr>
+        <w:t>四个月做数据集与模型、四个月做部署与实测，这个划分不是平均分配，而是根据风险前置的原则定的。数据集构建的风险最高——如果采不到足够的样本，后面全是空谈；模型设计的风险次之；部署环节虽然工作量大，但路径清晰，风险可控。</w:t>
+      </w:r>
+    </w:p>
+    <w:p>
+      <w:pPr>
+        <w:spacing w:before="0" w:after="120" w:lineRule="auto" w:line="360"/>
+        <w:ind w:firstLine="480"/>
+      </w:pPr>
+      <w:r>
+        <w:rPr>
+          <w:rFonts w:ascii="宋体" w:hAnsi="宋体" w:eastAsia="宋体"/>
+          <w:b w:val="0"/>
+          <w:color w:val="111827"/>
+          <w:sz w:val="24"/>
+        </w:rPr>
+        <w:t>因此前四个月的重心是「把不确定性消掉」：第 1 个月完成采集方案设计与场地协调，第 2—3 个月集中采集与标注，第 4 个月做模型选型与浮点基线。中期检查的验收标准是「数据集达到 8000 张且类别覆盖完整」+「浮点模型准确率不低于 90%」。</w:t>
+      </w:r>
+    </w:p>
+    <w:p>
+      <w:pPr>
+        <w:keepNext/>
+        <w:keepLines/>
+        <w:spacing w:before="360" w:after="160" w:line="360" w:lineRule="auto"/>
+      </w:pPr>
+      <w:r>
+        <w:rPr>
+          <w:rFonts w:ascii="黑体" w:hAnsi="黑体" w:eastAsia="黑体"/>
+          <w:b/>
+          <w:color w:val="111827"/>
+          <w:sz w:val="30"/>
+        </w:rPr>
+        <w:t>五、经费预算</w:t>
+      </w:r>
+    </w:p>
+    <w:p>
+      <w:pPr>
+        <w:spacing w:before="0" w:after="120" w:lineRule="auto" w:line="360"/>
+        <w:ind w:firstLine="480"/>
+      </w:pPr>
+      <w:r>
+        <w:rPr>
+          <w:rFonts w:ascii="宋体" w:hAnsi="宋体" w:eastAsia="宋体"/>
+          <w:b w:val="0"/>
+          <w:color w:val="111827"/>
+          <w:sz w:val="24"/>
+        </w:rPr>
+        <w:t>申请经费 0.50 万元，主要用于开发板采购与数据标注劳务。</w:t>
+      </w:r>
+    </w:p>
+    <w:p>
+      <w:pPr>
+        <w:keepNext/>
+        <w:keepLines/>
+        <w:spacing w:before="200" w:after="80"/>
+        <w:jc w:val="center"/>
+      </w:pPr>
+      <w:r>
+        <w:drawing>
+          <wp:inline xmlns:a="http://schemas.openxmlformats.org/drawingml/2006/main" xmlns:pic="http://schemas.openxmlformats.org/drawingml/2006/picture">
+            <wp:extent cx="3707928" cy="2519999"/>
+            <wp:docPr id="3" name="Picture 3"/>
+            <wp:cNvGraphicFramePr>
+              <a:graphicFrameLocks noChangeAspect="1"/>
+            </wp:cNvGraphicFramePr>
+            <a:graphic>
+              <a:graphicData uri="http://schemas.openxmlformats.org/drawingml/2006/picture">
+                <pic:pic>
+                  <pic:nvPicPr>
+                    <pic:cNvPr id="0" name="03_budget.png"/>
+                    <pic:cNvPicPr/>
+                  </pic:nvPicPr>
+                  <pic:blipFill>
+                    <a:blip r:embed="rId11"/>
+                    <a:stretch>
+                      <a:fillRect/>
+                    </a:stretch>
+                  </pic:blipFill>
+                  <pic:spPr>
+                    <a:xfrm>
+                      <a:off x="0" y="0"/>
+                      <a:ext cx="3707928" cy="2519999"/>
+                    </a:xfrm>
+                    <a:prstGeom prst="rect"/>
+                  </pic:spPr>
+                </pic:pic>
+              </a:graphicData>
+            </a:graphic>
+          </wp:inline>
+        </w:drawing>
+      </w:r>
+    </w:p>
+    <w:p>
+      <w:pPr>
+        <w:keepLines/>
+        <w:spacing w:before="0" w:after="280"/>
+        <w:jc w:val="center"/>
+      </w:pPr>
+      <w:r>
+        <w:rPr>
+          <w:rFonts w:ascii="宋体" w:hAnsi="宋体" w:eastAsia="宋体"/>
+          <w:b w:val="0"/>
+          <w:color w:val="6B7280"/>
+          <w:sz w:val="21"/>
+        </w:rPr>
+        <w:t>图 3　经费预算结构</w:t>
       </w:r>
     </w:p>
     <w:tbl>
@@ -630,137 +1704,121 @@
         <w:tblStyle w:val="TableGrid"/>
         <w:tblW w:type="auto" w:w="0"/>
         <w:jc w:val="center"/>
+        <w:tblLayout w:type="fixed"/>
         <w:tblLook w:firstColumn="1" w:firstRow="1" w:lastColumn="0" w:lastRow="0" w:noHBand="0" w:noVBand="1" w:val="04A0"/>
+        <w:tblLayout w:type="fixed"/>
+        <w:tblCellMar>
+          <w:top w:w="50" w:type="dxa"/>
+          <w:bottom w:w="50" w:type="dxa"/>
+          <w:left w:w="100" w:type="dxa"/>
+          <w:right w:w="100" w:type="dxa"/>
+        </w:tblCellMar>
       </w:tblPr>
       <w:tblGrid>
-        <w:gridCol w:w="1814"/>
-        <w:gridCol w:w="1814"/>
-        <w:gridCol w:w="1814"/>
-        <w:gridCol w:w="1814"/>
-        <w:gridCol w:w="1814"/>
+        <w:gridCol w:w="2183"/>
+        <w:gridCol w:w="2183"/>
+        <w:gridCol w:w="4365"/>
       </w:tblGrid>
       <w:tr>
+        <w:trPr>
+          <w:tblHeader/>
+          <w:cantSplit/>
+        </w:trPr>
         <w:tc>
           <w:tcPr>
-            <w:tcW w:type="dxa" w:w="1134"/>
-            <w:vAlign w:val="center"/>
+            <w:tcW w:type="dxa" w:w="2183"/>
           </w:tcPr>
           <w:p>
             <w:pPr>
-              <w:spacing w:line="300" w:lineRule="auto"/>
-              <w:ind w:firstLine="0"/>
+              <w:spacing w:before="0" w:after="0"/>
               <w:jc w:val="center"/>
             </w:pPr>
             <w:r/>
             <w:r>
               <w:rPr>
-                <w:rFonts w:ascii="宋体" w:hAnsi="宋体" w:eastAsia="宋体"/>
+                <w:rFonts w:ascii="黑体" w:hAnsi="黑体" w:eastAsia="黑体"/>
                 <w:b/>
+                <w:color w:val="111827"/>
                 <w:sz w:val="21"/>
               </w:rPr>
-              <w:t>姓名</w:t>
+              <w:t>科目</w:t>
             </w:r>
           </w:p>
         </w:tc>
         <w:tc>
           <w:tcPr>
-            <w:tcW w:type="dxa" w:w="1417"/>
-            <w:vAlign w:val="center"/>
+            <w:tcW w:type="dxa" w:w="2183"/>
           </w:tcPr>
           <w:p>
             <w:pPr>
-              <w:spacing w:line="300" w:lineRule="auto"/>
-              <w:ind w:firstLine="0"/>
+              <w:spacing w:before="0" w:after="0"/>
               <w:jc w:val="center"/>
             </w:pPr>
             <w:r/>
             <w:r>
               <w:rPr>
-                <w:rFonts w:ascii="宋体" w:hAnsi="宋体" w:eastAsia="宋体"/>
+                <w:rFonts w:ascii="黑体" w:hAnsi="黑体" w:eastAsia="黑体"/>
                 <w:b/>
+                <w:color w:val="111827"/>
                 <w:sz w:val="21"/>
               </w:rPr>
-              <w:t>学号</w:t>
+              <w:t>金额（元）</w:t>
             </w:r>
           </w:p>
         </w:tc>
         <w:tc>
           <w:tcPr>
-            <w:tcW w:type="dxa" w:w="1984"/>
-            <w:vAlign w:val="center"/>
+            <w:tcW w:type="dxa" w:w="4365"/>
           </w:tcPr>
           <w:p>
             <w:pPr>
-              <w:spacing w:line="300" w:lineRule="auto"/>
-              <w:ind w:firstLine="0"/>
+              <w:spacing w:before="0" w:after="0"/>
               <w:jc w:val="center"/>
             </w:pPr>
             <w:r/>
             <w:r>
               <w:rPr>
-                <w:rFonts w:ascii="宋体" w:hAnsi="宋体" w:eastAsia="宋体"/>
+                <w:rFonts w:ascii="黑体" w:hAnsi="黑体" w:eastAsia="黑体"/>
                 <w:b/>
+                <w:color w:val="111827"/>
                 <w:sz w:val="21"/>
               </w:rPr>
-              <w:t>专业年级</w:t>
+              <w:t>用途</w:t>
+            </w:r>
+          </w:p>
+        </w:tc>
+      </w:tr>
+      <w:tr>
+        <w:trPr>
+          <w:cantSplit/>
+        </w:trPr>
+        <w:tc>
+          <w:tcPr>
+            <w:tcW w:type="dxa" w:w="2183"/>
+          </w:tcPr>
+          <w:p>
+            <w:pPr>
+              <w:spacing w:before="0" w:after="0" w:line="276" w:lineRule="auto"/>
+            </w:pPr>
+            <w:r/>
+            <w:r>
+              <w:rPr>
+                <w:rFonts w:ascii="宋体" w:hAnsi="宋体" w:eastAsia="宋体"/>
+                <w:b w:val="0"/>
+                <w:color w:val="111827"/>
+                <w:sz w:val="21"/>
+              </w:rPr>
+              <w:t>设备费</w:t>
             </w:r>
           </w:p>
         </w:tc>
         <w:tc>
           <w:tcPr>
-            <w:tcW w:type="dxa" w:w="2835"/>
-            <w:vAlign w:val="center"/>
+            <w:tcW w:type="dxa" w:w="2183"/>
           </w:tcPr>
           <w:p>
             <w:pPr>
-              <w:spacing w:line="300" w:lineRule="auto"/>
-              <w:ind w:firstLine="0"/>
-              <w:jc w:val="center"/>
-            </w:pPr>
-            <w:r/>
-            <w:r>
-              <w:rPr>
-                <w:rFonts w:ascii="宋体" w:hAnsi="宋体" w:eastAsia="宋体"/>
-                <w:b/>
-                <w:sz w:val="21"/>
-              </w:rPr>
-              <w:t>分工</w:t>
-            </w:r>
-          </w:p>
-        </w:tc>
-        <w:tc>
-          <w:tcPr>
-            <w:tcW w:type="dxa" w:w="1701"/>
-            <w:vAlign w:val="center"/>
-          </w:tcPr>
-          <w:p>
-            <w:pPr>
-              <w:spacing w:line="300" w:lineRule="auto"/>
-              <w:ind w:firstLine="0"/>
-              <w:jc w:val="center"/>
-            </w:pPr>
-            <w:r/>
-            <w:r>
-              <w:rPr>
-                <w:rFonts w:ascii="宋体" w:hAnsi="宋体" w:eastAsia="宋体"/>
-                <w:b/>
-                <w:sz w:val="21"/>
-              </w:rPr>
-              <w:t>联系方式</w:t>
-            </w:r>
-          </w:p>
-        </w:tc>
-      </w:tr>
-      <w:tr>
-        <w:tc>
-          <w:tcPr>
-            <w:tcW w:type="dxa" w:w="1134"/>
-            <w:vAlign w:val="center"/>
-          </w:tcPr>
-          <w:p>
-            <w:pPr>
-              <w:spacing w:line="300" w:lineRule="auto"/>
-              <w:ind w:firstLine="0"/>
+              <w:spacing w:before="0" w:after="0" w:line="276" w:lineRule="auto"/>
               <w:jc w:val="center"/>
             </w:pPr>
             <w:r/>
@@ -768,21 +1826,20 @@
               <w:rPr>
                 <w:rFonts w:ascii="宋体" w:hAnsi="宋体" w:eastAsia="宋体"/>
                 <w:b w:val="0"/>
+                <w:color w:val="111827"/>
                 <w:sz w:val="21"/>
               </w:rPr>
-              <w:t>陈静</w:t>
+              <w:t>2,600</w:t>
             </w:r>
           </w:p>
         </w:tc>
         <w:tc>
           <w:tcPr>
-            <w:tcW w:type="dxa" w:w="1417"/>
-            <w:vAlign w:val="center"/>
+            <w:tcW w:type="dxa" w:w="4365"/>
           </w:tcPr>
           <w:p>
             <w:pPr>
-              <w:spacing w:line="300" w:lineRule="auto"/>
-              <w:ind w:firstLine="0"/>
+              <w:spacing w:before="0" w:after="0" w:line="276" w:lineRule="auto"/>
               <w:jc w:val="center"/>
             </w:pPr>
             <w:r/>
@@ -790,2842 +1847,32 @@
               <w:rPr>
                 <w:rFonts w:ascii="宋体" w:hAnsi="宋体" w:eastAsia="宋体"/>
                 <w:b w:val="0"/>
+                <w:color w:val="111827"/>
                 <w:sz w:val="21"/>
               </w:rPr>
-              <w:t>2023123457</w:t>
+              <w:t>RK3588 开发板 2 块</w:t>
             </w:r>
           </w:p>
         </w:tc>
+      </w:tr>
+      <w:tr>
+        <w:trPr>
+          <w:cantSplit/>
+        </w:trPr>
         <w:tc>
           <w:tcPr>
-            <w:tcW w:type="dxa" w:w="1984"/>
-            <w:vAlign w:val="center"/>
+            <w:tcW w:type="dxa" w:w="2183"/>
           </w:tcPr>
           <w:p>
             <w:pPr>
-              <w:spacing w:line="300" w:lineRule="auto"/>
-              <w:ind w:firstLine="0"/>
-              <w:jc w:val="center"/>
+              <w:spacing w:before="0" w:after="0" w:line="276" w:lineRule="auto"/>
             </w:pPr>
             <w:r/>
             <w:r>
               <w:rPr>
                 <w:rFonts w:ascii="宋体" w:hAnsi="宋体" w:eastAsia="宋体"/>
                 <w:b w:val="0"/>
-                <w:sz w:val="21"/>
-              </w:rPr>
-              <w:t>应用心理学 2023 级</w:t>
-            </w:r>
-          </w:p>
-        </w:tc>
-        <w:tc>
-          <w:tcPr>
-            <w:tcW w:type="dxa" w:w="2835"/>
-            <w:vAlign w:val="center"/>
-          </w:tcPr>
-          <w:p>
-            <w:pPr>
-              <w:spacing w:line="300" w:lineRule="auto"/>
-              <w:ind w:firstLine="0"/>
-              <w:jc w:val="center"/>
-            </w:pPr>
-            <w:r/>
-            <w:r>
-              <w:rPr>
-                <w:rFonts w:ascii="宋体" w:hAnsi="宋体" w:eastAsia="宋体"/>
-                <w:b w:val="0"/>
-                <w:sz w:val="21"/>
-              </w:rPr>
-              <w:t>问卷设计+数据采集</w:t>
-            </w:r>
-          </w:p>
-        </w:tc>
-        <w:tc>
-          <w:tcPr>
-            <w:tcW w:type="dxa" w:w="1701"/>
-            <w:vAlign w:val="center"/>
-          </w:tcPr>
-          <w:p>
-            <w:pPr>
-              <w:spacing w:line="300" w:lineRule="auto"/>
-              <w:ind w:firstLine="0"/>
-              <w:jc w:val="center"/>
-            </w:pPr>
-            <w:r/>
-            <w:r>
-              <w:rPr>
-                <w:rFonts w:ascii="宋体" w:hAnsi="宋体" w:eastAsia="宋体"/>
-                <w:b w:val="0"/>
-                <w:sz w:val="21"/>
-              </w:rPr>
-              <w:t>139XXXXXXXX</w:t>
-            </w:r>
-          </w:p>
-        </w:tc>
-      </w:tr>
-    </w:tbl>
-    <w:p/>
-    <w:p>
-      <w:pPr>
-        <w:spacing w:line="360" w:lineRule="auto" w:before="240" w:after="240"/>
-        <w:jc w:val="center"/>
-      </w:pPr>
-      <w:r>
-        <w:rPr>
-          <w:rFonts w:ascii="黑体" w:hAnsi="黑体" w:eastAsia="黑体"/>
-          <w:b/>
-          <w:sz w:val="32"/>
-        </w:rPr>
-        <w:t>二、课题名称</w:t>
-      </w:r>
-    </w:p>
-    <w:p>
-      <w:pPr>
-        <w:spacing w:line="360" w:lineRule="auto" w:before="0" w:after="120"/>
-        <w:jc w:val="center"/>
-      </w:pPr>
-      <w:r>
-        <w:rPr>
-          <w:rFonts w:ascii="黑体" w:hAnsi="黑体" w:eastAsia="黑体"/>
-          <w:b w:val="0"/>
-          <w:sz w:val="32"/>
-        </w:rPr>
-        <w:t>本院学生学习拖延行为干预研究</w:t>
-      </w:r>
-    </w:p>
-    <w:p>
-      <w:pPr>
-        <w:spacing w:line="360" w:lineRule="auto" w:before="240" w:after="240"/>
-        <w:jc w:val="center"/>
-      </w:pPr>
-      <w:r>
-        <w:rPr>
-          <w:rFonts w:ascii="黑体" w:hAnsi="黑体" w:eastAsia="黑体"/>
-          <w:b/>
-          <w:sz w:val="32"/>
-        </w:rPr>
-        <w:t>三、研究起止时间</w:t>
-      </w:r>
-    </w:p>
-    <w:p>
-      <w:pPr>
-        <w:spacing w:line="360" w:lineRule="auto" w:before="0" w:after="120"/>
-        <w:jc w:val="center"/>
-      </w:pPr>
-      <w:r>
-        <w:rPr>
-          <w:rFonts w:ascii="宋体" w:hAnsi="宋体" w:eastAsia="宋体"/>
-          <w:b w:val="0"/>
-          <w:sz w:val="24"/>
-        </w:rPr>
-        <w:t>2025 年 4 月 — 2025 年 9 月（共 6 个月）</w:t>
-      </w:r>
-    </w:p>
-    <w:p>
-      <w:pPr>
-        <w:spacing w:line="360" w:lineRule="auto" w:before="240" w:after="240"/>
-        <w:jc w:val="center"/>
-      </w:pPr>
-      <w:r>
-        <w:rPr>
-          <w:rFonts w:ascii="黑体" w:hAnsi="黑体" w:eastAsia="黑体"/>
-          <w:b/>
-          <w:sz w:val="32"/>
-        </w:rPr>
-        <w:t>四、研究类型</w:t>
-      </w:r>
-    </w:p>
-    <w:p>
-      <w:pPr>
-        <w:spacing w:line="360" w:lineRule="auto" w:before="0" w:after="0"/>
-        <w:jc w:val="left"/>
-      </w:pPr>
-      <w:r>
-        <w:rPr>
-          <w:rFonts w:ascii="宋体" w:hAnsi="宋体" w:eastAsia="宋体"/>
-          <w:b w:val="0"/>
-          <w:sz w:val="24"/>
-        </w:rPr>
-        <w:t>☐ 基础研究    ☑ 应用研究    ☐ 开发研究</w:t>
-      </w:r>
-    </w:p>
-    <w:p>
-      <w:pPr>
-        <w:spacing w:line="360" w:lineRule="auto" w:before="240" w:after="240"/>
-        <w:jc w:val="center"/>
-      </w:pPr>
-      <w:r>
-        <w:rPr>
-          <w:rFonts w:ascii="黑体" w:hAnsi="黑体" w:eastAsia="黑体"/>
-          <w:b/>
-          <w:sz w:val="32"/>
-        </w:rPr>
-        <w:t>五、课题研究的背景与意义</w:t>
-      </w:r>
-    </w:p>
-    <w:p>
-      <w:pPr>
-        <w:spacing w:line="360" w:lineRule="auto" w:before="120" w:after="120"/>
-        <w:jc w:val="left"/>
-      </w:pPr>
-      <w:r>
-        <w:rPr>
-          <w:rFonts w:ascii="黑体" w:hAnsi="黑体" w:eastAsia="黑体"/>
-          <w:b/>
-          <w:sz w:val="30"/>
-        </w:rPr>
-        <w:t>（一）时代背景</w:t>
-      </w:r>
-    </w:p>
-    <w:p>
-      <w:pPr>
-        <w:spacing w:line="360" w:lineRule="auto" w:before="0" w:after="0"/>
-        <w:ind w:firstLine="480"/>
-        <w:jc w:val="left"/>
-      </w:pPr>
-      <w:r>
-        <w:rPr>
-          <w:rFonts w:ascii="宋体" w:hAnsi="宋体" w:eastAsia="宋体"/>
-          <w:b w:val="0"/>
-          <w:sz w:val="24"/>
-        </w:rPr>
-        <w:t>时代背景：2024 年中国心理学会《大学生学习行为蓝皮书》指出，全国高校学生学习拖延行为发生率达 67.8%，其中"严重拖延"占 23%。学习拖延已成为影响大学生学业表现的重要心理因素。</w:t>
-      </w:r>
-    </w:p>
-    <w:p>
-      <w:pPr>
-        <w:spacing w:line="360" w:lineRule="auto" w:before="120" w:after="120"/>
-        <w:jc w:val="left"/>
-      </w:pPr>
-      <w:r>
-        <w:rPr>
-          <w:rFonts w:ascii="黑体" w:hAnsi="黑体" w:eastAsia="黑体"/>
-          <w:b/>
-          <w:sz w:val="30"/>
-        </w:rPr>
-        <w:t>（二）现实痛点</w:t>
-      </w:r>
-    </w:p>
-    <w:p>
-      <w:pPr>
-        <w:spacing w:line="360" w:lineRule="auto" w:before="0" w:after="0"/>
-        <w:ind w:firstLine="480"/>
-        <w:jc w:val="left"/>
-      </w:pPr>
-      <w:r>
-        <w:rPr>
-          <w:rFonts w:ascii="宋体" w:hAnsi="宋体" w:eastAsia="宋体"/>
-          <w:b w:val="0"/>
-          <w:sz w:val="24"/>
-        </w:rPr>
-        <w:t>现实痛点：调研本院应用心理学专业 3 个年级 120 名学生发现，学习拖延发生率为 71.3%，高于全国均值。其中"考前突击型"占 45%，"日常回避型"占 26%。期末挂科学生中 82% 存在严重拖延。学生方面，68% 表示"想改变但找不到方法"，仅 12% 接受过系统干预。</w:t>
-      </w:r>
-    </w:p>
-    <w:p>
-      <w:pPr>
-        <w:spacing w:line="360" w:lineRule="auto" w:before="120" w:after="120"/>
-        <w:jc w:val="left"/>
-      </w:pPr>
-      <w:r>
-        <w:rPr>
-          <w:rFonts w:ascii="黑体" w:hAnsi="黑体" w:eastAsia="黑体"/>
-          <w:b/>
-          <w:sz w:val="30"/>
-        </w:rPr>
-        <w:t>（三）研究缺口</w:t>
-      </w:r>
-    </w:p>
-    <w:p>
-      <w:pPr>
-        <w:spacing w:line="360" w:lineRule="auto" w:before="0" w:after="0"/>
-        <w:ind w:firstLine="480"/>
-        <w:jc w:val="left"/>
-      </w:pPr>
-      <w:r>
-        <w:rPr>
-          <w:rFonts w:ascii="宋体" w:hAnsi="宋体" w:eastAsia="宋体"/>
-          <w:b w:val="0"/>
-          <w:sz w:val="24"/>
-        </w:rPr>
-        <w:t>研究缺口：已有研究多停留在"现象描述"层面，缺乏针对本学院学生特点的本土化干预方案。少数干预研究样本量小（&lt;50）、周期短（&lt;2 周），缺乏效果评估。</w:t>
-      </w:r>
-    </w:p>
-    <w:p>
-      <w:pPr>
-        <w:spacing w:line="360" w:lineRule="auto" w:before="120" w:after="120"/>
-        <w:jc w:val="left"/>
-      </w:pPr>
-      <w:r>
-        <w:rPr>
-          <w:rFonts w:ascii="黑体" w:hAnsi="黑体" w:eastAsia="黑体"/>
-          <w:b/>
-          <w:sz w:val="30"/>
-        </w:rPr>
-        <w:t>（四）课题意义</w:t>
-      </w:r>
-    </w:p>
-    <w:p>
-      <w:pPr>
-        <w:spacing w:line="360" w:lineRule="auto" w:before="0" w:after="0"/>
-        <w:ind w:firstLine="480"/>
-        <w:jc w:val="left"/>
-      </w:pPr>
-      <w:r>
-        <w:rPr>
-          <w:rFonts w:ascii="宋体" w:hAnsi="宋体" w:eastAsia="宋体"/>
-          <w:b w:val="0"/>
-          <w:sz w:val="24"/>
-        </w:rPr>
-        <w:t>课题意义：理论上探索拖延行为干预理论在本院学生中的适用性；实践上形成可复用的干预方案，预期能将本院学生学习拖延发生率降低 20 个百分点以上；社会上助力学风建设。</w:t>
-      </w:r>
-    </w:p>
-    <w:p>
-      <w:pPr>
-        <w:spacing w:line="360" w:lineRule="auto" w:before="240" w:after="240"/>
-        <w:jc w:val="center"/>
-      </w:pPr>
-      <w:r>
-        <w:rPr>
-          <w:rFonts w:ascii="黑体" w:hAnsi="黑体" w:eastAsia="黑体"/>
-          <w:b/>
-          <w:sz w:val="32"/>
-        </w:rPr>
-        <w:t>五点五、国家政策引用（v2.1 强化）</w:t>
-      </w:r>
-    </w:p>
-    <w:p>
-      <w:pPr>
-        <w:spacing w:line="300" w:lineRule="auto" w:before="0" w:after="0"/>
-        <w:ind w:hanging="360" w:left="360"/>
-        <w:jc w:val="left"/>
-      </w:pPr>
-      <w:r>
-        <w:rPr>
-          <w:rFonts w:ascii="宋体" w:hAnsi="宋体" w:eastAsia="宋体"/>
-          <w:b w:val="0"/>
-          <w:sz w:val="21"/>
-        </w:rPr>
-        <w:t>[1] 中国心理学会，2024-09-20 发布《大学生学习行为蓝皮书》，指出：全国高校学生学习拖延行为发生率达 67.8%，建议高校建立学生心理行为早期识别与干预机制。</w:t>
-      </w:r>
-    </w:p>
-    <w:p>
-      <w:pPr>
-        <w:spacing w:line="300" w:lineRule="auto" w:before="0" w:after="0"/>
-        <w:ind w:hanging="360" w:left="360"/>
-        <w:jc w:val="left"/>
-      </w:pPr>
-      <w:r>
-        <w:rPr>
-          <w:rFonts w:ascii="宋体" w:hAnsi="宋体" w:eastAsia="宋体"/>
-          <w:b w:val="0"/>
-          <w:sz w:val="21"/>
-        </w:rPr>
-        <w:t>[2] 教育部思想政治工作司，2023-04-20 发布《关于全面加强和改进新时代学生心理健康工作专项行动计划（2023-2025 年）的通知》(教体艺〔2023〕1 号)，指出：普通高等学校要常态化开展学生心理健康监测，建立心理健康状况档案。</w:t>
-      </w:r>
-    </w:p>
-    <w:p>
-      <w:pPr>
-        <w:spacing w:line="300" w:lineRule="auto" w:before="0" w:after="0"/>
-        <w:ind w:hanging="360" w:left="360"/>
-        <w:jc w:val="left"/>
-      </w:pPr>
-      <w:r>
-        <w:rPr>
-          <w:rFonts w:ascii="宋体" w:hAnsi="宋体" w:eastAsia="宋体"/>
-          <w:b w:val="0"/>
-          <w:sz w:val="21"/>
-        </w:rPr>
-        <w:t>[3] 教育部、中央宣传部等八部门，2022-04-15 发布《关于加快构建高校思想政治工作体系的意见》(教思政〔2022〕1 号)，指出：加强学风建设，做好学业辅导与心理疏导衔接。</w:t>
-      </w:r>
-    </w:p>
-    <w:p>
-      <w:pPr>
-        <w:spacing w:line="360" w:lineRule="auto" w:before="240" w:after="240"/>
-        <w:jc w:val="center"/>
-      </w:pPr>
-      <w:r>
-        <w:rPr>
-          <w:rFonts w:ascii="黑体" w:hAnsi="黑体" w:eastAsia="黑体"/>
-          <w:b/>
-          <w:sz w:val="32"/>
-        </w:rPr>
-        <w:t>六、国内外研究现状及发展动态（简版）</w:t>
-      </w:r>
-    </w:p>
-    <w:p>
-      <w:pPr>
-        <w:spacing w:line="360" w:lineRule="auto" w:before="120" w:after="120"/>
-        <w:jc w:val="left"/>
-      </w:pPr>
-      <w:r>
-        <w:rPr>
-          <w:rFonts w:ascii="黑体" w:hAnsi="黑体" w:eastAsia="黑体"/>
-          <w:b/>
-          <w:sz w:val="30"/>
-        </w:rPr>
-        <w:t>（一）国内研究现状</w:t>
-      </w:r>
-    </w:p>
-    <w:p>
-      <w:pPr>
-        <w:spacing w:line="360" w:lineRule="auto" w:before="0" w:after="0"/>
-        <w:ind w:firstLine="480"/>
-        <w:jc w:val="left"/>
-      </w:pPr>
-      <w:r>
-        <w:rPr>
-          <w:rFonts w:ascii="宋体" w:hAnsi="宋体" w:eastAsia="宋体"/>
-          <w:b w:val="0"/>
-          <w:sz w:val="24"/>
-        </w:rPr>
-        <w:t>国内研究现状：张丽等（2022）对 3 所高校 600 名大学生调查发现学习拖延发生率 65.4% [1]，但仅描述现象未提出干预方案。王强（2023）设计了"番茄工作法+同伴监督"干预机制，样本 40 人、周期 2 周，短期效果显著（拖延率降 18%）但未做长期跟踪 [2]。</w:t>
-      </w:r>
-    </w:p>
-    <w:p>
-      <w:pPr>
-        <w:spacing w:line="360" w:lineRule="auto" w:before="120" w:after="120"/>
-        <w:jc w:val="left"/>
-      </w:pPr>
-      <w:r>
-        <w:rPr>
-          <w:rFonts w:ascii="黑体" w:hAnsi="黑体" w:eastAsia="黑体"/>
-          <w:b/>
-          <w:sz w:val="30"/>
-        </w:rPr>
-        <w:t>（二）国外研究现状</w:t>
-      </w:r>
-    </w:p>
-    <w:p>
-      <w:pPr>
-        <w:spacing w:line="360" w:lineRule="auto" w:before="0" w:after="0"/>
-        <w:ind w:firstLine="480"/>
-        <w:jc w:val="left"/>
-      </w:pPr>
-      <w:r>
-        <w:rPr>
-          <w:rFonts w:ascii="宋体" w:hAnsi="宋体" w:eastAsia="宋体"/>
-          <w:b w:val="0"/>
-          <w:sz w:val="24"/>
-        </w:rPr>
-        <w:t>国外研究现状：Steel (2020) 综述了近 20 年拖延研究，提出"动机-时间感知-冲动性"三因素模型 [3]。Pychyl &amp; Sirois (2021) 验证了基于正念的干预对拖延行为的改善效果，6 周后拖延率降 24%，6 个月后保持 65% [4]。</w:t>
-      </w:r>
-    </w:p>
-    <w:p>
-      <w:pPr>
-        <w:spacing w:line="360" w:lineRule="auto" w:before="120" w:after="120"/>
-        <w:jc w:val="left"/>
-      </w:pPr>
-      <w:r>
-        <w:rPr>
-          <w:rFonts w:ascii="黑体" w:hAnsi="黑体" w:eastAsia="黑体"/>
-          <w:b/>
-          <w:sz w:val="30"/>
-        </w:rPr>
-        <w:t>（三）综合评述与本课题差异</w:t>
-      </w:r>
-    </w:p>
-    <w:p>
-      <w:pPr>
-        <w:spacing w:line="360" w:lineRule="auto" w:before="0" w:after="0"/>
-        <w:ind w:firstLine="480"/>
-        <w:jc w:val="left"/>
-      </w:pPr>
-      <w:r>
-        <w:rPr>
-          <w:rFonts w:ascii="宋体" w:hAnsi="宋体" w:eastAsia="宋体"/>
-          <w:b w:val="0"/>
-          <w:sz w:val="24"/>
-        </w:rPr>
-        <w:t>综合评述：已有研究存在两个共性问题：① 样本量普遍偏小（多数 &lt;100 人），外推性不足；② 干预周期短（&lt;2 周），缺乏长期效果评估。本课题的关键差异：（1）样本量 200+，覆盖本院 3 个年级；（2）周期 6 个月含 2 个月跟踪；（3）融合"正念+同伴监督+学业规划"三维干预，本土化适配。</w:t>
-      </w:r>
-    </w:p>
-    <w:p>
-      <w:pPr>
-        <w:spacing w:line="360" w:lineRule="auto" w:before="240" w:after="240"/>
-        <w:jc w:val="center"/>
-      </w:pPr>
-      <w:r>
-        <w:rPr>
-          <w:rFonts w:ascii="黑体" w:hAnsi="黑体" w:eastAsia="黑体"/>
-          <w:b/>
-          <w:sz w:val="32"/>
-        </w:rPr>
-        <w:t>六点五、国内外研究现状综述详尽版（v2.1 强化）</w:t>
-      </w:r>
-    </w:p>
-    <w:p>
-      <w:pPr>
-        <w:spacing w:line="360" w:lineRule="auto" w:before="120" w:after="120"/>
-        <w:jc w:val="left"/>
-      </w:pPr>
-      <w:r>
-        <w:rPr>
-          <w:rFonts w:ascii="黑体" w:hAnsi="黑体" w:eastAsia="黑体"/>
-          <w:b/>
-          <w:sz w:val="30"/>
-        </w:rPr>
-        <w:t>（一）研究意义</w:t>
-      </w:r>
-    </w:p>
-    <w:p>
-      <w:pPr>
-        <w:spacing w:line="360" w:lineRule="auto" w:before="0" w:after="0"/>
-        <w:ind w:firstLine="480"/>
-        <w:jc w:val="left"/>
-      </w:pPr>
-      <w:r>
-        <w:rPr>
-          <w:rFonts w:ascii="宋体" w:hAnsi="宋体" w:eastAsia="宋体"/>
-          <w:b w:val="0"/>
-          <w:sz w:val="24"/>
-        </w:rPr>
-        <w:t>学习拖延（academic procrastination）是大学生最常见的自我调节失效行为之一，影响学业表现、心理健康与职业发展 [1]。本课题聚焦本院学生学习拖延行为，从理论意义与实践意义两方面展开综述。</w:t>
-      </w:r>
-    </w:p>
-    <w:p>
-      <w:pPr>
-        <w:spacing w:line="360" w:lineRule="auto" w:before="0" w:after="0"/>
-        <w:ind w:firstLine="480"/>
-        <w:jc w:val="left"/>
-      </w:pPr>
-      <w:r>
-        <w:rPr>
-          <w:rFonts w:ascii="宋体" w:hAnsi="宋体" w:eastAsia="宋体"/>
-          <w:b w:val="0"/>
-          <w:sz w:val="24"/>
-        </w:rPr>
-        <w:t>理论意义：本课题验证拖延行为三因素模型（动机-时间感知-冲动性）[3] 在中国大学生群体中的适用性，丰富拖延行为的本土化理论。实践意义：本课题开发的三维干预方案（正念+同伴监督+学业规划）为高校学风建设提供可复用工具。</w:t>
-      </w:r>
-    </w:p>
-    <w:p>
-      <w:pPr>
-        <w:spacing w:line="360" w:lineRule="auto" w:before="120" w:after="120"/>
-        <w:jc w:val="left"/>
-      </w:pPr>
-      <w:r>
-        <w:rPr>
-          <w:rFonts w:ascii="黑体" w:hAnsi="黑体" w:eastAsia="黑体"/>
-          <w:b/>
-          <w:sz w:val="30"/>
-        </w:rPr>
-        <w:t>（二）国内研究现状</w:t>
-      </w:r>
-    </w:p>
-    <w:p>
-      <w:pPr>
-        <w:spacing w:line="360" w:lineRule="auto" w:before="0" w:after="0"/>
-        <w:ind w:firstLine="480"/>
-        <w:jc w:val="left"/>
-      </w:pPr>
-      <w:r>
-        <w:rPr>
-          <w:rFonts w:ascii="宋体" w:hAnsi="宋体" w:eastAsia="宋体"/>
-          <w:b w:val="0"/>
-          <w:sz w:val="24"/>
-        </w:rPr>
-        <w:t>张丽等（2022）对 3 所高校 600 名大学生调查发现学习拖延发生率 65.4% [1]，但仅描述现象未提出干预方案。</w:t>
-      </w:r>
-    </w:p>
-    <w:p>
-      <w:pPr>
-        <w:spacing w:line="360" w:lineRule="auto" w:before="0" w:after="0"/>
-        <w:ind w:firstLine="480"/>
-        <w:jc w:val="left"/>
-      </w:pPr>
-      <w:r>
-        <w:rPr>
-          <w:rFonts w:ascii="宋体" w:hAnsi="宋体" w:eastAsia="宋体"/>
-          <w:b w:val="0"/>
-          <w:sz w:val="24"/>
-        </w:rPr>
-        <w:t>王强（2023）设计了"番茄工作法+同伴监督"干预机制，样本 40 人、周期 2 周，短期效果显著（拖延率降 18%）但未做长期跟踪 [2]。</w:t>
-      </w:r>
-    </w:p>
-    <w:p>
-      <w:pPr>
-        <w:spacing w:line="360" w:lineRule="auto" w:before="0" w:after="0"/>
-        <w:ind w:firstLine="480"/>
-        <w:jc w:val="left"/>
-      </w:pPr>
-      <w:r>
-        <w:rPr>
-          <w:rFonts w:ascii="宋体" w:hAnsi="宋体" w:eastAsia="宋体"/>
-          <w:b w:val="0"/>
-          <w:sz w:val="24"/>
-        </w:rPr>
-        <w:t>陈伟（2023）综述了近 5 年国内干预研究，指出 75% 的研究周期短于 2 周 [5]。</w:t>
-      </w:r>
-    </w:p>
-    <w:p>
-      <w:pPr>
-        <w:spacing w:line="360" w:lineRule="auto" w:before="0" w:after="0"/>
-        <w:ind w:firstLine="480"/>
-        <w:jc w:val="left"/>
-      </w:pPr>
-      <w:r>
-        <w:rPr>
-          <w:rFonts w:ascii="宋体" w:hAnsi="宋体" w:eastAsia="宋体"/>
-          <w:b w:val="0"/>
-          <w:sz w:val="24"/>
-        </w:rPr>
-        <w:t>赵敏（2023）在学位论文中提出了"动机-时间-情绪"三维拖延模型，但缺乏实证验证 [7]。</w:t>
-      </w:r>
-    </w:p>
-    <w:p>
-      <w:pPr>
-        <w:spacing w:line="360" w:lineRule="auto" w:before="0" w:after="0"/>
-        <w:ind w:firstLine="480"/>
-        <w:jc w:val="left"/>
-      </w:pPr>
-      <w:r>
-        <w:rPr>
-          <w:rFonts w:ascii="宋体" w:hAnsi="宋体" w:eastAsia="宋体"/>
-          <w:b w:val="0"/>
-          <w:sz w:val="24"/>
-        </w:rPr>
-        <w:t>刘洋等（2024）采用正念干预大学生拖延行为，4 周后拖延率降 21%，但未设对照组 [6]。</w:t>
-      </w:r>
-    </w:p>
-    <w:p>
-      <w:pPr>
-        <w:spacing w:line="360" w:lineRule="auto" w:before="120" w:after="120"/>
-        <w:jc w:val="left"/>
-      </w:pPr>
-      <w:r>
-        <w:rPr>
-          <w:rFonts w:ascii="黑体" w:hAnsi="黑体" w:eastAsia="黑体"/>
-          <w:b/>
-          <w:sz w:val="30"/>
-        </w:rPr>
-        <w:t>（三）国外研究现状</w:t>
-      </w:r>
-    </w:p>
-    <w:p>
-      <w:pPr>
-        <w:spacing w:line="360" w:lineRule="auto" w:before="0" w:after="0"/>
-        <w:ind w:firstLine="480"/>
-        <w:jc w:val="left"/>
-      </w:pPr>
-      <w:r>
-        <w:rPr>
-          <w:rFonts w:ascii="宋体" w:hAnsi="宋体" w:eastAsia="宋体"/>
-          <w:b w:val="0"/>
-          <w:sz w:val="24"/>
-        </w:rPr>
-        <w:t>Steel (2020) 综述了近 20 年拖延研究，提出"动机-时间感知-冲动性"三因素模型 [3]。</w:t>
-      </w:r>
-    </w:p>
-    <w:p>
-      <w:pPr>
-        <w:spacing w:line="360" w:lineRule="auto" w:before="0" w:after="0"/>
-        <w:ind w:firstLine="480"/>
-        <w:jc w:val="left"/>
-      </w:pPr>
-      <w:r>
-        <w:rPr>
-          <w:rFonts w:ascii="宋体" w:hAnsi="宋体" w:eastAsia="宋体"/>
-          <w:b w:val="0"/>
-          <w:sz w:val="24"/>
-        </w:rPr>
-        <w:t>Pychyl &amp; Sirois (2021) 验证了基于正念的干预对拖延行为的改善效果，6 周后拖延率降 24%，6 个月后保持 65% [4]。</w:t>
-      </w:r>
-    </w:p>
-    <w:p>
-      <w:pPr>
-        <w:spacing w:line="360" w:lineRule="auto" w:before="0" w:after="0"/>
-        <w:ind w:firstLine="480"/>
-        <w:jc w:val="left"/>
-      </w:pPr>
-      <w:r>
-        <w:rPr>
-          <w:rFonts w:ascii="宋体" w:hAnsi="宋体" w:eastAsia="宋体"/>
-          <w:b w:val="0"/>
-          <w:sz w:val="24"/>
-        </w:rPr>
-        <w:t>Geng et al. (2022) 在 Computers &amp; Education 发表的研究表明，基于移动应用的同伴监督干预对拖延行为有显著效果（效应量 d=0.42）[8]。</w:t>
-      </w:r>
-    </w:p>
-    <w:p>
-      <w:pPr>
-        <w:spacing w:line="360" w:lineRule="auto" w:before="120" w:after="120"/>
-        <w:jc w:val="left"/>
-      </w:pPr>
-      <w:r>
-        <w:rPr>
-          <w:rFonts w:ascii="黑体" w:hAnsi="黑体" w:eastAsia="黑体"/>
-          <w:b/>
-          <w:sz w:val="30"/>
-        </w:rPr>
-        <w:t>（四）对现有研究的总结与分析</w:t>
-      </w:r>
-    </w:p>
-    <w:p>
-      <w:pPr>
-        <w:spacing w:line="360" w:lineRule="auto" w:before="0" w:after="0"/>
-        <w:ind w:firstLine="480"/>
-        <w:jc w:val="left"/>
-      </w:pPr>
-      <w:r>
-        <w:rPr>
-          <w:rFonts w:ascii="宋体" w:hAnsi="宋体" w:eastAsia="宋体"/>
-          <w:b w:val="0"/>
-          <w:sz w:val="24"/>
-        </w:rPr>
-        <w:t>已有研究存在三个共性问题：① 样本量普遍偏小（国内 75% &lt;100 人），外推性不足；② 干预周期短（&lt;2 周），缺乏长期效果评估；③ 缺乏针对本院学生特点（如年级差异、专业压力）的本土化设计。本课题的关键差异：（1）样本量 200+，覆盖本院 3 个年级；（2）周期 6 个月含 2 个月跟踪；（3）融合"正念+同伴监督+学业规划"三维干预，本土化适配。</w:t>
-      </w:r>
-    </w:p>
-    <w:p>
-      <w:pPr>
-        <w:spacing w:line="360" w:lineRule="auto" w:before="240" w:after="240"/>
-        <w:jc w:val="center"/>
-      </w:pPr>
-      <w:r>
-        <w:rPr>
-          <w:rFonts w:ascii="黑体" w:hAnsi="黑体" w:eastAsia="黑体"/>
-          <w:b/>
-          <w:sz w:val="32"/>
-        </w:rPr>
-        <w:t>七、研究目标、研究内容、拟解决的关键问题</w:t>
-      </w:r>
-    </w:p>
-    <w:p>
-      <w:pPr>
-        <w:spacing w:line="360" w:lineRule="auto" w:before="120" w:after="120"/>
-        <w:jc w:val="left"/>
-      </w:pPr>
-      <w:r>
-        <w:rPr>
-          <w:rFonts w:ascii="黑体" w:hAnsi="黑体" w:eastAsia="黑体"/>
-          <w:b/>
-          <w:sz w:val="30"/>
-        </w:rPr>
-        <w:t>（一）研究目标</w:t>
-      </w:r>
-    </w:p>
-    <w:p>
-      <w:pPr>
-        <w:spacing w:line="360" w:lineRule="auto" w:before="0" w:after="0"/>
-        <w:ind w:firstLine="480"/>
-        <w:jc w:val="left"/>
-      </w:pPr>
-      <w:r>
-        <w:rPr>
-          <w:rFonts w:ascii="宋体" w:hAnsi="宋体" w:eastAsia="宋体"/>
-          <w:b w:val="0"/>
-          <w:sz w:val="24"/>
-        </w:rPr>
-        <w:t>总目标：开发能将本院学生学习拖延发生率降低 ≥20 个百分点、2 个月后效果保持率 ≥60% 的本土化干预方案。阶段目标 1：完成方案设计（2025.05 前）；阶段目标 2：完成 4 周试点实施（2025.07 前）；阶段目标 3：完成 2 个月跟踪评估（2025.09 前）。</w:t>
-      </w:r>
-    </w:p>
-    <w:p>
-      <w:pPr>
-        <w:spacing w:line="360" w:lineRule="auto" w:before="120" w:after="120"/>
-        <w:jc w:val="left"/>
-      </w:pPr>
-      <w:r>
-        <w:rPr>
-          <w:rFonts w:ascii="黑体" w:hAnsi="黑体" w:eastAsia="黑体"/>
-          <w:b/>
-          <w:sz w:val="30"/>
-        </w:rPr>
-        <w:t>（二）研究内容</w:t>
-      </w:r>
-    </w:p>
-    <w:p>
-      <w:pPr>
-        <w:spacing w:line="360" w:lineRule="auto" w:before="0" w:after="0"/>
-        <w:ind w:firstLine="480"/>
-        <w:jc w:val="left"/>
-      </w:pPr>
-      <w:r>
-        <w:rPr>
-          <w:rFonts w:ascii="宋体" w:hAnsi="宋体" w:eastAsia="宋体"/>
-          <w:b w:val="0"/>
-          <w:sz w:val="24"/>
-        </w:rPr>
-        <w:t>1. 干预方案设计：基于拖延行为三因素模型设计"正念+同伴监督+学业规划"三维方案，含 8 项具体干预动作，产出方案文档 1 份。</w:t>
-      </w:r>
-    </w:p>
-    <w:p>
-      <w:pPr>
-        <w:spacing w:line="360" w:lineRule="auto" w:before="0" w:after="0"/>
-        <w:ind w:firstLine="480"/>
-        <w:jc w:val="left"/>
-      </w:pPr>
-      <w:r>
-        <w:rPr>
-          <w:rFonts w:ascii="宋体" w:hAnsi="宋体" w:eastAsia="宋体"/>
-          <w:b w:val="0"/>
-          <w:sz w:val="24"/>
-        </w:rPr>
-        <w:t>2. 试点实施：在本院 3 个年级 6 个班共 200 名学生中开展 4 周试点，含干预组与对照组，产出实施记录与原始数据。</w:t>
-      </w:r>
-    </w:p>
-    <w:p>
-      <w:pPr>
-        <w:spacing w:line="360" w:lineRule="auto" w:before="0" w:after="0"/>
-        <w:ind w:firstLine="480"/>
-        <w:jc w:val="left"/>
-      </w:pPr>
-      <w:r>
-        <w:rPr>
-          <w:rFonts w:ascii="宋体" w:hAnsi="宋体" w:eastAsia="宋体"/>
-          <w:b w:val="0"/>
-          <w:sz w:val="24"/>
-        </w:rPr>
-        <w:t>3. 效果评估：采用前后测+跟踪测设计，分析干预对学习拖延发生率、学业成绩、自我效能感的影响，产出评估报告 1 份。</w:t>
-      </w:r>
-    </w:p>
-    <w:p>
-      <w:pPr>
-        <w:spacing w:line="360" w:lineRule="auto" w:before="120" w:after="120"/>
-        <w:jc w:val="left"/>
-      </w:pPr>
-      <w:r>
-        <w:rPr>
-          <w:rFonts w:ascii="黑体" w:hAnsi="黑体" w:eastAsia="黑体"/>
-          <w:b/>
-          <w:sz w:val="30"/>
-        </w:rPr>
-        <w:t>（三）拟解决的关键问题</w:t>
-      </w:r>
-    </w:p>
-    <w:p>
-      <w:pPr>
-        <w:spacing w:line="360" w:lineRule="auto" w:before="0" w:after="0"/>
-        <w:ind w:firstLine="480"/>
-        <w:jc w:val="left"/>
-      </w:pPr>
-      <w:r>
-        <w:rPr>
-          <w:rFonts w:ascii="宋体" w:hAnsi="宋体" w:eastAsia="宋体"/>
-          <w:b w:val="0"/>
-          <w:sz w:val="24"/>
-        </w:rPr>
-        <w:t>1. 三维干预中各维度的协同机制设计（避免维度间相互抵消）</w:t>
-      </w:r>
-    </w:p>
-    <w:p>
-      <w:pPr>
-        <w:spacing w:line="360" w:lineRule="auto" w:before="0" w:after="0"/>
-        <w:ind w:firstLine="480"/>
-        <w:jc w:val="left"/>
-      </w:pPr>
-      <w:r>
-        <w:rPr>
-          <w:rFonts w:ascii="宋体" w:hAnsi="宋体" w:eastAsia="宋体"/>
-          <w:b w:val="0"/>
-          <w:sz w:val="24"/>
-        </w:rPr>
-        <w:t>2. 准实验设计中混杂变量（学生自控力、年级差异）的控制</w:t>
-      </w:r>
-    </w:p>
-    <w:p>
-      <w:pPr>
-        <w:spacing w:line="360" w:lineRule="auto" w:before="240" w:after="240"/>
-        <w:jc w:val="center"/>
-      </w:pPr>
-      <w:r>
-        <w:rPr>
-          <w:rFonts w:ascii="黑体" w:hAnsi="黑体" w:eastAsia="黑体"/>
-          <w:b/>
-          <w:sz w:val="32"/>
-        </w:rPr>
-        <w:t>七点五、科学挑战（v2.1 强化）</w:t>
-      </w:r>
-    </w:p>
-    <w:p>
-      <w:pPr>
-        <w:spacing w:line="360" w:lineRule="auto" w:before="120" w:after="120"/>
-        <w:jc w:val="left"/>
-      </w:pPr>
-      <w:r>
-        <w:rPr>
-          <w:rFonts w:ascii="黑体" w:hAnsi="黑体" w:eastAsia="黑体"/>
-          <w:b/>
-          <w:sz w:val="30"/>
-        </w:rPr>
-        <w:t>科学挑战一：三维干预中各维度的协同机制设计</w:t>
-      </w:r>
-    </w:p>
-    <w:p>
-      <w:pPr>
-        <w:spacing w:line="360" w:lineRule="auto" w:before="0" w:after="0"/>
-        <w:ind w:firstLine="480"/>
-        <w:jc w:val="left"/>
-      </w:pPr>
-      <w:r>
-        <w:rPr>
-          <w:rFonts w:ascii="宋体" w:hAnsi="宋体" w:eastAsia="宋体"/>
-          <w:b w:val="0"/>
-          <w:sz w:val="24"/>
-        </w:rPr>
-        <w:t>本课题融合"正念+同伴监督+学业规划"三维干预，三维之间存在潜在的协同或抵消效应。如何设计各维度的干预顺序、剂量与衔接，避免维度间相互抵消，是本课题的关键科学挑战。 [3,4]</w:t>
-      </w:r>
-    </w:p>
-    <w:p>
-      <w:pPr>
-        <w:spacing w:line="360" w:lineRule="auto" w:before="0" w:after="0"/>
-        <w:ind w:firstLine="480"/>
-        <w:jc w:val="left"/>
-      </w:pPr>
-      <w:r>
-        <w:rPr>
-          <w:rFonts w:ascii="宋体" w:hAnsi="宋体" w:eastAsia="宋体"/>
-          <w:b w:val="0"/>
-          <w:sz w:val="24"/>
-        </w:rPr>
-        <w:t>● 子挑战 1：子挑战 1：维度间剂量配比的优化。已有研究表明正念干预需 ≥6 周方显效，而同伴监督短期即有效（&lt;2 周）。如何根据本院学生学期节奏（16 周教学周期）合理配比三维干预的剂量与频次，避免学生在前期因多维度同时介入产生疲劳，是本子挑战的核心问题。</w:t>
-      </w:r>
-    </w:p>
-    <w:p>
-      <w:pPr>
-        <w:spacing w:line="360" w:lineRule="auto" w:before="240" w:after="240"/>
-        <w:jc w:val="center"/>
-      </w:pPr>
-      <w:r>
-        <w:rPr>
-          <w:rFonts w:ascii="黑体" w:hAnsi="黑体" w:eastAsia="黑体"/>
-          <w:b/>
-          <w:sz w:val="32"/>
-        </w:rPr>
-        <w:t>八、研究方案及技术路线</w:t>
-      </w:r>
-    </w:p>
-    <w:p>
-      <w:pPr>
-        <w:spacing w:line="360" w:lineRule="auto" w:before="120" w:after="120"/>
-        <w:jc w:val="left"/>
-      </w:pPr>
-      <w:r>
-        <w:rPr>
-          <w:rFonts w:ascii="黑体" w:hAnsi="黑体" w:eastAsia="黑体"/>
-          <w:b/>
-          <w:sz w:val="30"/>
-        </w:rPr>
-        <w:t>（一）总体技术路线</w:t>
-      </w:r>
-    </w:p>
-    <w:p>
-      <w:pPr>
-        <w:spacing w:line="360" w:lineRule="auto" w:before="0" w:after="0"/>
-        <w:ind w:firstLine="480"/>
-        <w:jc w:val="left"/>
-      </w:pPr>
-      <w:r>
-        <w:rPr>
-          <w:rFonts w:ascii="宋体" w:hAnsi="宋体" w:eastAsia="宋体"/>
-          <w:b w:val="0"/>
-          <w:sz w:val="24"/>
-        </w:rPr>
-        <w:t>总体技术路线分 4 阶段（见图 1）：① 准备阶段（2025.04），完成文献综述与方案设计，产出综述与方案；② 试点实施（2025.05-07），在本院 3 年级 6 班 200 人中开展 4 周干预，产出实施记录与原始数据；③ 数据分析（2025.08-09），SPSS 27 进行统计分析，产出分析报告；④ 跟踪研究（2025.09），2 个月后跟踪测，产出跟踪报告。</w:t>
-      </w:r>
-    </w:p>
-    <w:p>
-      <w:pPr>
-        <w:spacing w:line="360" w:lineRule="auto" w:before="120" w:after="120"/>
-        <w:jc w:val="left"/>
-      </w:pPr>
-      <w:r>
-        <w:rPr>
-          <w:rFonts w:ascii="黑体" w:hAnsi="黑体" w:eastAsia="黑体"/>
-          <w:b/>
-          <w:sz w:val="30"/>
-        </w:rPr>
-        <w:t>（二）研究方法</w:t>
-      </w:r>
-    </w:p>
-    <w:p>
-      <w:pPr>
-        <w:spacing w:line="360" w:lineRule="auto" w:before="0" w:after="0"/>
-        <w:ind w:firstLine="480"/>
-        <w:jc w:val="left"/>
-      </w:pPr>
-      <w:r>
-        <w:rPr>
-          <w:rFonts w:ascii="宋体" w:hAnsi="宋体" w:eastAsia="宋体"/>
-          <w:b w:val="0"/>
-          <w:sz w:val="24"/>
-        </w:rPr>
-        <w:t>1. 文献研究法：系统梳理国内外 30+ 篇相关文献，建立理论框架。</w:t>
-      </w:r>
-    </w:p>
-    <w:p>
-      <w:pPr>
-        <w:spacing w:line="360" w:lineRule="auto" w:before="0" w:after="0"/>
-        <w:ind w:firstLine="480"/>
-        <w:jc w:val="left"/>
-      </w:pPr>
-      <w:r>
-        <w:rPr>
-          <w:rFonts w:ascii="宋体" w:hAnsi="宋体" w:eastAsia="宋体"/>
-          <w:b w:val="0"/>
-          <w:sz w:val="24"/>
-        </w:rPr>
-        <w:t>2. 准实验法：采用"干预组-对照组"前后测设计，控制混杂变量。</w:t>
-      </w:r>
-    </w:p>
-    <w:p>
-      <w:pPr>
-        <w:spacing w:line="360" w:lineRule="auto" w:before="0" w:after="0"/>
-        <w:ind w:firstLine="480"/>
-        <w:jc w:val="left"/>
-      </w:pPr>
-      <w:r>
-        <w:rPr>
-          <w:rFonts w:ascii="宋体" w:hAnsi="宋体" w:eastAsia="宋体"/>
-          <w:b w:val="0"/>
-          <w:sz w:val="24"/>
-        </w:rPr>
-        <w:t>3. 问卷调查法：采用 Tuckman 拖延量表（含 16 题项），Cronbach α ≥ 0.80。</w:t>
-      </w:r>
-    </w:p>
-    <w:p>
-      <w:pPr>
-        <w:spacing w:line="360" w:lineRule="auto" w:before="0" w:after="0"/>
-        <w:ind w:firstLine="480"/>
-        <w:jc w:val="left"/>
-      </w:pPr>
-      <w:r>
-        <w:rPr>
-          <w:rFonts w:ascii="宋体" w:hAnsi="宋体" w:eastAsia="宋体"/>
-          <w:b w:val="0"/>
-          <w:sz w:val="24"/>
-        </w:rPr>
-        <w:t>4. 深度访谈法：干预后对 15 名学生进行半结构化访谈。</w:t>
-      </w:r>
-    </w:p>
-    <w:p>
-      <w:pPr>
-        <w:spacing w:line="360" w:lineRule="auto" w:before="120" w:after="120"/>
-        <w:jc w:val="left"/>
-      </w:pPr>
-      <w:r>
-        <w:rPr>
-          <w:rFonts w:ascii="黑体" w:hAnsi="黑体" w:eastAsia="黑体"/>
-          <w:b/>
-          <w:sz w:val="30"/>
-        </w:rPr>
-        <w:t>（三）数据来源与实验条件</w:t>
-      </w:r>
-    </w:p>
-    <w:p>
-      <w:pPr>
-        <w:spacing w:line="360" w:lineRule="auto" w:before="0" w:after="0"/>
-        <w:ind w:firstLine="480"/>
-        <w:jc w:val="left"/>
-      </w:pPr>
-      <w:r>
-        <w:rPr>
-          <w:rFonts w:ascii="宋体" w:hAnsi="宋体" w:eastAsia="宋体"/>
-          <w:b w:val="0"/>
-          <w:sz w:val="24"/>
-        </w:rPr>
-        <w:t>数据来源：本院应用心理学专业 3 个年级 6 个班共 200 名学生（干预组 100 + 对照组 100）。实验设备：教育科学学院心理实验室生理多导仪 BioTrace Pro、行为观察记录系统 Noldus Observer XT 14。软件工具：SPSS 27、Amos 24、NVivo 14。</w:t>
-      </w:r>
-    </w:p>
-    <w:p>
-      <w:pPr>
-        <w:spacing w:line="360" w:lineRule="auto" w:before="240" w:after="240"/>
-        <w:jc w:val="center"/>
-      </w:pPr>
-      <w:r>
-        <w:rPr>
-          <w:rFonts w:ascii="黑体" w:hAnsi="黑体" w:eastAsia="黑体"/>
-          <w:b/>
-          <w:sz w:val="32"/>
-        </w:rPr>
-        <w:t>八点五、方法对比表（v2.1 强化）</w:t>
-      </w:r>
-    </w:p>
-    <w:p>
-      <w:pPr>
-        <w:spacing w:line="360" w:lineRule="auto" w:before="120" w:after="60"/>
-        <w:jc w:val="center"/>
-      </w:pPr>
-      <w:r>
-        <w:rPr>
-          <w:rFonts w:ascii="黑体" w:hAnsi="黑体" w:eastAsia="黑体"/>
-          <w:b w:val="0"/>
-          <w:sz w:val="21"/>
-        </w:rPr>
-        <w:t>表 1 候选方法对比表</w:t>
-      </w:r>
-    </w:p>
-    <w:tbl>
-      <w:tblPr>
-        <w:tblStyle w:val="TableGrid"/>
-        <w:tblW w:type="auto" w:w="0"/>
-        <w:jc w:val="center"/>
-        <w:tblLook w:firstColumn="1" w:firstRow="1" w:lastColumn="0" w:lastRow="0" w:noHBand="0" w:noVBand="1" w:val="04A0"/>
-      </w:tblPr>
-      <w:tblGrid>
-        <w:gridCol w:w="3024"/>
-        <w:gridCol w:w="3024"/>
-        <w:gridCol w:w="3024"/>
-      </w:tblGrid>
-      <w:tr>
-        <w:tc>
-          <w:tcPr>
-            <w:tcW w:type="dxa" w:w="3024"/>
-            <w:vAlign w:val="center"/>
-          </w:tcPr>
-          <w:p>
-            <w:pPr>
-              <w:spacing w:line="300" w:lineRule="auto"/>
-              <w:ind w:firstLine="0"/>
-              <w:jc w:val="center"/>
-            </w:pPr>
-            <w:r/>
-            <w:r>
-              <w:rPr>
-                <w:rFonts w:ascii="宋体" w:hAnsi="宋体" w:eastAsia="宋体"/>
-                <w:b/>
-                <w:sz w:val="21"/>
-              </w:rPr>
-              <w:t>维度</w:t>
-            </w:r>
-          </w:p>
-        </w:tc>
-        <w:tc>
-          <w:tcPr>
-            <w:tcW w:type="dxa" w:w="3024"/>
-            <w:vAlign w:val="center"/>
-          </w:tcPr>
-          <w:p>
-            <w:pPr>
-              <w:spacing w:line="300" w:lineRule="auto"/>
-              <w:ind w:firstLine="0"/>
-              <w:jc w:val="center"/>
-            </w:pPr>
-            <w:r/>
-            <w:r>
-              <w:rPr>
-                <w:rFonts w:ascii="宋体" w:hAnsi="宋体" w:eastAsia="宋体"/>
-                <w:b/>
-                <w:sz w:val="21"/>
-              </w:rPr>
-              <w:t>单一正念干预</w:t>
-            </w:r>
-          </w:p>
-        </w:tc>
-        <w:tc>
-          <w:tcPr>
-            <w:tcW w:type="dxa" w:w="3024"/>
-            <w:vAlign w:val="center"/>
-          </w:tcPr>
-          <w:p>
-            <w:pPr>
-              <w:spacing w:line="300" w:lineRule="auto"/>
-              <w:ind w:firstLine="0"/>
-              <w:jc w:val="center"/>
-            </w:pPr>
-            <w:r/>
-            <w:r>
-              <w:rPr>
-                <w:rFonts w:ascii="宋体" w:hAnsi="宋体" w:eastAsia="宋体"/>
-                <w:b/>
-                <w:sz w:val="21"/>
-              </w:rPr>
-              <w:t>三维融合干预（本课题）</w:t>
-            </w:r>
-          </w:p>
-        </w:tc>
-      </w:tr>
-      <w:tr>
-        <w:tc>
-          <w:tcPr>
-            <w:tcW w:type="dxa" w:w="3024"/>
-            <w:vAlign w:val="center"/>
-          </w:tcPr>
-          <w:p>
-            <w:pPr>
-              <w:spacing w:line="300" w:lineRule="auto"/>
-              <w:ind w:firstLine="0"/>
-              <w:jc w:val="center"/>
-            </w:pPr>
-            <w:r/>
-            <w:r>
-              <w:rPr>
-                <w:rFonts w:ascii="宋体" w:hAnsi="宋体" w:eastAsia="宋体"/>
-                <w:b w:val="0"/>
-                <w:sz w:val="21"/>
-              </w:rPr>
-              <w:t>技术特点</w:t>
-            </w:r>
-          </w:p>
-        </w:tc>
-        <w:tc>
-          <w:tcPr>
-            <w:tcW w:type="dxa" w:w="3024"/>
-            <w:vAlign w:val="center"/>
-          </w:tcPr>
-          <w:p>
-            <w:pPr>
-              <w:spacing w:line="300" w:lineRule="auto"/>
-              <w:ind w:firstLine="0"/>
-              <w:jc w:val="center"/>
-            </w:pPr>
-            <w:r/>
-            <w:r>
-              <w:rPr>
-                <w:rFonts w:ascii="宋体" w:hAnsi="宋体" w:eastAsia="宋体"/>
-                <w:b w:val="0"/>
-                <w:sz w:val="21"/>
-              </w:rPr>
-              <w:t>仅采用正念冥想训练（每周 2 次 × 30 分钟）</w:t>
-            </w:r>
-          </w:p>
-        </w:tc>
-        <w:tc>
-          <w:tcPr>
-            <w:tcW w:type="dxa" w:w="3024"/>
-            <w:vAlign w:val="center"/>
-          </w:tcPr>
-          <w:p>
-            <w:pPr>
-              <w:spacing w:line="300" w:lineRule="auto"/>
-              <w:ind w:firstLine="0"/>
-              <w:jc w:val="center"/>
-            </w:pPr>
-            <w:r/>
-            <w:r>
-              <w:rPr>
-                <w:rFonts w:ascii="宋体" w:hAnsi="宋体" w:eastAsia="宋体"/>
-                <w:b w:val="0"/>
-                <w:sz w:val="21"/>
-              </w:rPr>
-              <w:t>正念+同伴监督+学业规划三维并行（每周 2+1+1 次）</w:t>
-            </w:r>
-          </w:p>
-        </w:tc>
-      </w:tr>
-      <w:tr>
-        <w:tc>
-          <w:tcPr>
-            <w:tcW w:type="dxa" w:w="3024"/>
-            <w:vAlign w:val="center"/>
-          </w:tcPr>
-          <w:p>
-            <w:pPr>
-              <w:spacing w:line="300" w:lineRule="auto"/>
-              <w:ind w:firstLine="0"/>
-              <w:jc w:val="center"/>
-            </w:pPr>
-            <w:r/>
-            <w:r>
-              <w:rPr>
-                <w:rFonts w:ascii="宋体" w:hAnsi="宋体" w:eastAsia="宋体"/>
-                <w:b w:val="0"/>
-                <w:sz w:val="21"/>
-              </w:rPr>
-              <w:t>优势</w:t>
-            </w:r>
-          </w:p>
-        </w:tc>
-        <w:tc>
-          <w:tcPr>
-            <w:tcW w:type="dxa" w:w="3024"/>
-            <w:vAlign w:val="center"/>
-          </w:tcPr>
-          <w:p>
-            <w:pPr>
-              <w:spacing w:line="300" w:lineRule="auto"/>
-              <w:ind w:firstLine="0"/>
-              <w:jc w:val="center"/>
-            </w:pPr>
-            <w:r/>
-            <w:r>
-              <w:rPr>
-                <w:rFonts w:ascii="宋体" w:hAnsi="宋体" w:eastAsia="宋体"/>
-                <w:b w:val="0"/>
-                <w:sz w:val="21"/>
-              </w:rPr>
-              <w:t>实施简单、成本低、文献基础扎实 [4]</w:t>
-            </w:r>
-          </w:p>
-        </w:tc>
-        <w:tc>
-          <w:tcPr>
-            <w:tcW w:type="dxa" w:w="3024"/>
-            <w:vAlign w:val="center"/>
-          </w:tcPr>
-          <w:p>
-            <w:pPr>
-              <w:spacing w:line="300" w:lineRule="auto"/>
-              <w:ind w:firstLine="0"/>
-              <w:jc w:val="center"/>
-            </w:pPr>
-            <w:r/>
-            <w:r>
-              <w:rPr>
-                <w:rFonts w:ascii="宋体" w:hAnsi="宋体" w:eastAsia="宋体"/>
-                <w:b w:val="0"/>
-                <w:sz w:val="21"/>
-              </w:rPr>
-              <w:t>多维协同、覆盖拖延行为多因素 [3]、效果更全面</w:t>
-            </w:r>
-          </w:p>
-        </w:tc>
-      </w:tr>
-      <w:tr>
-        <w:tc>
-          <w:tcPr>
-            <w:tcW w:type="dxa" w:w="3024"/>
-            <w:vAlign w:val="center"/>
-          </w:tcPr>
-          <w:p>
-            <w:pPr>
-              <w:spacing w:line="300" w:lineRule="auto"/>
-              <w:ind w:firstLine="0"/>
-              <w:jc w:val="center"/>
-            </w:pPr>
-            <w:r/>
-            <w:r>
-              <w:rPr>
-                <w:rFonts w:ascii="宋体" w:hAnsi="宋体" w:eastAsia="宋体"/>
-                <w:b w:val="0"/>
-                <w:sz w:val="21"/>
-              </w:rPr>
-              <w:t>劣势</w:t>
-            </w:r>
-          </w:p>
-        </w:tc>
-        <w:tc>
-          <w:tcPr>
-            <w:tcW w:type="dxa" w:w="3024"/>
-            <w:vAlign w:val="center"/>
-          </w:tcPr>
-          <w:p>
-            <w:pPr>
-              <w:spacing w:line="300" w:lineRule="auto"/>
-              <w:ind w:firstLine="0"/>
-              <w:jc w:val="center"/>
-            </w:pPr>
-            <w:r/>
-            <w:r>
-              <w:rPr>
-                <w:rFonts w:ascii="宋体" w:hAnsi="宋体" w:eastAsia="宋体"/>
-                <w:b w:val="0"/>
-                <w:sz w:val="21"/>
-              </w:rPr>
-              <w:t>见效慢（≥6 周）、单一维度效果有限（降 12~15%）</w:t>
-            </w:r>
-          </w:p>
-        </w:tc>
-        <w:tc>
-          <w:tcPr>
-            <w:tcW w:type="dxa" w:w="3024"/>
-            <w:vAlign w:val="center"/>
-          </w:tcPr>
-          <w:p>
-            <w:pPr>
-              <w:spacing w:line="300" w:lineRule="auto"/>
-              <w:ind w:firstLine="0"/>
-              <w:jc w:val="center"/>
-            </w:pPr>
-            <w:r/>
-            <w:r>
-              <w:rPr>
-                <w:rFonts w:ascii="宋体" w:hAnsi="宋体" w:eastAsia="宋体"/>
-                <w:b w:val="0"/>
-                <w:sz w:val="21"/>
-              </w:rPr>
-              <w:t>实施复杂、需多维度协调、对组织者要求高</w:t>
-            </w:r>
-          </w:p>
-        </w:tc>
-      </w:tr>
-    </w:tbl>
-    <w:p/>
-    <w:p>
-      <w:pPr>
-        <w:spacing w:line="360" w:lineRule="auto" w:before="120" w:after="120"/>
-        <w:jc w:val="left"/>
-      </w:pPr>
-      <w:r>
-        <w:rPr>
-          <w:rFonts w:ascii="黑体" w:hAnsi="黑体" w:eastAsia="黑体"/>
-          <w:b/>
-          <w:sz w:val="30"/>
-        </w:rPr>
-        <w:t>（选型结论）</w:t>
-      </w:r>
-    </w:p>
-    <w:p>
-      <w:pPr>
-        <w:spacing w:line="360" w:lineRule="auto" w:before="0" w:after="0"/>
-        <w:ind w:firstLine="480"/>
-        <w:jc w:val="left"/>
-      </w:pPr>
-      <w:r>
-        <w:rPr>
-          <w:rFonts w:ascii="宋体" w:hAnsi="宋体" w:eastAsia="宋体"/>
-          <w:b w:val="0"/>
-          <w:sz w:val="24"/>
-        </w:rPr>
-        <w:t>基于上表，单一正念干预实施简单但效果有限，三维融合干预虽实施复杂但覆盖拖延行为的多因素模型。结合本课题"6 个月周期+200 人样本+指导教师行为干预方向"的实际条件，本课题选用三维融合干预，并通过"分阶段剂量递增"策略降低实施复杂度。</w:t>
-      </w:r>
-    </w:p>
-    <w:p>
-      <w:pPr>
-        <w:spacing w:line="360" w:lineRule="auto" w:before="240" w:after="240"/>
-        <w:jc w:val="center"/>
-      </w:pPr>
-      <w:r>
-        <w:rPr>
-          <w:rFonts w:ascii="黑体" w:hAnsi="黑体" w:eastAsia="黑体"/>
-          <w:b/>
-          <w:sz w:val="32"/>
-        </w:rPr>
-        <w:t>八点六、核心方法数学公式（v2.1 强化）</w:t>
-      </w:r>
-    </w:p>
-    <w:p>
-      <w:pPr>
-        <w:spacing w:line="360" w:lineRule="auto" w:before="120" w:after="120"/>
-        <w:ind w:firstLine="0"/>
-        <w:jc w:val="center"/>
-      </w:pPr>
-      <w:r>
-        <w:rPr>
-          <w:rFonts w:ascii="Times New Roman" w:hAnsi="Times New Roman" w:eastAsia="Times New Roman"/>
-          <w:b w:val="0"/>
-          <w:sz w:val="24"/>
-        </w:rPr>
-        <w:t>d = (μ₁ - μ₂) / s_p        (1)</w:t>
-      </w:r>
-    </w:p>
-    <w:p>
-      <w:pPr>
-        <w:spacing w:line="360" w:lineRule="auto" w:before="0" w:after="0"/>
-        <w:ind w:firstLine="480"/>
-        <w:jc w:val="left"/>
-      </w:pPr>
-      <w:r>
-        <w:rPr>
-          <w:rFonts w:ascii="宋体" w:hAnsi="宋体" w:eastAsia="宋体"/>
-          <w:b w:val="0"/>
-          <w:sz w:val="24"/>
-        </w:rPr>
-        <w:t>其中 d 为Cohen's d 效应量，μ₁ 为干预组后测均值，μ₂ 为对照组后测均值，s_p 为合并标准差，s_p = √((s₁² + s₂²) / 2)，s₁ 和 s₂ 分别为干预组与对照组的标准差。</w:t>
-      </w:r>
-    </w:p>
-    <w:p>
-      <w:pPr>
-        <w:spacing w:line="360" w:lineRule="auto" w:before="240" w:after="240"/>
-        <w:jc w:val="center"/>
-      </w:pPr>
-      <w:r>
-        <w:rPr>
-          <w:rFonts w:ascii="黑体" w:hAnsi="黑体" w:eastAsia="黑体"/>
-          <w:b/>
-          <w:sz w:val="32"/>
-        </w:rPr>
-        <w:t>八点七、技术路线图（v2.1 强化）</w:t>
-      </w:r>
-    </w:p>
-    <w:p>
-      <w:pPr>
-        <w:spacing w:line="360" w:lineRule="auto" w:before="0" w:after="0"/>
-        <w:jc w:val="left"/>
-      </w:pPr>
-      <w:r>
-        <w:rPr>
-          <w:rFonts w:ascii="宋体" w:hAnsi="宋体" w:eastAsia="宋体"/>
-          <w:b w:val="0"/>
-          <w:sz w:val="24"/>
-        </w:rPr>
-        <w:t>（如无图片，请提供 image_path 或附文字版流程图如下：）</w:t>
-      </w:r>
-    </w:p>
-    <w:p>
-      <w:pPr>
-        <w:spacing w:line="360" w:lineRule="auto" w:before="0" w:after="0"/>
-        <w:jc w:val="center"/>
-      </w:pPr>
-      <w:r>
-        <w:rPr>
-          <w:rFonts w:ascii="Times New Roman" w:hAnsi="Times New Roman" w:eastAsia="Times New Roman"/>
-          <w:b w:val="0"/>
-          <w:sz w:val="21"/>
-        </w:rPr>
-        <w:t>┌─ 阶段 1：准备 ─┐    ┌─ 阶段 2：试点 ─┐    ┌─ 阶段 3：分析 ─┐    ┌─ 阶段 4：跟踪 ─┐</w:t>
-      </w:r>
-    </w:p>
-    <w:p>
-      <w:pPr>
-        <w:spacing w:line="360" w:lineRule="auto" w:before="60" w:after="120"/>
-        <w:jc w:val="center"/>
-      </w:pPr>
-      <w:r>
-        <w:rPr>
-          <w:rFonts w:ascii="黑体" w:hAnsi="黑体" w:eastAsia="黑体"/>
-          <w:b w:val="0"/>
-          <w:sz w:val="21"/>
-        </w:rPr>
-        <w:t>图 1 课题技术路线图</w:t>
-      </w:r>
-    </w:p>
-    <w:p>
-      <w:pPr>
-        <w:spacing w:line="360" w:lineRule="auto" w:before="0" w:after="0"/>
-        <w:ind w:firstLine="480"/>
-        <w:jc w:val="left"/>
-      </w:pPr>
-      <w:r>
-        <w:rPr>
-          <w:rFonts w:ascii="宋体" w:hAnsi="宋体" w:eastAsia="宋体"/>
-          <w:b w:val="0"/>
-          <w:sz w:val="24"/>
-        </w:rPr>
-        <w:t>本课题技术路线分 4 阶段（详见图 1）。准备阶段（2025.04）完成文献综述与方案设计；试点阶段（2025.05-07）在本院 3 年级 6 班 200 人中开展 4 周干预；分析阶段（2025.08-09）进行 SPSS 统计分析与 Amos 中介效应分析；跟踪阶段（2025.09）开展 2 个月跟踪测与深度访谈。各阶段交付物明确，前后衔接紧密。</w:t>
-      </w:r>
-    </w:p>
-    <w:p>
-      <w:pPr>
-        <w:spacing w:line="360" w:lineRule="auto" w:before="240" w:after="240"/>
-        <w:jc w:val="center"/>
-      </w:pPr>
-      <w:r>
-        <w:rPr>
-          <w:rFonts w:ascii="黑体" w:hAnsi="黑体" w:eastAsia="黑体"/>
-          <w:b/>
-          <w:sz w:val="32"/>
-        </w:rPr>
-        <w:t>九、创新之处</w:t>
-      </w:r>
-    </w:p>
-    <w:p>
-      <w:pPr>
-        <w:spacing w:line="360" w:lineRule="auto" w:before="0" w:after="0"/>
-        <w:ind w:firstLine="480"/>
-        <w:jc w:val="left"/>
-      </w:pPr>
-      <w:r>
-        <w:rPr>
-          <w:rFonts w:ascii="宋体" w:hAnsi="宋体" w:eastAsia="宋体"/>
-          <w:b w:val="0"/>
-          <w:sz w:val="24"/>
-        </w:rPr>
-        <w:t>创新点 1：方法创新。已有干预研究多采用单一手段（仅正念/仅同伴监督），效果有限（短期降 12~18%）。本课题融合"正念+同伴监督+学业规划"三维干预，预实验显示三维干预短期降 25%，优于单维方案的 1.4 倍。</w:t>
-      </w:r>
-    </w:p>
-    <w:p>
-      <w:pPr>
-        <w:spacing w:line="360" w:lineRule="auto" w:before="0" w:after="0"/>
-        <w:ind w:firstLine="480"/>
-        <w:jc w:val="left"/>
-      </w:pPr>
-      <w:r>
-        <w:rPr>
-          <w:rFonts w:ascii="宋体" w:hAnsi="宋体" w:eastAsia="宋体"/>
-          <w:b w:val="0"/>
-          <w:sz w:val="24"/>
-        </w:rPr>
-        <w:t>创新点 2：数据创新。已有研究样本量普遍 &lt;100、周期 &lt;2 周。本课题样本量 200+、周期 6 个月含 2 个月跟踪，是已有研究样本量的 2 倍以上，外推性显著提升。</w:t>
-      </w:r>
-    </w:p>
-    <w:p>
-      <w:pPr>
-        <w:spacing w:line="360" w:lineRule="auto" w:before="240" w:after="240"/>
-        <w:jc w:val="center"/>
-      </w:pPr>
-      <w:r>
-        <w:rPr>
-          <w:rFonts w:ascii="黑体" w:hAnsi="黑体" w:eastAsia="黑体"/>
-          <w:b/>
-          <w:sz w:val="32"/>
-        </w:rPr>
-        <w:t>十、研究基础</w:t>
-      </w:r>
-    </w:p>
-    <w:p>
-      <w:pPr>
-        <w:spacing w:line="360" w:lineRule="auto" w:before="120" w:after="120"/>
-        <w:jc w:val="left"/>
-      </w:pPr>
-      <w:r>
-        <w:rPr>
-          <w:rFonts w:ascii="黑体" w:hAnsi="黑体" w:eastAsia="黑体"/>
-          <w:b/>
-          <w:sz w:val="30"/>
-        </w:rPr>
-        <w:t>（一）团队基础</w:t>
-      </w:r>
-    </w:p>
-    <w:p>
-      <w:pPr>
-        <w:spacing w:line="360" w:lineRule="auto" w:before="0" w:after="0"/>
-        <w:ind w:firstLine="480"/>
-        <w:jc w:val="left"/>
-      </w:pPr>
-      <w:r>
-        <w:rPr>
-          <w:rFonts w:ascii="宋体" w:hAnsi="宋体" w:eastAsia="宋体"/>
-          <w:b w:val="0"/>
-          <w:sz w:val="24"/>
-        </w:rPr>
-        <w:t>团队 2 名成员已修读《学习心理学》《心理测量学》《教育统计学》等核心课程，1 人有院级科研立项参与经验。负责人王晓掌握 SPSS、Amos，曾参与院级学生心理调查项目。</w:t>
-      </w:r>
-    </w:p>
-    <w:p>
-      <w:pPr>
-        <w:spacing w:line="360" w:lineRule="auto" w:before="120" w:after="120"/>
-        <w:jc w:val="left"/>
-      </w:pPr>
-      <w:r>
-        <w:rPr>
-          <w:rFonts w:ascii="黑体" w:hAnsi="黑体" w:eastAsia="黑体"/>
-          <w:b/>
-          <w:sz w:val="30"/>
-        </w:rPr>
-        <w:t>（二）指导教师基础</w:t>
-      </w:r>
-    </w:p>
-    <w:p>
-      <w:pPr>
-        <w:spacing w:line="360" w:lineRule="auto" w:before="0" w:after="0"/>
-        <w:ind w:firstLine="480"/>
-        <w:jc w:val="left"/>
-      </w:pPr>
-      <w:r>
-        <w:rPr>
-          <w:rFonts w:ascii="宋体" w:hAnsi="宋体" w:eastAsia="宋体"/>
-          <w:b w:val="0"/>
-          <w:sz w:val="24"/>
-        </w:rPr>
-        <w:t>指导教师刘敏副教授主持省教育厅课题 1 项，近 3 年发表 CSSCI 论文 3 篇，研究方向为学习心理学与行为干预，与本项目高度契合。</w:t>
-      </w:r>
-    </w:p>
-    <w:p>
-      <w:pPr>
-        <w:spacing w:line="360" w:lineRule="auto" w:before="120" w:after="120"/>
-        <w:jc w:val="left"/>
-      </w:pPr>
-      <w:r>
-        <w:rPr>
-          <w:rFonts w:ascii="黑体" w:hAnsi="黑体" w:eastAsia="黑体"/>
-          <w:b/>
-          <w:sz w:val="30"/>
-        </w:rPr>
-        <w:t>（三）实验条件</w:t>
-      </w:r>
-    </w:p>
-    <w:p>
-      <w:pPr>
-        <w:spacing w:line="360" w:lineRule="auto" w:before="0" w:after="0"/>
-        <w:ind w:firstLine="480"/>
-        <w:jc w:val="left"/>
-      </w:pPr>
-      <w:r>
-        <w:rPr>
-          <w:rFonts w:ascii="宋体" w:hAnsi="宋体" w:eastAsia="宋体"/>
-          <w:b w:val="0"/>
-          <w:sz w:val="24"/>
-        </w:rPr>
-        <w:t>教育科学学院心理实验室配备生理多导仪 BioTrace Pro、行为观察记录系统 Noldus Observer XT 14，可满足本项目行为观察与数据分析需求。已与本院 3 个年级辅导员签署调研合作协议。</w:t>
-      </w:r>
-    </w:p>
-    <w:p>
-      <w:pPr>
-        <w:spacing w:line="360" w:lineRule="auto" w:before="240" w:after="240"/>
-        <w:jc w:val="center"/>
-      </w:pPr>
-      <w:r>
-        <w:rPr>
-          <w:rFonts w:ascii="黑体" w:hAnsi="黑体" w:eastAsia="黑体"/>
-          <w:b/>
-          <w:sz w:val="32"/>
-        </w:rPr>
-        <w:t>十一、预期研究成果</w:t>
-      </w:r>
-    </w:p>
-    <w:p>
-      <w:pPr>
-        <w:spacing w:line="360" w:lineRule="auto" w:before="0" w:after="0"/>
-        <w:jc w:val="left"/>
-      </w:pPr>
-      <w:r>
-        <w:rPr>
-          <w:rFonts w:ascii="宋体" w:hAnsi="宋体" w:eastAsia="宋体"/>
-          <w:b w:val="0"/>
-          <w:sz w:val="24"/>
-        </w:rPr>
-        <w:t>• 省级期刊论文 1 篇（拟投《校园心理》）</w:t>
-      </w:r>
-    </w:p>
-    <w:p>
-      <w:pPr>
-        <w:spacing w:line="360" w:lineRule="auto" w:before="0" w:after="0"/>
-        <w:jc w:val="left"/>
-      </w:pPr>
-      <w:r>
-        <w:rPr>
-          <w:rFonts w:ascii="宋体" w:hAnsi="宋体" w:eastAsia="宋体"/>
-          <w:b w:val="0"/>
-          <w:sz w:val="24"/>
-        </w:rPr>
-        <w:t>• 调研报告 1 份（约 1 万字）</w:t>
-      </w:r>
-    </w:p>
-    <w:p>
-      <w:pPr>
-        <w:spacing w:line="360" w:lineRule="auto" w:before="0" w:after="0"/>
-        <w:jc w:val="left"/>
-      </w:pPr>
-      <w:r>
-        <w:rPr>
-          <w:rFonts w:ascii="宋体" w:hAnsi="宋体" w:eastAsia="宋体"/>
-          <w:b w:val="0"/>
-          <w:sz w:val="24"/>
-        </w:rPr>
-        <w:t>• 干预方案手册 1 套（含 8 项干预动作操作指南）</w:t>
-      </w:r>
-    </w:p>
-    <w:p>
-      <w:pPr>
-        <w:spacing w:line="360" w:lineRule="auto" w:before="240" w:after="240"/>
-        <w:jc w:val="center"/>
-      </w:pPr>
-      <w:r>
-        <w:rPr>
-          <w:rFonts w:ascii="黑体" w:hAnsi="黑体" w:eastAsia="黑体"/>
-          <w:b/>
-          <w:sz w:val="32"/>
-        </w:rPr>
-        <w:t>十一点五、社会效益量化（v2.1 强化）</w:t>
-      </w:r>
-    </w:p>
-    <w:p>
-      <w:pPr>
-        <w:spacing w:line="360" w:lineRule="auto" w:before="120" w:after="60"/>
-        <w:jc w:val="center"/>
-      </w:pPr>
-      <w:r>
-        <w:rPr>
-          <w:rFonts w:ascii="黑体" w:hAnsi="黑体" w:eastAsia="黑体"/>
-          <w:b w:val="0"/>
-          <w:sz w:val="21"/>
-        </w:rPr>
-        <w:t>表 2 本课题社会效益量化评估表</w:t>
-      </w:r>
-    </w:p>
-    <w:tbl>
-      <w:tblPr>
-        <w:tblStyle w:val="TableGrid"/>
-        <w:tblW w:type="auto" w:w="0"/>
-        <w:jc w:val="center"/>
-        <w:tblLook w:firstColumn="1" w:firstRow="1" w:lastColumn="0" w:lastRow="0" w:noHBand="0" w:noVBand="1" w:val="04A0"/>
-      </w:tblPr>
-      <w:tblGrid>
-        <w:gridCol w:w="2268"/>
-        <w:gridCol w:w="2268"/>
-        <w:gridCol w:w="2268"/>
-        <w:gridCol w:w="2268"/>
-      </w:tblGrid>
-      <w:tr>
-        <w:tc>
-          <w:tcPr>
-            <w:tcW w:type="dxa" w:w="2268"/>
-            <w:vAlign w:val="center"/>
-          </w:tcPr>
-          <w:p>
-            <w:pPr>
-              <w:spacing w:line="300" w:lineRule="auto"/>
-              <w:ind w:firstLine="0"/>
-              <w:jc w:val="center"/>
-            </w:pPr>
-            <w:r/>
-            <w:r>
-              <w:rPr>
-                <w:rFonts w:ascii="宋体" w:hAnsi="宋体" w:eastAsia="宋体"/>
-                <w:b/>
-                <w:sz w:val="21"/>
-              </w:rPr>
-              <w:t>评估指标</w:t>
-            </w:r>
-          </w:p>
-        </w:tc>
-        <w:tc>
-          <w:tcPr>
-            <w:tcW w:type="dxa" w:w="2268"/>
-            <w:vAlign w:val="center"/>
-          </w:tcPr>
-          <w:p>
-            <w:pPr>
-              <w:spacing w:line="300" w:lineRule="auto"/>
-              <w:ind w:firstLine="0"/>
-              <w:jc w:val="center"/>
-            </w:pPr>
-            <w:r/>
-            <w:r>
-              <w:rPr>
-                <w:rFonts w:ascii="宋体" w:hAnsi="宋体" w:eastAsia="宋体"/>
-                <w:b/>
-                <w:sz w:val="21"/>
-              </w:rPr>
-              <w:t>传统模式基准值</w:t>
-            </w:r>
-          </w:p>
-        </w:tc>
-        <w:tc>
-          <w:tcPr>
-            <w:tcW w:type="dxa" w:w="2268"/>
-            <w:vAlign w:val="center"/>
-          </w:tcPr>
-          <w:p>
-            <w:pPr>
-              <w:spacing w:line="300" w:lineRule="auto"/>
-              <w:ind w:firstLine="0"/>
-              <w:jc w:val="center"/>
-            </w:pPr>
-            <w:r/>
-            <w:r>
-              <w:rPr>
-                <w:rFonts w:ascii="宋体" w:hAnsi="宋体" w:eastAsia="宋体"/>
-                <w:b/>
-                <w:sz w:val="21"/>
-              </w:rPr>
-              <w:t>系统模式预期值</w:t>
-            </w:r>
-          </w:p>
-        </w:tc>
-        <w:tc>
-          <w:tcPr>
-            <w:tcW w:type="dxa" w:w="2268"/>
-            <w:vAlign w:val="center"/>
-          </w:tcPr>
-          <w:p>
-            <w:pPr>
-              <w:spacing w:line="300" w:lineRule="auto"/>
-              <w:ind w:firstLine="0"/>
-              <w:jc w:val="center"/>
-            </w:pPr>
-            <w:r/>
-            <w:r>
-              <w:rPr>
-                <w:rFonts w:ascii="宋体" w:hAnsi="宋体" w:eastAsia="宋体"/>
-                <w:b/>
-                <w:sz w:val="21"/>
-              </w:rPr>
-              <w:t>效益提升幅度</w:t>
-            </w:r>
-          </w:p>
-        </w:tc>
-      </w:tr>
-      <w:tr>
-        <w:tc>
-          <w:tcPr>
-            <w:tcW w:type="dxa" w:w="2268"/>
-            <w:vAlign w:val="center"/>
-          </w:tcPr>
-          <w:p>
-            <w:pPr>
-              <w:spacing w:line="300" w:lineRule="auto"/>
-              <w:ind w:firstLine="0"/>
-              <w:jc w:val="center"/>
-            </w:pPr>
-            <w:r/>
-            <w:r>
-              <w:rPr>
-                <w:rFonts w:ascii="宋体" w:hAnsi="宋体" w:eastAsia="宋体"/>
-                <w:b w:val="0"/>
-                <w:sz w:val="21"/>
-              </w:rPr>
-              <w:t>本院学生学习拖延发生率</w:t>
-            </w:r>
-          </w:p>
-        </w:tc>
-        <w:tc>
-          <w:tcPr>
-            <w:tcW w:type="dxa" w:w="2268"/>
-            <w:vAlign w:val="center"/>
-          </w:tcPr>
-          <w:p>
-            <w:pPr>
-              <w:spacing w:line="300" w:lineRule="auto"/>
-              <w:ind w:firstLine="0"/>
-              <w:jc w:val="center"/>
-            </w:pPr>
-            <w:r/>
-            <w:r>
-              <w:rPr>
-                <w:rFonts w:ascii="宋体" w:hAnsi="宋体" w:eastAsia="宋体"/>
-                <w:b w:val="0"/>
-                <w:sz w:val="21"/>
-              </w:rPr>
-              <w:t>71.3%（基线调研，本院 3 年级 120 人）</w:t>
-            </w:r>
-          </w:p>
-        </w:tc>
-        <w:tc>
-          <w:tcPr>
-            <w:tcW w:type="dxa" w:w="2268"/>
-            <w:vAlign w:val="center"/>
-          </w:tcPr>
-          <w:p>
-            <w:pPr>
-              <w:spacing w:line="300" w:lineRule="auto"/>
-              <w:ind w:firstLine="0"/>
-              <w:jc w:val="center"/>
-            </w:pPr>
-            <w:r/>
-            <w:r>
-              <w:rPr>
-                <w:rFonts w:ascii="宋体" w:hAnsi="宋体" w:eastAsia="宋体"/>
-                <w:b w:val="0"/>
-                <w:sz w:val="21"/>
-              </w:rPr>
-              <w:t>≤51.3%</w:t>
-            </w:r>
-          </w:p>
-        </w:tc>
-        <w:tc>
-          <w:tcPr>
-            <w:tcW w:type="dxa" w:w="2268"/>
-            <w:vAlign w:val="center"/>
-          </w:tcPr>
-          <w:p>
-            <w:pPr>
-              <w:spacing w:line="300" w:lineRule="auto"/>
-              <w:ind w:firstLine="0"/>
-              <w:jc w:val="center"/>
-            </w:pPr>
-            <w:r/>
-            <w:r>
-              <w:rPr>
-                <w:rFonts w:ascii="宋体" w:hAnsi="宋体" w:eastAsia="宋体"/>
-                <w:b w:val="0"/>
-                <w:sz w:val="21"/>
-              </w:rPr>
-              <w:t>降低 ≥20 个百分点</w:t>
-            </w:r>
-          </w:p>
-        </w:tc>
-      </w:tr>
-      <w:tr>
-        <w:tc>
-          <w:tcPr>
-            <w:tcW w:type="dxa" w:w="2268"/>
-            <w:vAlign w:val="center"/>
-          </w:tcPr>
-          <w:p>
-            <w:pPr>
-              <w:spacing w:line="300" w:lineRule="auto"/>
-              <w:ind w:firstLine="0"/>
-              <w:jc w:val="center"/>
-            </w:pPr>
-            <w:r/>
-            <w:r>
-              <w:rPr>
-                <w:rFonts w:ascii="宋体" w:hAnsi="宋体" w:eastAsia="宋体"/>
-                <w:b w:val="0"/>
-                <w:sz w:val="21"/>
-              </w:rPr>
-              <w:t>期末挂科率（严重拖延学生）</w:t>
-            </w:r>
-          </w:p>
-        </w:tc>
-        <w:tc>
-          <w:tcPr>
-            <w:tcW w:type="dxa" w:w="2268"/>
-            <w:vAlign w:val="center"/>
-          </w:tcPr>
-          <w:p>
-            <w:pPr>
-              <w:spacing w:line="300" w:lineRule="auto"/>
-              <w:ind w:firstLine="0"/>
-              <w:jc w:val="center"/>
-            </w:pPr>
-            <w:r/>
-            <w:r>
-              <w:rPr>
-                <w:rFonts w:ascii="宋体" w:hAnsi="宋体" w:eastAsia="宋体"/>
-                <w:b w:val="0"/>
-                <w:sz w:val="21"/>
-              </w:rPr>
-              <w:t>32%（基线）</w:t>
-            </w:r>
-          </w:p>
-        </w:tc>
-        <w:tc>
-          <w:tcPr>
-            <w:tcW w:type="dxa" w:w="2268"/>
-            <w:vAlign w:val="center"/>
-          </w:tcPr>
-          <w:p>
-            <w:pPr>
-              <w:spacing w:line="300" w:lineRule="auto"/>
-              <w:ind w:firstLine="0"/>
-              <w:jc w:val="center"/>
-            </w:pPr>
-            <w:r/>
-            <w:r>
-              <w:rPr>
-                <w:rFonts w:ascii="宋体" w:hAnsi="宋体" w:eastAsia="宋体"/>
-                <w:b w:val="0"/>
-                <w:sz w:val="21"/>
-              </w:rPr>
-              <w:t>≤20%</w:t>
-            </w:r>
-          </w:p>
-        </w:tc>
-        <w:tc>
-          <w:tcPr>
-            <w:tcW w:type="dxa" w:w="2268"/>
-            <w:vAlign w:val="center"/>
-          </w:tcPr>
-          <w:p>
-            <w:pPr>
-              <w:spacing w:line="300" w:lineRule="auto"/>
-              <w:ind w:firstLine="0"/>
-              <w:jc w:val="center"/>
-            </w:pPr>
-            <w:r/>
-            <w:r>
-              <w:rPr>
-                <w:rFonts w:ascii="宋体" w:hAnsi="宋体" w:eastAsia="宋体"/>
-                <w:b w:val="0"/>
-                <w:sz w:val="21"/>
-              </w:rPr>
-              <w:t>降低 ≥12 个百分点</w:t>
-            </w:r>
-          </w:p>
-        </w:tc>
-      </w:tr>
-      <w:tr>
-        <w:tc>
-          <w:tcPr>
-            <w:tcW w:type="dxa" w:w="2268"/>
-            <w:vAlign w:val="center"/>
-          </w:tcPr>
-          <w:p>
-            <w:pPr>
-              <w:spacing w:line="300" w:lineRule="auto"/>
-              <w:ind w:firstLine="0"/>
-              <w:jc w:val="center"/>
-            </w:pPr>
-            <w:r/>
-            <w:r>
-              <w:rPr>
-                <w:rFonts w:ascii="宋体" w:hAnsi="宋体" w:eastAsia="宋体"/>
-                <w:b w:val="0"/>
-                <w:sz w:val="21"/>
-              </w:rPr>
-              <w:t>学生自我效能感得分（SES 量表）</w:t>
-            </w:r>
-          </w:p>
-        </w:tc>
-        <w:tc>
-          <w:tcPr>
-            <w:tcW w:type="dxa" w:w="2268"/>
-            <w:vAlign w:val="center"/>
-          </w:tcPr>
-          <w:p>
-            <w:pPr>
-              <w:spacing w:line="300" w:lineRule="auto"/>
-              <w:ind w:firstLine="0"/>
-              <w:jc w:val="center"/>
-            </w:pPr>
-            <w:r/>
-            <w:r>
-              <w:rPr>
-                <w:rFonts w:ascii="宋体" w:hAnsi="宋体" w:eastAsia="宋体"/>
-                <w:b w:val="0"/>
-                <w:sz w:val="21"/>
-              </w:rPr>
-              <w:t>25.4 分（基线均值，满分 40）</w:t>
-            </w:r>
-          </w:p>
-        </w:tc>
-        <w:tc>
-          <w:tcPr>
-            <w:tcW w:type="dxa" w:w="2268"/>
-            <w:vAlign w:val="center"/>
-          </w:tcPr>
-          <w:p>
-            <w:pPr>
-              <w:spacing w:line="300" w:lineRule="auto"/>
-              <w:ind w:firstLine="0"/>
-              <w:jc w:val="center"/>
-            </w:pPr>
-            <w:r/>
-            <w:r>
-              <w:rPr>
-                <w:rFonts w:ascii="宋体" w:hAnsi="宋体" w:eastAsia="宋体"/>
-                <w:b w:val="0"/>
-                <w:sz w:val="21"/>
-              </w:rPr>
-              <w:t>≥29.0 分</w:t>
-            </w:r>
-          </w:p>
-        </w:tc>
-        <w:tc>
-          <w:tcPr>
-            <w:tcW w:type="dxa" w:w="2268"/>
-            <w:vAlign w:val="center"/>
-          </w:tcPr>
-          <w:p>
-            <w:pPr>
-              <w:spacing w:line="300" w:lineRule="auto"/>
-              <w:ind w:firstLine="0"/>
-              <w:jc w:val="center"/>
-            </w:pPr>
-            <w:r/>
-            <w:r>
-              <w:rPr>
-                <w:rFonts w:ascii="宋体" w:hAnsi="宋体" w:eastAsia="宋体"/>
-                <w:b w:val="0"/>
-                <w:sz w:val="21"/>
-              </w:rPr>
-              <w:t>提升 ≥3.6 分（+14.2%）</w:t>
-            </w:r>
-          </w:p>
-        </w:tc>
-      </w:tr>
-    </w:tbl>
-    <w:p/>
-    <w:p>
-      <w:pPr>
-        <w:spacing w:line="360" w:lineRule="auto" w:before="240" w:after="240"/>
-        <w:jc w:val="center"/>
-      </w:pPr>
-      <w:r>
-        <w:rPr>
-          <w:rFonts w:ascii="黑体" w:hAnsi="黑体" w:eastAsia="黑体"/>
-          <w:b/>
-          <w:sz w:val="32"/>
-        </w:rPr>
-        <w:t>十二、研究进度安排</w:t>
-      </w:r>
-    </w:p>
-    <w:p>
-      <w:pPr>
-        <w:spacing w:line="360" w:lineRule="auto" w:before="120" w:after="60"/>
-        <w:jc w:val="center"/>
-      </w:pPr>
-      <w:r>
-        <w:rPr>
-          <w:rFonts w:ascii="黑体" w:hAnsi="黑体" w:eastAsia="黑体"/>
-          <w:b w:val="0"/>
-          <w:sz w:val="21"/>
-        </w:rPr>
-        <w:t>表 3 院级科研立项进度安排表（v2.1：4 阶段 6 个月）</w:t>
-      </w:r>
-    </w:p>
-    <w:tbl>
-      <w:tblPr>
-        <w:tblStyle w:val="TableGrid"/>
-        <w:tblW w:type="auto" w:w="0"/>
-        <w:jc w:val="center"/>
-        <w:tblLook w:firstColumn="1" w:firstRow="1" w:lastColumn="0" w:lastRow="0" w:noHBand="0" w:noVBand="1" w:val="04A0"/>
-      </w:tblPr>
-      <w:tblGrid>
-        <w:gridCol w:w="2268"/>
-        <w:gridCol w:w="2268"/>
-        <w:gridCol w:w="2268"/>
-        <w:gridCol w:w="2268"/>
-      </w:tblGrid>
-      <w:tr>
-        <w:tc>
-          <w:tcPr>
-            <w:tcW w:type="dxa" w:w="1134"/>
-            <w:vAlign w:val="center"/>
-          </w:tcPr>
-          <w:p>
-            <w:pPr>
-              <w:spacing w:line="300" w:lineRule="auto"/>
-              <w:ind w:firstLine="0"/>
-              <w:jc w:val="center"/>
-            </w:pPr>
-            <w:r/>
-            <w:r>
-              <w:rPr>
-                <w:rFonts w:ascii="宋体" w:hAnsi="宋体" w:eastAsia="宋体"/>
-                <w:b/>
-                <w:sz w:val="21"/>
-              </w:rPr>
-              <w:t>阶段</w:t>
-            </w:r>
-          </w:p>
-        </w:tc>
-        <w:tc>
-          <w:tcPr>
-            <w:tcW w:type="dxa" w:w="1701"/>
-            <w:vAlign w:val="center"/>
-          </w:tcPr>
-          <w:p>
-            <w:pPr>
-              <w:spacing w:line="300" w:lineRule="auto"/>
-              <w:ind w:firstLine="0"/>
-              <w:jc w:val="center"/>
-            </w:pPr>
-            <w:r/>
-            <w:r>
-              <w:rPr>
-                <w:rFonts w:ascii="宋体" w:hAnsi="宋体" w:eastAsia="宋体"/>
-                <w:b/>
-                <w:sz w:val="21"/>
-              </w:rPr>
-              <w:t>时间</w:t>
-            </w:r>
-          </w:p>
-        </w:tc>
-        <w:tc>
-          <w:tcPr>
-            <w:tcW w:type="dxa" w:w="3969"/>
-            <w:vAlign w:val="center"/>
-          </w:tcPr>
-          <w:p>
-            <w:pPr>
-              <w:spacing w:line="300" w:lineRule="auto"/>
-              <w:ind w:firstLine="0"/>
-              <w:jc w:val="center"/>
-            </w:pPr>
-            <w:r/>
-            <w:r>
-              <w:rPr>
-                <w:rFonts w:ascii="宋体" w:hAnsi="宋体" w:eastAsia="宋体"/>
-                <w:b/>
-                <w:sz w:val="21"/>
-              </w:rPr>
-              <w:t>主要工作</w:t>
-            </w:r>
-          </w:p>
-        </w:tc>
-        <w:tc>
-          <w:tcPr>
-            <w:tcW w:type="dxa" w:w="2268"/>
-            <w:vAlign w:val="center"/>
-          </w:tcPr>
-          <w:p>
-            <w:pPr>
-              <w:spacing w:line="300" w:lineRule="auto"/>
-              <w:ind w:firstLine="0"/>
-              <w:jc w:val="center"/>
-            </w:pPr>
-            <w:r/>
-            <w:r>
-              <w:rPr>
-                <w:rFonts w:ascii="宋体" w:hAnsi="宋体" w:eastAsia="宋体"/>
-                <w:b/>
-                <w:sz w:val="21"/>
-              </w:rPr>
-              <w:t>阶段成果</w:t>
-            </w:r>
-          </w:p>
-        </w:tc>
-      </w:tr>
-      <w:tr>
-        <w:tc>
-          <w:tcPr>
-            <w:tcW w:type="dxa" w:w="1134"/>
-            <w:vAlign w:val="center"/>
-          </w:tcPr>
-          <w:p>
-            <w:pPr>
-              <w:spacing w:line="300" w:lineRule="auto"/>
-              <w:ind w:firstLine="0"/>
-              <w:jc w:val="center"/>
-            </w:pPr>
-            <w:r/>
-            <w:r>
-              <w:rPr>
-                <w:rFonts w:ascii="宋体" w:hAnsi="宋体" w:eastAsia="宋体"/>
-                <w:b w:val="0"/>
-                <w:sz w:val="21"/>
-              </w:rPr>
-              <w:t>准备</w:t>
-            </w:r>
-          </w:p>
-        </w:tc>
-        <w:tc>
-          <w:tcPr>
-            <w:tcW w:type="dxa" w:w="1701"/>
-            <w:vAlign w:val="center"/>
-          </w:tcPr>
-          <w:p>
-            <w:pPr>
-              <w:spacing w:line="300" w:lineRule="auto"/>
-              <w:ind w:firstLine="0"/>
-              <w:jc w:val="center"/>
-            </w:pPr>
-            <w:r/>
-            <w:r>
-              <w:rPr>
-                <w:rFonts w:ascii="宋体" w:hAnsi="宋体" w:eastAsia="宋体"/>
-                <w:b w:val="0"/>
-                <w:sz w:val="21"/>
-              </w:rPr>
-              <w:t>2025.04</w:t>
-            </w:r>
-          </w:p>
-        </w:tc>
-        <w:tc>
-          <w:tcPr>
-            <w:tcW w:type="dxa" w:w="3969"/>
-            <w:vAlign w:val="center"/>
-          </w:tcPr>
-          <w:p>
-            <w:pPr>
-              <w:spacing w:line="300" w:lineRule="auto"/>
-              <w:ind w:firstLine="0"/>
-              <w:jc w:val="center"/>
-            </w:pPr>
-            <w:r/>
-            <w:r>
-              <w:rPr>
-                <w:rFonts w:ascii="宋体" w:hAnsi="宋体" w:eastAsia="宋体"/>
-                <w:b w:val="0"/>
-                <w:sz w:val="21"/>
-              </w:rPr>
-              <w:t>①. 文献综述 30 篇 ②. 三维干预方案设计 ③. 量表选型与预测试</w:t>
-            </w:r>
-          </w:p>
-        </w:tc>
-        <w:tc>
-          <w:tcPr>
-            <w:tcW w:type="dxa" w:w="2268"/>
-            <w:vAlign w:val="center"/>
-          </w:tcPr>
-          <w:p>
-            <w:pPr>
-              <w:spacing w:line="300" w:lineRule="auto"/>
-              <w:ind w:firstLine="0"/>
-              <w:jc w:val="center"/>
-            </w:pPr>
-            <w:r/>
-            <w:r>
-              <w:rPr>
-                <w:rFonts w:ascii="宋体" w:hAnsi="宋体" w:eastAsia="宋体"/>
-                <w:b w:val="0"/>
-                <w:sz w:val="21"/>
-              </w:rPr>
-              <w:t>综述 1 份 + 方案 1 份</w:t>
-            </w:r>
-          </w:p>
-        </w:tc>
-      </w:tr>
-      <w:tr>
-        <w:tc>
-          <w:tcPr>
-            <w:tcW w:type="dxa" w:w="1134"/>
-            <w:vAlign w:val="center"/>
-          </w:tcPr>
-          <w:p>
-            <w:pPr>
-              <w:spacing w:line="300" w:lineRule="auto"/>
-              <w:ind w:firstLine="0"/>
-              <w:jc w:val="center"/>
-            </w:pPr>
-            <w:r/>
-            <w:r>
-              <w:rPr>
-                <w:rFonts w:ascii="宋体" w:hAnsi="宋体" w:eastAsia="宋体"/>
-                <w:b w:val="0"/>
-                <w:sz w:val="21"/>
-              </w:rPr>
-              <w:t>试点</w:t>
-            </w:r>
-          </w:p>
-        </w:tc>
-        <w:tc>
-          <w:tcPr>
-            <w:tcW w:type="dxa" w:w="1701"/>
-            <w:vAlign w:val="center"/>
-          </w:tcPr>
-          <w:p>
-            <w:pPr>
-              <w:spacing w:line="300" w:lineRule="auto"/>
-              <w:ind w:firstLine="0"/>
-              <w:jc w:val="center"/>
-            </w:pPr>
-            <w:r/>
-            <w:r>
-              <w:rPr>
-                <w:rFonts w:ascii="宋体" w:hAnsi="宋体" w:eastAsia="宋体"/>
-                <w:b w:val="0"/>
-                <w:sz w:val="21"/>
-              </w:rPr>
-              <w:t>2025.05-07</w:t>
-            </w:r>
-          </w:p>
-        </w:tc>
-        <w:tc>
-          <w:tcPr>
-            <w:tcW w:type="dxa" w:w="3969"/>
-            <w:vAlign w:val="center"/>
-          </w:tcPr>
-          <w:p>
-            <w:pPr>
-              <w:spacing w:line="300" w:lineRule="auto"/>
-              <w:ind w:firstLine="0"/>
-              <w:jc w:val="center"/>
-            </w:pPr>
-            <w:r/>
-            <w:r>
-              <w:rPr>
-                <w:rFonts w:ascii="宋体" w:hAnsi="宋体" w:eastAsia="宋体"/>
-                <w:b w:val="0"/>
-                <w:sz w:val="21"/>
-              </w:rPr>
-              <w:t>①. 招募 200 人（干预 100+对照 100） ②. 4 周干预实施 ③. 实施过程记录与质控</w:t>
-            </w:r>
-          </w:p>
-        </w:tc>
-        <w:tc>
-          <w:tcPr>
-            <w:tcW w:type="dxa" w:w="2268"/>
-            <w:vAlign w:val="center"/>
-          </w:tcPr>
-          <w:p>
-            <w:pPr>
-              <w:spacing w:line="300" w:lineRule="auto"/>
-              <w:ind w:firstLine="0"/>
-              <w:jc w:val="center"/>
-            </w:pPr>
-            <w:r/>
-            <w:r>
-              <w:rPr>
-                <w:rFonts w:ascii="宋体" w:hAnsi="宋体" w:eastAsia="宋体"/>
-                <w:b w:val="0"/>
-                <w:sz w:val="21"/>
-              </w:rPr>
-              <w:t>实施记录 + 原始数据</w:t>
-            </w:r>
-          </w:p>
-        </w:tc>
-      </w:tr>
-      <w:tr>
-        <w:tc>
-          <w:tcPr>
-            <w:tcW w:type="dxa" w:w="1134"/>
-            <w:vAlign w:val="center"/>
-          </w:tcPr>
-          <w:p>
-            <w:pPr>
-              <w:spacing w:line="300" w:lineRule="auto"/>
-              <w:ind w:firstLine="0"/>
-              <w:jc w:val="center"/>
-            </w:pPr>
-            <w:r/>
-            <w:r>
-              <w:rPr>
-                <w:rFonts w:ascii="宋体" w:hAnsi="宋体" w:eastAsia="宋体"/>
-                <w:b w:val="0"/>
-                <w:sz w:val="21"/>
-              </w:rPr>
-              <w:t>分析</w:t>
-            </w:r>
-          </w:p>
-        </w:tc>
-        <w:tc>
-          <w:tcPr>
-            <w:tcW w:type="dxa" w:w="1701"/>
-            <w:vAlign w:val="center"/>
-          </w:tcPr>
-          <w:p>
-            <w:pPr>
-              <w:spacing w:line="300" w:lineRule="auto"/>
-              <w:ind w:firstLine="0"/>
-              <w:jc w:val="center"/>
-            </w:pPr>
-            <w:r/>
-            <w:r>
-              <w:rPr>
-                <w:rFonts w:ascii="宋体" w:hAnsi="宋体" w:eastAsia="宋体"/>
-                <w:b w:val="0"/>
-                <w:sz w:val="21"/>
-              </w:rPr>
-              <w:t>2025.08-09</w:t>
-            </w:r>
-          </w:p>
-        </w:tc>
-        <w:tc>
-          <w:tcPr>
-            <w:tcW w:type="dxa" w:w="3969"/>
-            <w:vAlign w:val="center"/>
-          </w:tcPr>
-          <w:p>
-            <w:pPr>
-              <w:spacing w:line="300" w:lineRule="auto"/>
-              <w:ind w:firstLine="0"/>
-              <w:jc w:val="center"/>
-            </w:pPr>
-            <w:r/>
-            <w:r>
-              <w:rPr>
-                <w:rFonts w:ascii="宋体" w:hAnsi="宋体" w:eastAsia="宋体"/>
-                <w:b w:val="0"/>
-                <w:sz w:val="21"/>
-              </w:rPr>
-              <w:t>①. SPSS 27 统计分析 ②. Amos 24 中介效应分析 ③. NVivo 14 访谈编码</w:t>
-            </w:r>
-          </w:p>
-        </w:tc>
-        <w:tc>
-          <w:tcPr>
-            <w:tcW w:type="dxa" w:w="2268"/>
-            <w:vAlign w:val="center"/>
-          </w:tcPr>
-          <w:p>
-            <w:pPr>
-              <w:spacing w:line="300" w:lineRule="auto"/>
-              <w:ind w:firstLine="0"/>
-              <w:jc w:val="center"/>
-            </w:pPr>
-            <w:r/>
-            <w:r>
-              <w:rPr>
-                <w:rFonts w:ascii="宋体" w:hAnsi="宋体" w:eastAsia="宋体"/>
-                <w:b w:val="0"/>
-                <w:sz w:val="21"/>
-              </w:rPr>
-              <w:t>分析报告 1 份</w:t>
-            </w:r>
-          </w:p>
-        </w:tc>
-      </w:tr>
-      <w:tr>
-        <w:tc>
-          <w:tcPr>
-            <w:tcW w:type="dxa" w:w="1134"/>
-            <w:vAlign w:val="center"/>
-          </w:tcPr>
-          <w:p>
-            <w:pPr>
-              <w:spacing w:line="300" w:lineRule="auto"/>
-              <w:ind w:firstLine="0"/>
-              <w:jc w:val="center"/>
-            </w:pPr>
-            <w:r/>
-            <w:r>
-              <w:rPr>
-                <w:rFonts w:ascii="宋体" w:hAnsi="宋体" w:eastAsia="宋体"/>
-                <w:b w:val="0"/>
-                <w:sz w:val="21"/>
-              </w:rPr>
-              <w:t>跟踪</w:t>
-            </w:r>
-          </w:p>
-        </w:tc>
-        <w:tc>
-          <w:tcPr>
-            <w:tcW w:type="dxa" w:w="1701"/>
-            <w:vAlign w:val="center"/>
-          </w:tcPr>
-          <w:p>
-            <w:pPr>
-              <w:spacing w:line="300" w:lineRule="auto"/>
-              <w:ind w:firstLine="0"/>
-              <w:jc w:val="center"/>
-            </w:pPr>
-            <w:r/>
-            <w:r>
-              <w:rPr>
-                <w:rFonts w:ascii="宋体" w:hAnsi="宋体" w:eastAsia="宋体"/>
-                <w:b w:val="0"/>
-                <w:sz w:val="21"/>
-              </w:rPr>
-              <w:t>2025.09</w:t>
-            </w:r>
-          </w:p>
-        </w:tc>
-        <w:tc>
-          <w:tcPr>
-            <w:tcW w:type="dxa" w:w="3969"/>
-            <w:vAlign w:val="center"/>
-          </w:tcPr>
-          <w:p>
-            <w:pPr>
-              <w:spacing w:line="300" w:lineRule="auto"/>
-              <w:ind w:firstLine="0"/>
-              <w:jc w:val="center"/>
-            </w:pPr>
-            <w:r/>
-            <w:r>
-              <w:rPr>
-                <w:rFonts w:ascii="宋体" w:hAnsi="宋体" w:eastAsia="宋体"/>
-                <w:b w:val="0"/>
-                <w:sz w:val="21"/>
-              </w:rPr>
-              <w:t>①. 2 个月跟踪测 ②. 深度访谈 15 人 ③. 撰写调研报告</w:t>
-            </w:r>
-          </w:p>
-        </w:tc>
-        <w:tc>
-          <w:tcPr>
-            <w:tcW w:type="dxa" w:w="2268"/>
-            <w:vAlign w:val="center"/>
-          </w:tcPr>
-          <w:p>
-            <w:pPr>
-              <w:spacing w:line="300" w:lineRule="auto"/>
-              <w:ind w:firstLine="0"/>
-              <w:jc w:val="center"/>
-            </w:pPr>
-            <w:r/>
-            <w:r>
-              <w:rPr>
-                <w:rFonts w:ascii="宋体" w:hAnsi="宋体" w:eastAsia="宋体"/>
-                <w:b w:val="0"/>
-                <w:sz w:val="21"/>
-              </w:rPr>
-              <w:t>跟踪报告 + 调研报告 1 份</w:t>
-            </w:r>
-          </w:p>
-        </w:tc>
-      </w:tr>
-    </w:tbl>
-    <w:p/>
-    <w:p>
-      <w:pPr>
-        <w:spacing w:line="360" w:lineRule="auto" w:before="240" w:after="240"/>
-        <w:jc w:val="center"/>
-      </w:pPr>
-      <w:r>
-        <w:rPr>
-          <w:rFonts w:ascii="黑体" w:hAnsi="黑体" w:eastAsia="黑体"/>
-          <w:b/>
-          <w:sz w:val="32"/>
-        </w:rPr>
-        <w:t>十三、经费预算</w:t>
-      </w:r>
-    </w:p>
-    <w:tbl>
-      <w:tblPr>
-        <w:tblStyle w:val="TableGrid"/>
-        <w:tblW w:type="auto" w:w="0"/>
-        <w:jc w:val="center"/>
-        <w:tblLook w:firstColumn="1" w:firstRow="1" w:lastColumn="0" w:lastRow="0" w:noHBand="0" w:noVBand="1" w:val="04A0"/>
-      </w:tblPr>
-      <w:tblGrid>
-        <w:gridCol w:w="3024"/>
-        <w:gridCol w:w="3024"/>
-        <w:gridCol w:w="3024"/>
-      </w:tblGrid>
-      <w:tr>
-        <w:tc>
-          <w:tcPr>
-            <w:tcW w:type="dxa" w:w="1984"/>
-            <w:vAlign w:val="center"/>
-          </w:tcPr>
-          <w:p>
-            <w:pPr>
-              <w:spacing w:line="300" w:lineRule="auto"/>
-              <w:ind w:firstLine="0"/>
-              <w:jc w:val="center"/>
-            </w:pPr>
-            <w:r/>
-            <w:r>
-              <w:rPr>
-                <w:rFonts w:ascii="宋体" w:hAnsi="宋体" w:eastAsia="宋体"/>
-                <w:b/>
-                <w:sz w:val="21"/>
-              </w:rPr>
-              <w:t>预算科目</w:t>
-            </w:r>
-          </w:p>
-        </w:tc>
-        <w:tc>
-          <w:tcPr>
-            <w:tcW w:type="dxa" w:w="1701"/>
-            <w:vAlign w:val="center"/>
-          </w:tcPr>
-          <w:p>
-            <w:pPr>
-              <w:spacing w:line="300" w:lineRule="auto"/>
-              <w:ind w:firstLine="0"/>
-              <w:jc w:val="center"/>
-            </w:pPr>
-            <w:r/>
-            <w:r>
-              <w:rPr>
-                <w:rFonts w:ascii="宋体" w:hAnsi="宋体" w:eastAsia="宋体"/>
-                <w:b/>
-                <w:sz w:val="21"/>
-              </w:rPr>
-              <w:t>金额</w:t>
-            </w:r>
-          </w:p>
-        </w:tc>
-        <w:tc>
-          <w:tcPr>
-            <w:tcW w:type="dxa" w:w="5386"/>
-            <w:vAlign w:val="center"/>
-          </w:tcPr>
-          <w:p>
-            <w:pPr>
-              <w:spacing w:line="300" w:lineRule="auto"/>
-              <w:ind w:firstLine="0"/>
-              <w:jc w:val="center"/>
-            </w:pPr>
-            <w:r/>
-            <w:r>
-              <w:rPr>
-                <w:rFonts w:ascii="宋体" w:hAnsi="宋体" w:eastAsia="宋体"/>
-                <w:b/>
-                <w:sz w:val="21"/>
-              </w:rPr>
-              <w:t>计算依据</w:t>
-            </w:r>
-          </w:p>
-        </w:tc>
-      </w:tr>
-      <w:tr>
-        <w:tc>
-          <w:tcPr>
-            <w:tcW w:type="dxa" w:w="1984"/>
-            <w:vAlign w:val="center"/>
-          </w:tcPr>
-          <w:p>
-            <w:pPr>
-              <w:spacing w:line="300" w:lineRule="auto"/>
-              <w:ind w:firstLine="0"/>
-              <w:jc w:val="center"/>
-            </w:pPr>
-            <w:r/>
-            <w:r>
-              <w:rPr>
-                <w:rFonts w:ascii="宋体" w:hAnsi="宋体" w:eastAsia="宋体"/>
-                <w:b w:val="0"/>
-                <w:sz w:val="21"/>
-              </w:rPr>
-              <w:t>资料费</w:t>
-            </w:r>
-          </w:p>
-        </w:tc>
-        <w:tc>
-          <w:tcPr>
-            <w:tcW w:type="dxa" w:w="1701"/>
-            <w:vAlign w:val="center"/>
-          </w:tcPr>
-          <w:p>
-            <w:pPr>
-              <w:spacing w:line="300" w:lineRule="auto"/>
-              <w:ind w:firstLine="0"/>
-              <w:jc w:val="center"/>
-            </w:pPr>
-            <w:r/>
-            <w:r>
-              <w:rPr>
-                <w:rFonts w:ascii="宋体" w:hAnsi="宋体" w:eastAsia="宋体"/>
-                <w:b w:val="0"/>
-                <w:sz w:val="21"/>
-              </w:rPr>
-              <w:t>300 元</w:t>
-            </w:r>
-          </w:p>
-        </w:tc>
-        <w:tc>
-          <w:tcPr>
-            <w:tcW w:type="dxa" w:w="5386"/>
-            <w:vAlign w:val="center"/>
-          </w:tcPr>
-          <w:p>
-            <w:pPr>
-              <w:spacing w:line="300" w:lineRule="auto"/>
-              <w:ind w:firstLine="0"/>
-              <w:jc w:val="center"/>
-            </w:pPr>
-            <w:r/>
-            <w:r>
-              <w:rPr>
-                <w:rFonts w:ascii="宋体" w:hAnsi="宋体" w:eastAsia="宋体"/>
-                <w:b w:val="0"/>
-                <w:sz w:val="21"/>
-              </w:rPr>
-              <w:t>图书 4 本 × 50 元 + 数据库订阅 100 元</w:t>
-            </w:r>
-          </w:p>
-        </w:tc>
-      </w:tr>
-      <w:tr>
-        <w:tc>
-          <w:tcPr>
-            <w:tcW w:type="dxa" w:w="1984"/>
-            <w:vAlign w:val="center"/>
-          </w:tcPr>
-          <w:p>
-            <w:pPr>
-              <w:spacing w:line="300" w:lineRule="auto"/>
-              <w:ind w:firstLine="0"/>
-              <w:jc w:val="center"/>
-            </w:pPr>
-            <w:r/>
-            <w:r>
-              <w:rPr>
-                <w:rFonts w:ascii="宋体" w:hAnsi="宋体" w:eastAsia="宋体"/>
-                <w:b w:val="0"/>
-                <w:sz w:val="21"/>
-              </w:rPr>
-              <w:t>调研费</w:t>
-            </w:r>
-          </w:p>
-        </w:tc>
-        <w:tc>
-          <w:tcPr>
-            <w:tcW w:type="dxa" w:w="1701"/>
-            <w:vAlign w:val="center"/>
-          </w:tcPr>
-          <w:p>
-            <w:pPr>
-              <w:spacing w:line="300" w:lineRule="auto"/>
-              <w:ind w:firstLine="0"/>
-              <w:jc w:val="center"/>
-            </w:pPr>
-            <w:r/>
-            <w:r>
-              <w:rPr>
-                <w:rFonts w:ascii="宋体" w:hAnsi="宋体" w:eastAsia="宋体"/>
-                <w:b w:val="0"/>
-                <w:sz w:val="21"/>
-              </w:rPr>
-              <w:t>500 元</w:t>
-            </w:r>
-          </w:p>
-        </w:tc>
-        <w:tc>
-          <w:tcPr>
-            <w:tcW w:type="dxa" w:w="5386"/>
-            <w:vAlign w:val="center"/>
-          </w:tcPr>
-          <w:p>
-            <w:pPr>
-              <w:spacing w:line="300" w:lineRule="auto"/>
-              <w:ind w:firstLine="0"/>
-              <w:jc w:val="center"/>
-            </w:pPr>
-            <w:r/>
-            <w:r>
-              <w:rPr>
-                <w:rFonts w:ascii="宋体" w:hAnsi="宋体" w:eastAsia="宋体"/>
-                <w:b w:val="0"/>
-                <w:sz w:val="21"/>
-              </w:rPr>
-              <w:t>1 次本院学生集中调研 × 500 元（含问卷、场地）</w:t>
-            </w:r>
-          </w:p>
-        </w:tc>
-      </w:tr>
-      <w:tr>
-        <w:tc>
-          <w:tcPr>
-            <w:tcW w:type="dxa" w:w="1984"/>
-            <w:vAlign w:val="center"/>
-          </w:tcPr>
-          <w:p>
-            <w:pPr>
-              <w:spacing w:line="300" w:lineRule="auto"/>
-              <w:ind w:firstLine="0"/>
-              <w:jc w:val="center"/>
-            </w:pPr>
-            <w:r/>
-            <w:r>
-              <w:rPr>
-                <w:rFonts w:ascii="宋体" w:hAnsi="宋体" w:eastAsia="宋体"/>
-                <w:b w:val="0"/>
+                <w:color w:val="111827"/>
                 <w:sz w:val="21"/>
               </w:rPr>
               <w:t>材料费</w:t>
@@ -3634,13 +1881,11 @@
         </w:tc>
         <w:tc>
           <w:tcPr>
-            <w:tcW w:type="dxa" w:w="1701"/>
-            <w:vAlign w:val="center"/>
+            <w:tcW w:type="dxa" w:w="2183"/>
           </w:tcPr>
           <w:p>
             <w:pPr>
-              <w:spacing w:line="300" w:lineRule="auto"/>
-              <w:ind w:firstLine="0"/>
+              <w:spacing w:before="0" w:after="0" w:line="276" w:lineRule="auto"/>
               <w:jc w:val="center"/>
             </w:pPr>
             <w:r/>
@@ -3648,21 +1893,20 @@
               <w:rPr>
                 <w:rFonts w:ascii="宋体" w:hAnsi="宋体" w:eastAsia="宋体"/>
                 <w:b w:val="0"/>
+                <w:color w:val="111827"/>
                 <w:sz w:val="21"/>
               </w:rPr>
-              <w:t>0 元</w:t>
+              <w:t>800</w:t>
             </w:r>
           </w:p>
         </w:tc>
         <w:tc>
           <w:tcPr>
-            <w:tcW w:type="dxa" w:w="5386"/>
-            <w:vAlign w:val="center"/>
+            <w:tcW w:type="dxa" w:w="4365"/>
           </w:tcPr>
           <w:p>
             <w:pPr>
-              <w:spacing w:line="300" w:lineRule="auto"/>
-              <w:ind w:firstLine="0"/>
+              <w:spacing w:before="0" w:after="0" w:line="276" w:lineRule="auto"/>
               <w:jc w:val="center"/>
             </w:pPr>
             <w:r/>
@@ -3670,23 +1914,45 @@
               <w:rPr>
                 <w:rFonts w:ascii="宋体" w:hAnsi="宋体" w:eastAsia="宋体"/>
                 <w:b w:val="0"/>
+                <w:color w:val="111827"/>
                 <w:sz w:val="21"/>
               </w:rPr>
-              <w:t>问卷电子化，无印刷材料</w:t>
+              <w:t>摄像头模组、支架、耗材</w:t>
             </w:r>
           </w:p>
         </w:tc>
       </w:tr>
       <w:tr>
+        <w:trPr>
+          <w:cantSplit/>
+        </w:trPr>
         <w:tc>
           <w:tcPr>
-            <w:tcW w:type="dxa" w:w="1984"/>
-            <w:vAlign w:val="center"/>
+            <w:tcW w:type="dxa" w:w="2183"/>
           </w:tcPr>
           <w:p>
             <w:pPr>
-              <w:spacing w:line="300" w:lineRule="auto"/>
-              <w:ind w:firstLine="0"/>
+              <w:spacing w:before="0" w:after="0" w:line="276" w:lineRule="auto"/>
+            </w:pPr>
+            <w:r/>
+            <w:r>
+              <w:rPr>
+                <w:rFonts w:ascii="宋体" w:hAnsi="宋体" w:eastAsia="宋体"/>
+                <w:b w:val="0"/>
+                <w:color w:val="111827"/>
+                <w:sz w:val="21"/>
+              </w:rPr>
+              <w:t>数据标注费</w:t>
+            </w:r>
+          </w:p>
+        </w:tc>
+        <w:tc>
+          <w:tcPr>
+            <w:tcW w:type="dxa" w:w="2183"/>
+          </w:tcPr>
+          <w:p>
+            <w:pPr>
+              <w:spacing w:before="0" w:after="0" w:line="276" w:lineRule="auto"/>
               <w:jc w:val="center"/>
             </w:pPr>
             <w:r/>
@@ -3694,21 +1960,20 @@
               <w:rPr>
                 <w:rFonts w:ascii="宋体" w:hAnsi="宋体" w:eastAsia="宋体"/>
                 <w:b w:val="0"/>
+                <w:color w:val="111827"/>
                 <w:sz w:val="21"/>
               </w:rPr>
-              <w:t>会议费</w:t>
+              <w:t>1,200</w:t>
             </w:r>
           </w:p>
         </w:tc>
         <w:tc>
           <w:tcPr>
-            <w:tcW w:type="dxa" w:w="1701"/>
-            <w:vAlign w:val="center"/>
+            <w:tcW w:type="dxa" w:w="4365"/>
           </w:tcPr>
           <w:p>
             <w:pPr>
-              <w:spacing w:line="300" w:lineRule="auto"/>
-              <w:ind w:firstLine="0"/>
+              <w:spacing w:before="0" w:after="0" w:line="276" w:lineRule="auto"/>
               <w:jc w:val="center"/>
             </w:pPr>
             <w:r/>
@@ -3716,120 +1981,32 @@
               <w:rPr>
                 <w:rFonts w:ascii="宋体" w:hAnsi="宋体" w:eastAsia="宋体"/>
                 <w:b w:val="0"/>
+                <w:color w:val="111827"/>
                 <w:sz w:val="21"/>
               </w:rPr>
-              <w:t>0 元</w:t>
+              <w:t>8000 张图像标注</w:t>
             </w:r>
           </w:p>
         </w:tc>
+      </w:tr>
+      <w:tr>
+        <w:trPr>
+          <w:cantSplit/>
+        </w:trPr>
         <w:tc>
           <w:tcPr>
-            <w:tcW w:type="dxa" w:w="5386"/>
-            <w:vAlign w:val="center"/>
+            <w:tcW w:type="dxa" w:w="2183"/>
           </w:tcPr>
           <w:p>
             <w:pPr>
-              <w:spacing w:line="300" w:lineRule="auto"/>
-              <w:ind w:firstLine="0"/>
-              <w:jc w:val="center"/>
+              <w:spacing w:before="0" w:after="0" w:line="276" w:lineRule="auto"/>
             </w:pPr>
             <w:r/>
             <w:r>
               <w:rPr>
                 <w:rFonts w:ascii="宋体" w:hAnsi="宋体" w:eastAsia="宋体"/>
                 <w:b w:val="0"/>
-                <w:sz w:val="21"/>
-              </w:rPr>
-              <w:t>院级一般不资助会议费</w:t>
-            </w:r>
-          </w:p>
-        </w:tc>
-      </w:tr>
-      <w:tr>
-        <w:tc>
-          <w:tcPr>
-            <w:tcW w:type="dxa" w:w="1984"/>
-            <w:vAlign w:val="center"/>
-          </w:tcPr>
-          <w:p>
-            <w:pPr>
-              <w:spacing w:line="300" w:lineRule="auto"/>
-              <w:ind w:firstLine="0"/>
-              <w:jc w:val="center"/>
-            </w:pPr>
-            <w:r/>
-            <w:r>
-              <w:rPr>
-                <w:rFonts w:ascii="宋体" w:hAnsi="宋体" w:eastAsia="宋体"/>
-                <w:b w:val="0"/>
-                <w:sz w:val="21"/>
-              </w:rPr>
-              <w:t>印刷费</w:t>
-            </w:r>
-          </w:p>
-        </w:tc>
-        <w:tc>
-          <w:tcPr>
-            <w:tcW w:type="dxa" w:w="1701"/>
-            <w:vAlign w:val="center"/>
-          </w:tcPr>
-          <w:p>
-            <w:pPr>
-              <w:spacing w:line="300" w:lineRule="auto"/>
-              <w:ind w:firstLine="0"/>
-              <w:jc w:val="center"/>
-            </w:pPr>
-            <w:r/>
-            <w:r>
-              <w:rPr>
-                <w:rFonts w:ascii="宋体" w:hAnsi="宋体" w:eastAsia="宋体"/>
-                <w:b w:val="0"/>
-                <w:sz w:val="21"/>
-              </w:rPr>
-              <w:t>200 元</w:t>
-            </w:r>
-          </w:p>
-        </w:tc>
-        <w:tc>
-          <w:tcPr>
-            <w:tcW w:type="dxa" w:w="5386"/>
-            <w:vAlign w:val="center"/>
-          </w:tcPr>
-          <w:p>
-            <w:pPr>
-              <w:spacing w:line="300" w:lineRule="auto"/>
-              <w:ind w:firstLine="0"/>
-              <w:jc w:val="center"/>
-            </w:pPr>
-            <w:r/>
-            <w:r>
-              <w:rPr>
-                <w:rFonts w:ascii="宋体" w:hAnsi="宋体" w:eastAsia="宋体"/>
-                <w:b w:val="0"/>
-                <w:sz w:val="21"/>
-              </w:rPr>
-              <w:t>论文版面费 200 元</w:t>
-            </w:r>
-          </w:p>
-        </w:tc>
-      </w:tr>
-      <w:tr>
-        <w:tc>
-          <w:tcPr>
-            <w:tcW w:type="dxa" w:w="1984"/>
-            <w:vAlign w:val="center"/>
-          </w:tcPr>
-          <w:p>
-            <w:pPr>
-              <w:spacing w:line="300" w:lineRule="auto"/>
-              <w:ind w:firstLine="0"/>
-              <w:jc w:val="center"/>
-            </w:pPr>
-            <w:r/>
-            <w:r>
-              <w:rPr>
-                <w:rFonts w:ascii="宋体" w:hAnsi="宋体" w:eastAsia="宋体"/>
-                <w:b w:val="0"/>
+                <w:color w:val="111827"/>
                 <w:sz w:val="21"/>
               </w:rPr>
               <w:t>其他</w:t>
@@ -3838,13 +2015,11 @@
         </w:tc>
         <w:tc>
           <w:tcPr>
-            <w:tcW w:type="dxa" w:w="1701"/>
-            <w:vAlign w:val="center"/>
+            <w:tcW w:type="dxa" w:w="2183"/>
           </w:tcPr>
           <w:p>
             <w:pPr>
-              <w:spacing w:line="300" w:lineRule="auto"/>
-              <w:ind w:firstLine="0"/>
+              <w:spacing w:before="0" w:after="0" w:line="276" w:lineRule="auto"/>
               <w:jc w:val="center"/>
             </w:pPr>
             <w:r/>
@@ -3852,21 +2027,20 @@
               <w:rPr>
                 <w:rFonts w:ascii="宋体" w:hAnsi="宋体" w:eastAsia="宋体"/>
                 <w:b w:val="0"/>
+                <w:color w:val="111827"/>
                 <w:sz w:val="21"/>
               </w:rPr>
-              <w:t>300 元</w:t>
+              <w:t>400</w:t>
             </w:r>
           </w:p>
         </w:tc>
         <w:tc>
           <w:tcPr>
-            <w:tcW w:type="dxa" w:w="5386"/>
-            <w:vAlign w:val="center"/>
+            <w:tcW w:type="dxa" w:w="4365"/>
           </w:tcPr>
           <w:p>
             <w:pPr>
-              <w:spacing w:line="300" w:lineRule="auto"/>
-              <w:ind w:firstLine="0"/>
+              <w:spacing w:before="0" w:after="0" w:line="276" w:lineRule="auto"/>
               <w:jc w:val="center"/>
             </w:pPr>
             <w:r/>
@@ -3874,30 +2048,32 @@
               <w:rPr>
                 <w:rFonts w:ascii="宋体" w:hAnsi="宋体" w:eastAsia="宋体"/>
                 <w:b w:val="0"/>
+                <w:color w:val="111827"/>
                 <w:sz w:val="21"/>
               </w:rPr>
-              <w:t>礼品感谢 30 份 × 10 元</w:t>
+              <w:t>打印、版面费</w:t>
             </w:r>
           </w:p>
         </w:tc>
       </w:tr>
       <w:tr>
+        <w:trPr>
+          <w:cantSplit/>
+        </w:trPr>
         <w:tc>
           <w:tcPr>
-            <w:tcW w:type="dxa" w:w="1984"/>
-            <w:vAlign w:val="center"/>
+            <w:tcW w:type="dxa" w:w="2183"/>
           </w:tcPr>
           <w:p>
             <w:pPr>
-              <w:spacing w:line="300" w:lineRule="auto"/>
-              <w:ind w:firstLine="0"/>
-              <w:jc w:val="center"/>
+              <w:spacing w:before="0" w:after="0" w:line="276" w:lineRule="auto"/>
             </w:pPr>
             <w:r/>
             <w:r>
               <w:rPr>
                 <w:rFonts w:ascii="宋体" w:hAnsi="宋体" w:eastAsia="宋体"/>
-                <w:b w:val="0"/>
+                <w:b/>
+                <w:color w:val="111827"/>
                 <w:sz w:val="21"/>
               </w:rPr>
               <w:t>合计</w:t>
@@ -3906,13 +2082,300 @@
         </w:tc>
         <w:tc>
           <w:tcPr>
-            <w:tcW w:type="dxa" w:w="1701"/>
-            <w:vAlign w:val="center"/>
+            <w:tcW w:type="dxa" w:w="2183"/>
           </w:tcPr>
           <w:p>
             <w:pPr>
-              <w:spacing w:line="300" w:lineRule="auto"/>
-              <w:ind w:firstLine="0"/>
+              <w:spacing w:before="0" w:after="0" w:line="276" w:lineRule="auto"/>
+              <w:jc w:val="center"/>
+            </w:pPr>
+            <w:r/>
+            <w:r>
+              <w:rPr>
+                <w:rFonts w:ascii="宋体" w:hAnsi="宋体" w:eastAsia="宋体"/>
+                <w:b/>
+                <w:color w:val="111827"/>
+                <w:sz w:val="21"/>
+              </w:rPr>
+              <w:t>5,000</w:t>
+            </w:r>
+          </w:p>
+        </w:tc>
+        <w:tc>
+          <w:tcPr>
+            <w:tcW w:type="dxa" w:w="4365"/>
+          </w:tcPr>
+          <w:p>
+            <w:pPr>
+              <w:spacing w:before="0" w:after="0" w:line="276" w:lineRule="auto"/>
+              <w:jc w:val="center"/>
+            </w:pPr>
+            <w:r/>
+            <w:r>
+              <w:rPr>
+                <w:rFonts w:ascii="宋体" w:hAnsi="宋体" w:eastAsia="宋体"/>
+                <w:b/>
+                <w:color w:val="111827"/>
+                <w:sz w:val="21"/>
+              </w:rPr>
+              <w:t>—</w:t>
+            </w:r>
+          </w:p>
+        </w:tc>
+      </w:tr>
+    </w:tbl>
+    <w:p>
+      <w:pPr>
+        <w:spacing w:before="0" w:after="0" w:line="240" w:lineRule="exact"/>
+      </w:pPr>
+      <w:r>
+        <w:rPr>
+          <w:rFonts w:ascii="宋体" w:hAnsi="宋体" w:eastAsia="宋体"/>
+          <w:b w:val="0"/>
+          <w:color w:val="111827"/>
+          <w:sz w:val="16"/>
+        </w:rPr>
+      </w:r>
+    </w:p>
+    <w:p>
+      <w:pPr>
+        <w:spacing w:before="0" w:after="120" w:lineRule="auto" w:line="360"/>
+        <w:ind w:firstLine="480"/>
+      </w:pPr>
+      <w:r>
+        <w:rPr>
+          <w:rFonts w:ascii="宋体" w:hAnsi="宋体" w:eastAsia="宋体"/>
+          <w:b w:val="0"/>
+          <w:color w:val="111827"/>
+          <w:sz w:val="24"/>
+        </w:rPr>
+        <w:t>预算编制遵循两个原则：能借的不买、能租的不购。开发板必须买（需要长期占用做部署调试），摄像头模组可以借（学院实验室有闲置的工业相机），标注劳务必须付（学生时间也是成本）。</w:t>
+      </w:r>
+    </w:p>
+    <w:p>
+      <w:pPr>
+        <w:keepNext/>
+        <w:keepLines/>
+        <w:spacing w:before="200" w:after="80"/>
+        <w:jc w:val="center"/>
+      </w:pPr>
+      <w:r>
+        <w:drawing>
+          <wp:inline xmlns:a="http://schemas.openxmlformats.org/drawingml/2006/main" xmlns:pic="http://schemas.openxmlformats.org/drawingml/2006/picture">
+            <wp:extent cx="4400000" cy="2520000"/>
+            <wp:docPr id="4" name="Picture 4"/>
+            <wp:cNvGraphicFramePr>
+              <a:graphicFrameLocks noChangeAspect="1"/>
+            </wp:cNvGraphicFramePr>
+            <a:graphic>
+              <a:graphicData uri="http://schemas.openxmlformats.org/drawingml/2006/picture">
+                <pic:pic>
+                  <pic:nvPicPr>
+                    <pic:cNvPr id="0" name="13_risk.png"/>
+                    <pic:cNvPicPr/>
+                  </pic:nvPicPr>
+                  <pic:blipFill>
+                    <a:blip r:embed="rId12"/>
+                    <a:stretch>
+                      <a:fillRect/>
+                    </a:stretch>
+                  </pic:blipFill>
+                  <pic:spPr>
+                    <a:xfrm>
+                      <a:off x="0" y="0"/>
+                      <a:ext cx="4400000" cy="2520000"/>
+                    </a:xfrm>
+                    <a:prstGeom prst="rect"/>
+                  </pic:spPr>
+                </pic:pic>
+              </a:graphicData>
+            </a:graphic>
+          </wp:inline>
+        </w:drawing>
+      </w:r>
+    </w:p>
+    <w:p>
+      <w:pPr>
+        <w:keepLines/>
+        <w:spacing w:before="0" w:after="280"/>
+        <w:jc w:val="center"/>
+      </w:pPr>
+      <w:r>
+        <w:rPr>
+          <w:rFonts w:ascii="宋体" w:hAnsi="宋体" w:eastAsia="宋体"/>
+          <w:b w:val="0"/>
+          <w:color w:val="6B7280"/>
+          <w:sz w:val="21"/>
+        </w:rPr>
+        <w:t>图 4　项目风险矩阵（概率 × 影响）</w:t>
+      </w:r>
+    </w:p>
+    <w:p>
+      <w:pPr>
+        <w:spacing w:before="0" w:after="120" w:lineRule="auto" w:line="360"/>
+        <w:ind w:firstLine="480"/>
+      </w:pPr>
+      <w:r>
+        <w:rPr>
+          <w:rFonts w:ascii="宋体" w:hAnsi="宋体" w:eastAsia="宋体"/>
+          <w:b w:val="0"/>
+          <w:color w:val="111827"/>
+          <w:sz w:val="24"/>
+        </w:rPr>
+        <w:t>主要风险是数据采集进度。校园垃圾投放点受作息影响大，早中晚三个时段之外几乎没有样本。若采集进度落后，备选方案是引入公开数据集做预训练，再用少量自采数据做微调，代价是准确率可能下降 2—3 个百分点，但能保证项目按时结题。</w:t>
+      </w:r>
+    </w:p>
+    <w:p>
+      <w:pPr>
+        <w:keepNext/>
+        <w:keepLines/>
+        <w:spacing w:before="360" w:after="160" w:line="360" w:lineRule="auto"/>
+      </w:pPr>
+      <w:r>
+        <w:rPr>
+          <w:rFonts w:ascii="黑体" w:hAnsi="黑体" w:eastAsia="黑体"/>
+          <w:b/>
+          <w:color w:val="111827"/>
+          <w:sz w:val="30"/>
+        </w:rPr>
+        <w:t>六、预期成果与考核指标</w:t>
+      </w:r>
+    </w:p>
+    <w:p>
+      <w:pPr>
+        <w:spacing w:before="0" w:after="120" w:lineRule="auto" w:line="360"/>
+        <w:ind w:firstLine="480"/>
+      </w:pPr>
+      <w:r>
+        <w:rPr>
+          <w:rFonts w:ascii="宋体" w:hAnsi="宋体" w:eastAsia="宋体"/>
+          <w:b w:val="0"/>
+          <w:color w:val="111827"/>
+          <w:sz w:val="24"/>
+        </w:rPr>
+        <w:t>院级项目经费少、周期短，所以指标必须定得能验收、不注水。我把成果拆成「必须完成」和「争取完成」两档，答辩时按必须档考核。</w:t>
+      </w:r>
+    </w:p>
+    <w:tbl>
+      <w:tblPr>
+        <w:tblStyle w:val="TableGrid"/>
+        <w:tblW w:type="auto" w:w="0"/>
+        <w:jc w:val="center"/>
+        <w:tblLayout w:type="fixed"/>
+        <w:tblLook w:firstColumn="1" w:firstRow="1" w:lastColumn="0" w:lastRow="0" w:noHBand="0" w:noVBand="1" w:val="04A0"/>
+        <w:tblLayout w:type="fixed"/>
+        <w:tblCellMar>
+          <w:top w:w="50" w:type="dxa"/>
+          <w:bottom w:w="50" w:type="dxa"/>
+          <w:left w:w="100" w:type="dxa"/>
+          <w:right w:w="100" w:type="dxa"/>
+        </w:tblCellMar>
+      </w:tblPr>
+      <w:tblGrid>
+        <w:gridCol w:w="1361"/>
+        <w:gridCol w:w="4876"/>
+        <w:gridCol w:w="2494"/>
+      </w:tblGrid>
+      <w:tr>
+        <w:trPr>
+          <w:tblHeader/>
+          <w:cantSplit/>
+        </w:trPr>
+        <w:tc>
+          <w:tcPr>
+            <w:tcW w:type="dxa" w:w="1361"/>
+          </w:tcPr>
+          <w:p>
+            <w:pPr>
+              <w:spacing w:before="0" w:after="0"/>
+              <w:jc w:val="center"/>
+            </w:pPr>
+            <w:r/>
+            <w:r>
+              <w:rPr>
+                <w:rFonts w:ascii="黑体" w:hAnsi="黑体" w:eastAsia="黑体"/>
+                <w:b/>
+                <w:color w:val="111827"/>
+                <w:sz w:val="21"/>
+              </w:rPr>
+              <w:t>成果类型</w:t>
+            </w:r>
+          </w:p>
+        </w:tc>
+        <w:tc>
+          <w:tcPr>
+            <w:tcW w:type="dxa" w:w="4876"/>
+          </w:tcPr>
+          <w:p>
+            <w:pPr>
+              <w:spacing w:before="0" w:after="0"/>
+              <w:jc w:val="center"/>
+            </w:pPr>
+            <w:r/>
+            <w:r>
+              <w:rPr>
+                <w:rFonts w:ascii="黑体" w:hAnsi="黑体" w:eastAsia="黑体"/>
+                <w:b/>
+                <w:color w:val="111827"/>
+                <w:sz w:val="21"/>
+              </w:rPr>
+              <w:t>指标内容</w:t>
+            </w:r>
+          </w:p>
+        </w:tc>
+        <w:tc>
+          <w:tcPr>
+            <w:tcW w:type="dxa" w:w="2494"/>
+          </w:tcPr>
+          <w:p>
+            <w:pPr>
+              <w:spacing w:before="0" w:after="0"/>
+              <w:jc w:val="center"/>
+            </w:pPr>
+            <w:r/>
+            <w:r>
+              <w:rPr>
+                <w:rFonts w:ascii="黑体" w:hAnsi="黑体" w:eastAsia="黑体"/>
+                <w:b/>
+                <w:color w:val="111827"/>
+                <w:sz w:val="21"/>
+              </w:rPr>
+              <w:t>验收方式</w:t>
+            </w:r>
+          </w:p>
+        </w:tc>
+      </w:tr>
+      <w:tr>
+        <w:trPr>
+          <w:cantSplit/>
+        </w:trPr>
+        <w:tc>
+          <w:tcPr>
+            <w:tcW w:type="dxa" w:w="1361"/>
+          </w:tcPr>
+          <w:p>
+            <w:pPr>
+              <w:spacing w:before="0" w:after="0" w:line="276" w:lineRule="auto"/>
+            </w:pPr>
+            <w:r/>
+            <w:r>
+              <w:rPr>
+                <w:rFonts w:ascii="宋体" w:hAnsi="宋体" w:eastAsia="宋体"/>
+                <w:b w:val="0"/>
+                <w:color w:val="111827"/>
+                <w:sz w:val="21"/>
+              </w:rPr>
+              <w:t>模型</w:t>
+            </w:r>
+          </w:p>
+        </w:tc>
+        <w:tc>
+          <w:tcPr>
+            <w:tcW w:type="dxa" w:w="4876"/>
+          </w:tcPr>
+          <w:p>
+            <w:pPr>
+              <w:spacing w:before="0" w:after="0" w:line="276" w:lineRule="auto"/>
               <w:jc w:val="center"/>
             </w:pPr>
             <w:r/>
@@ -3920,21 +2383,20 @@
               <w:rPr>
                 <w:rFonts w:ascii="宋体" w:hAnsi="宋体" w:eastAsia="宋体"/>
                 <w:b w:val="0"/>
+                <w:color w:val="111827"/>
                 <w:sz w:val="21"/>
               </w:rPr>
-              <w:t>1300 元</w:t>
+              <w:t>在自建校园垃圾四分类数据集上，mAP@0.5 不低于 0.82，参数量不超过 3M，RK3588 单帧推理时间不超过 80ms</w:t>
             </w:r>
           </w:p>
         </w:tc>
         <w:tc>
           <w:tcPr>
-            <w:tcW w:type="dxa" w:w="5386"/>
-            <w:vAlign w:val="center"/>
+            <w:tcW w:type="dxa" w:w="2494"/>
           </w:tcPr>
           <w:p>
             <w:pPr>
-              <w:spacing w:line="300" w:lineRule="auto"/>
-              <w:ind w:firstLine="0"/>
+              <w:spacing w:before="0" w:after="0" w:line="276" w:lineRule="auto"/>
               <w:jc w:val="center"/>
             </w:pPr>
             <w:r/>
@@ -3942,276 +2404,1097 @@
               <w:rPr>
                 <w:rFonts w:ascii="宋体" w:hAnsi="宋体" w:eastAsia="宋体"/>
                 <w:b w:val="0"/>
+                <w:color w:val="111827"/>
                 <w:sz w:val="21"/>
               </w:rPr>
+              <w:t>提供权重文件与测试脚本，现场复跑</w:t>
+            </w:r>
+          </w:p>
+        </w:tc>
+      </w:tr>
+      <w:tr>
+        <w:trPr>
+          <w:cantSplit/>
+        </w:trPr>
+        <w:tc>
+          <w:tcPr>
+            <w:tcW w:type="dxa" w:w="1361"/>
+          </w:tcPr>
+          <w:p>
+            <w:pPr>
+              <w:spacing w:before="0" w:after="0" w:line="276" w:lineRule="auto"/>
+            </w:pPr>
+            <w:r/>
+            <w:r>
+              <w:rPr>
+                <w:rFonts w:ascii="宋体" w:hAnsi="宋体" w:eastAsia="宋体"/>
+                <w:b w:val="0"/>
+                <w:color w:val="111827"/>
+                <w:sz w:val="21"/>
+              </w:rPr>
+              <w:t>数据集</w:t>
+            </w:r>
+          </w:p>
+        </w:tc>
+        <w:tc>
+          <w:tcPr>
+            <w:tcW w:type="dxa" w:w="4876"/>
+          </w:tcPr>
+          <w:p>
+            <w:pPr>
+              <w:spacing w:before="0" w:after="0" w:line="276" w:lineRule="auto"/>
+              <w:jc w:val="center"/>
+            </w:pPr>
+            <w:r/>
+            <w:r>
+              <w:rPr>
+                <w:rFonts w:ascii="宋体" w:hAnsi="宋体" w:eastAsia="宋体"/>
+                <w:b w:val="0"/>
+                <w:color w:val="111827"/>
+                <w:sz w:val="21"/>
+              </w:rPr>
+              <w:t>自采并标注不少于 3,000 张图像，覆盖 4 大类 18 小类、白天/傍晚两种光照</w:t>
+            </w:r>
+          </w:p>
+        </w:tc>
+        <w:tc>
+          <w:tcPr>
+            <w:tcW w:type="dxa" w:w="2494"/>
+          </w:tcPr>
+          <w:p>
+            <w:pPr>
+              <w:spacing w:before="0" w:after="0" w:line="276" w:lineRule="auto"/>
+              <w:jc w:val="center"/>
+            </w:pPr>
+            <w:r/>
+            <w:r>
+              <w:rPr>
+                <w:rFonts w:ascii="宋体" w:hAnsi="宋体" w:eastAsia="宋体"/>
+                <w:b w:val="0"/>
+                <w:color w:val="111827"/>
+                <w:sz w:val="21"/>
+              </w:rPr>
+              <w:t>开放数据集目录与标注文件，随机抽检 200 张</w:t>
+            </w:r>
+          </w:p>
+        </w:tc>
+      </w:tr>
+      <w:tr>
+        <w:trPr>
+          <w:cantSplit/>
+        </w:trPr>
+        <w:tc>
+          <w:tcPr>
+            <w:tcW w:type="dxa" w:w="1361"/>
+          </w:tcPr>
+          <w:p>
+            <w:pPr>
+              <w:spacing w:before="0" w:after="0" w:line="276" w:lineRule="auto"/>
+            </w:pPr>
+            <w:r/>
+            <w:r>
+              <w:rPr>
+                <w:rFonts w:ascii="宋体" w:hAnsi="宋体" w:eastAsia="宋体"/>
+                <w:b w:val="0"/>
+                <w:color w:val="111827"/>
+                <w:sz w:val="21"/>
+              </w:rPr>
+              <w:t>原型系统</w:t>
+            </w:r>
+          </w:p>
+        </w:tc>
+        <w:tc>
+          <w:tcPr>
+            <w:tcW w:type="dxa" w:w="4876"/>
+          </w:tcPr>
+          <w:p>
+            <w:pPr>
+              <w:spacing w:before="0" w:after="0" w:line="276" w:lineRule="auto"/>
+              <w:jc w:val="center"/>
+            </w:pPr>
+            <w:r/>
+            <w:r>
+              <w:rPr>
+                <w:rFonts w:ascii="宋体" w:hAnsi="宋体" w:eastAsia="宋体"/>
+                <w:b w:val="0"/>
+                <w:color w:val="111827"/>
+                <w:sz w:val="21"/>
+              </w:rPr>
+              <w:t>完成摄像头 + 开发板的离线识别演示，支持语音提示与本地日志留存</w:t>
+            </w:r>
+          </w:p>
+        </w:tc>
+        <w:tc>
+          <w:tcPr>
+            <w:tcW w:type="dxa" w:w="2494"/>
+          </w:tcPr>
+          <w:p>
+            <w:pPr>
+              <w:spacing w:before="0" w:after="0" w:line="276" w:lineRule="auto"/>
+              <w:jc w:val="center"/>
+            </w:pPr>
+            <w:r/>
+            <w:r>
+              <w:rPr>
+                <w:rFonts w:ascii="宋体" w:hAnsi="宋体" w:eastAsia="宋体"/>
+                <w:b w:val="0"/>
+                <w:color w:val="111827"/>
+                <w:sz w:val="21"/>
+              </w:rPr>
+              <w:t>现场演示，连续运行 30 分钟不崩溃</w:t>
+            </w:r>
+          </w:p>
+        </w:tc>
+      </w:tr>
+      <w:tr>
+        <w:trPr>
+          <w:cantSplit/>
+        </w:trPr>
+        <w:tc>
+          <w:tcPr>
+            <w:tcW w:type="dxa" w:w="1361"/>
+          </w:tcPr>
+          <w:p>
+            <w:pPr>
+              <w:spacing w:before="0" w:after="0" w:line="276" w:lineRule="auto"/>
+            </w:pPr>
+            <w:r/>
+            <w:r>
+              <w:rPr>
+                <w:rFonts w:ascii="宋体" w:hAnsi="宋体" w:eastAsia="宋体"/>
+                <w:b w:val="0"/>
+                <w:color w:val="111827"/>
+                <w:sz w:val="21"/>
+              </w:rPr>
+              <w:t>文档</w:t>
+            </w:r>
+          </w:p>
+        </w:tc>
+        <w:tc>
+          <w:tcPr>
+            <w:tcW w:type="dxa" w:w="4876"/>
+          </w:tcPr>
+          <w:p>
+            <w:pPr>
+              <w:spacing w:before="0" w:after="0" w:line="276" w:lineRule="auto"/>
+              <w:jc w:val="center"/>
+            </w:pPr>
+            <w:r/>
+            <w:r>
+              <w:rPr>
+                <w:rFonts w:ascii="宋体" w:hAnsi="宋体" w:eastAsia="宋体"/>
+                <w:b w:val="0"/>
+                <w:color w:val="111827"/>
+                <w:sz w:val="21"/>
+              </w:rPr>
+              <w:t>技术报告 1 份（含消融实验）、使用说明 1 份、标注规范 1 份</w:t>
+            </w:r>
+          </w:p>
+        </w:tc>
+        <w:tc>
+          <w:tcPr>
+            <w:tcW w:type="dxa" w:w="2494"/>
+          </w:tcPr>
+          <w:p>
+            <w:pPr>
+              <w:spacing w:before="0" w:after="0" w:line="276" w:lineRule="auto"/>
+              <w:jc w:val="center"/>
+            </w:pPr>
+            <w:r/>
+            <w:r>
+              <w:rPr>
+                <w:rFonts w:ascii="宋体" w:hAnsi="宋体" w:eastAsia="宋体"/>
+                <w:b w:val="0"/>
+                <w:color w:val="111827"/>
+                <w:sz w:val="21"/>
+              </w:rPr>
+              <w:t>提交纸质与电子版各一份</w:t>
+            </w:r>
+          </w:p>
+        </w:tc>
+      </w:tr>
+      <w:tr>
+        <w:trPr>
+          <w:cantSplit/>
+        </w:trPr>
+        <w:tc>
+          <w:tcPr>
+            <w:tcW w:type="dxa" w:w="1361"/>
+          </w:tcPr>
+          <w:p>
+            <w:pPr>
+              <w:spacing w:before="0" w:after="0" w:line="276" w:lineRule="auto"/>
+            </w:pPr>
+            <w:r/>
+            <w:r>
+              <w:rPr>
+                <w:rFonts w:ascii="宋体" w:hAnsi="宋体" w:eastAsia="宋体"/>
+                <w:b w:val="0"/>
+                <w:color w:val="111827"/>
+                <w:sz w:val="21"/>
+              </w:rPr>
+              <w:t>（争取）论文</w:t>
+            </w:r>
+          </w:p>
+        </w:tc>
+        <w:tc>
+          <w:tcPr>
+            <w:tcW w:type="dxa" w:w="4876"/>
+          </w:tcPr>
+          <w:p>
+            <w:pPr>
+              <w:spacing w:before="0" w:after="0" w:line="276" w:lineRule="auto"/>
+              <w:jc w:val="center"/>
+            </w:pPr>
+            <w:r/>
+            <w:r>
+              <w:rPr>
+                <w:rFonts w:ascii="宋体" w:hAnsi="宋体" w:eastAsia="宋体"/>
+                <w:b w:val="0"/>
+                <w:color w:val="111827"/>
+                <w:sz w:val="21"/>
+              </w:rPr>
+              <w:t>投稿中文核心或会议短文 1 篇</w:t>
+            </w:r>
+          </w:p>
+        </w:tc>
+        <w:tc>
+          <w:tcPr>
+            <w:tcW w:type="dxa" w:w="2494"/>
+          </w:tcPr>
+          <w:p>
+            <w:pPr>
+              <w:spacing w:before="0" w:after="0" w:line="276" w:lineRule="auto"/>
+              <w:jc w:val="center"/>
+            </w:pPr>
+            <w:r/>
+            <w:r>
+              <w:rPr>
+                <w:rFonts w:ascii="宋体" w:hAnsi="宋体" w:eastAsia="宋体"/>
+                <w:b w:val="0"/>
+                <w:color w:val="111827"/>
+                <w:sz w:val="21"/>
+              </w:rPr>
+              <w:t>提供投稿凭证</w:t>
             </w:r>
           </w:p>
         </w:tc>
       </w:tr>
     </w:tbl>
-    <w:p/>
     <w:p>
       <w:pPr>
-        <w:spacing w:line="360" w:lineRule="auto" w:before="240" w:after="240"/>
-        <w:jc w:val="center"/>
+        <w:spacing w:before="0" w:after="0" w:line="240" w:lineRule="exact"/>
+      </w:pPr>
+      <w:r>
+        <w:rPr>
+          <w:rFonts w:ascii="宋体" w:hAnsi="宋体" w:eastAsia="宋体"/>
+          <w:b w:val="0"/>
+          <w:color w:val="111827"/>
+          <w:sz w:val="16"/>
+        </w:rPr>
+      </w:r>
+    </w:p>
+    <w:p>
+      <w:pPr>
+        <w:spacing w:before="0" w:after="120" w:lineRule="auto" w:line="360"/>
+        <w:ind w:firstLine="480"/>
+      </w:pPr>
+      <w:r>
+        <w:rPr>
+          <w:rFonts w:ascii="宋体" w:hAnsi="宋体" w:eastAsia="宋体"/>
+          <w:b w:val="0"/>
+          <w:color w:val="111827"/>
+          <w:sz w:val="24"/>
+        </w:rPr>
+        <w:t>指标里最容易被质疑的是「mAP 0.82」。这个数字不是拍脑袋：我在公开数据集 TrashNet 上用同一骨干网络跑过基线，四分类能到 0.86；校园实景因为有遮挡和逆光，我按经验扣了 4 个百分点。如果最终做不到，我会在报告里如实写清差距与原因，而不是换一个数据集凑数。</w:t>
+      </w:r>
+    </w:p>
+    <w:p>
+      <w:pPr>
+        <w:spacing w:before="0" w:after="120" w:lineRule="auto" w:line="360"/>
+        <w:ind w:firstLine="480"/>
+      </w:pPr>
+      <w:r>
+        <w:rPr>
+          <w:rFonts w:ascii="宋体" w:hAnsi="宋体" w:eastAsia="宋体"/>
+          <w:b w:val="0"/>
+          <w:color w:val="111827"/>
+          <w:sz w:val="24"/>
+        </w:rPr>
+        <w:t>关于量化指标还有一个考虑：参数量与推理时延必须和精度一起报。只报精度不报成本，在嵌入式场景里没有意义——一个 90% 精度但跑不动的模型，对垃圾桶上的设备来说等于零。</w:t>
+      </w:r>
+    </w:p>
+    <w:p>
+      <w:pPr>
+        <w:keepNext/>
+        <w:keepLines/>
+        <w:spacing w:before="360" w:after="160" w:line="360" w:lineRule="auto"/>
       </w:pPr>
       <w:r>
         <w:rPr>
           <w:rFonts w:ascii="黑体" w:hAnsi="黑体" w:eastAsia="黑体"/>
           <w:b/>
-          <w:sz w:val="32"/>
+          <w:color w:val="111827"/>
+          <w:sz w:val="30"/>
         </w:rPr>
-        <w:t>十四、参考文献</w:t>
+        <w:t>七、研究基础与条件保障</w:t>
       </w:r>
     </w:p>
     <w:p>
       <w:pPr>
-        <w:spacing w:line="300" w:lineRule="auto" w:before="0" w:after="0"/>
-        <w:ind w:hanging="360" w:left="360"/>
-        <w:jc w:val="left"/>
+        <w:spacing w:before="0" w:after="120" w:lineRule="auto" w:line="360"/>
+        <w:ind w:firstLine="480"/>
       </w:pPr>
       <w:r>
         <w:rPr>
           <w:rFonts w:ascii="宋体" w:hAnsi="宋体" w:eastAsia="宋体"/>
           <w:b w:val="0"/>
-          <w:sz w:val="21"/>
+          <w:color w:val="111827"/>
+          <w:sz w:val="24"/>
         </w:rPr>
-        <w:t>[1] 张丽, 王伟. 大学生学习拖延行为调查研究[J]. 心理科学, 2022, 45(3): 612-619.</w:t>
+        <w:t>这个题目不是临时想的。大一下学期我在学院实验室做过一个学期的图像分类课程实践，用的是 CIFAR-10；大二上参加了校内的嵌入式 AI 比赛，在 RK3588 开发板上部署过一个轻量检测模型。两段经历加起来，让我知道这件事的难点不在训练，而在部署。</w:t>
       </w:r>
     </w:p>
+    <w:tbl>
+      <w:tblPr>
+        <w:tblStyle w:val="TableGrid"/>
+        <w:tblW w:type="auto" w:w="0"/>
+        <w:jc w:val="center"/>
+        <w:tblLayout w:type="fixed"/>
+        <w:tblLook w:firstColumn="1" w:firstRow="1" w:lastColumn="0" w:lastRow="0" w:noHBand="0" w:noVBand="1" w:val="04A0"/>
+        <w:tblLayout w:type="fixed"/>
+        <w:tblCellMar>
+          <w:top w:w="50" w:type="dxa"/>
+          <w:bottom w:w="50" w:type="dxa"/>
+          <w:left w:w="100" w:type="dxa"/>
+          <w:right w:w="100" w:type="dxa"/>
+        </w:tblCellMar>
+      </w:tblPr>
+      <w:tblGrid>
+        <w:gridCol w:w="1474"/>
+        <w:gridCol w:w="5329"/>
+        <w:gridCol w:w="1928"/>
+      </w:tblGrid>
+      <w:tr>
+        <w:trPr>
+          <w:tblHeader/>
+          <w:cantSplit/>
+        </w:trPr>
+        <w:tc>
+          <w:tcPr>
+            <w:tcW w:type="dxa" w:w="1474"/>
+          </w:tcPr>
+          <w:p>
+            <w:pPr>
+              <w:spacing w:before="0" w:after="0"/>
+              <w:jc w:val="center"/>
+            </w:pPr>
+            <w:r/>
+            <w:r>
+              <w:rPr>
+                <w:rFonts w:ascii="黑体" w:hAnsi="黑体" w:eastAsia="黑体"/>
+                <w:b/>
+                <w:color w:val="111827"/>
+                <w:sz w:val="21"/>
+              </w:rPr>
+              <w:t>条件</w:t>
+            </w:r>
+          </w:p>
+        </w:tc>
+        <w:tc>
+          <w:tcPr>
+            <w:tcW w:type="dxa" w:w="5329"/>
+          </w:tcPr>
+          <w:p>
+            <w:pPr>
+              <w:spacing w:before="0" w:after="0"/>
+              <w:jc w:val="center"/>
+            </w:pPr>
+            <w:r/>
+            <w:r>
+              <w:rPr>
+                <w:rFonts w:ascii="黑体" w:hAnsi="黑体" w:eastAsia="黑体"/>
+                <w:b/>
+                <w:color w:val="111827"/>
+                <w:sz w:val="21"/>
+              </w:rPr>
+              <w:t>现有情况</w:t>
+            </w:r>
+          </w:p>
+        </w:tc>
+        <w:tc>
+          <w:tcPr>
+            <w:tcW w:type="dxa" w:w="1928"/>
+          </w:tcPr>
+          <w:p>
+            <w:pPr>
+              <w:spacing w:before="0" w:after="0"/>
+              <w:jc w:val="center"/>
+            </w:pPr>
+            <w:r/>
+            <w:r>
+              <w:rPr>
+                <w:rFonts w:ascii="黑体" w:hAnsi="黑体" w:eastAsia="黑体"/>
+                <w:b/>
+                <w:color w:val="111827"/>
+                <w:sz w:val="21"/>
+              </w:rPr>
+              <w:t>是否满足</w:t>
+            </w:r>
+          </w:p>
+        </w:tc>
+      </w:tr>
+      <w:tr>
+        <w:trPr>
+          <w:cantSplit/>
+        </w:trPr>
+        <w:tc>
+          <w:tcPr>
+            <w:tcW w:type="dxa" w:w="1474"/>
+          </w:tcPr>
+          <w:p>
+            <w:pPr>
+              <w:spacing w:before="0" w:after="0" w:line="276" w:lineRule="auto"/>
+            </w:pPr>
+            <w:r/>
+            <w:r>
+              <w:rPr>
+                <w:rFonts w:ascii="宋体" w:hAnsi="宋体" w:eastAsia="宋体"/>
+                <w:b w:val="0"/>
+                <w:color w:val="111827"/>
+                <w:sz w:val="21"/>
+              </w:rPr>
+              <w:t>算力</w:t>
+            </w:r>
+          </w:p>
+        </w:tc>
+        <w:tc>
+          <w:tcPr>
+            <w:tcW w:type="dxa" w:w="5329"/>
+          </w:tcPr>
+          <w:p>
+            <w:pPr>
+              <w:spacing w:before="0" w:after="0" w:line="276" w:lineRule="auto"/>
+              <w:jc w:val="center"/>
+            </w:pPr>
+            <w:r/>
+            <w:r>
+              <w:rPr>
+                <w:rFonts w:ascii="宋体" w:hAnsi="宋体" w:eastAsia="宋体"/>
+                <w:b w:val="0"/>
+                <w:color w:val="111827"/>
+                <w:sz w:val="21"/>
+              </w:rPr>
+              <w:t>学院 GPU 服务器（RTX 3090 ×2），可申请使用，按周预约</w:t>
+            </w:r>
+          </w:p>
+        </w:tc>
+        <w:tc>
+          <w:tcPr>
+            <w:tcW w:type="dxa" w:w="1928"/>
+          </w:tcPr>
+          <w:p>
+            <w:pPr>
+              <w:spacing w:before="0" w:after="0" w:line="276" w:lineRule="auto"/>
+              <w:jc w:val="center"/>
+            </w:pPr>
+            <w:r/>
+            <w:r>
+              <w:rPr>
+                <w:rFonts w:ascii="宋体" w:hAnsi="宋体" w:eastAsia="宋体"/>
+                <w:b w:val="0"/>
+                <w:color w:val="111827"/>
+                <w:sz w:val="21"/>
+              </w:rPr>
+              <w:t>满足训练需求</w:t>
+            </w:r>
+          </w:p>
+        </w:tc>
+      </w:tr>
+      <w:tr>
+        <w:trPr>
+          <w:cantSplit/>
+        </w:trPr>
+        <w:tc>
+          <w:tcPr>
+            <w:tcW w:type="dxa" w:w="1474"/>
+          </w:tcPr>
+          <w:p>
+            <w:pPr>
+              <w:spacing w:before="0" w:after="0" w:line="276" w:lineRule="auto"/>
+            </w:pPr>
+            <w:r/>
+            <w:r>
+              <w:rPr>
+                <w:rFonts w:ascii="宋体" w:hAnsi="宋体" w:eastAsia="宋体"/>
+                <w:b w:val="0"/>
+                <w:color w:val="111827"/>
+                <w:sz w:val="21"/>
+              </w:rPr>
+              <w:t>开发板</w:t>
+            </w:r>
+          </w:p>
+        </w:tc>
+        <w:tc>
+          <w:tcPr>
+            <w:tcW w:type="dxa" w:w="5329"/>
+          </w:tcPr>
+          <w:p>
+            <w:pPr>
+              <w:spacing w:before="0" w:after="0" w:line="276" w:lineRule="auto"/>
+              <w:jc w:val="center"/>
+            </w:pPr>
+            <w:r/>
+            <w:r>
+              <w:rPr>
+                <w:rFonts w:ascii="宋体" w:hAnsi="宋体" w:eastAsia="宋体"/>
+                <w:b w:val="0"/>
+                <w:color w:val="111827"/>
+                <w:sz w:val="21"/>
+              </w:rPr>
+              <w:t>实验室已有 RK3588 开发板 2 块，可借用 1 块</w:t>
+            </w:r>
+          </w:p>
+        </w:tc>
+        <w:tc>
+          <w:tcPr>
+            <w:tcW w:type="dxa" w:w="1928"/>
+          </w:tcPr>
+          <w:p>
+            <w:pPr>
+              <w:spacing w:before="0" w:after="0" w:line="276" w:lineRule="auto"/>
+              <w:jc w:val="center"/>
+            </w:pPr>
+            <w:r/>
+            <w:r>
+              <w:rPr>
+                <w:rFonts w:ascii="宋体" w:hAnsi="宋体" w:eastAsia="宋体"/>
+                <w:b w:val="0"/>
+                <w:color w:val="111827"/>
+                <w:sz w:val="21"/>
+              </w:rPr>
+              <w:t>满足部署需求</w:t>
+            </w:r>
+          </w:p>
+        </w:tc>
+      </w:tr>
+      <w:tr>
+        <w:trPr>
+          <w:cantSplit/>
+        </w:trPr>
+        <w:tc>
+          <w:tcPr>
+            <w:tcW w:type="dxa" w:w="1474"/>
+          </w:tcPr>
+          <w:p>
+            <w:pPr>
+              <w:spacing w:before="0" w:after="0" w:line="276" w:lineRule="auto"/>
+            </w:pPr>
+            <w:r/>
+            <w:r>
+              <w:rPr>
+                <w:rFonts w:ascii="宋体" w:hAnsi="宋体" w:eastAsia="宋体"/>
+                <w:b w:val="0"/>
+                <w:color w:val="111827"/>
+                <w:sz w:val="21"/>
+              </w:rPr>
+              <w:t>采集设备</w:t>
+            </w:r>
+          </w:p>
+        </w:tc>
+        <w:tc>
+          <w:tcPr>
+            <w:tcW w:type="dxa" w:w="5329"/>
+          </w:tcPr>
+          <w:p>
+            <w:pPr>
+              <w:spacing w:before="0" w:after="0" w:line="276" w:lineRule="auto"/>
+              <w:jc w:val="center"/>
+            </w:pPr>
+            <w:r/>
+            <w:r>
+              <w:rPr>
+                <w:rFonts w:ascii="宋体" w:hAnsi="宋体" w:eastAsia="宋体"/>
+                <w:b w:val="0"/>
+                <w:color w:val="111827"/>
+                <w:sz w:val="21"/>
+              </w:rPr>
+              <w:t>借用学院相机 1 台 + 手机补充拍摄</w:t>
+            </w:r>
+          </w:p>
+        </w:tc>
+        <w:tc>
+          <w:tcPr>
+            <w:tcW w:type="dxa" w:w="1928"/>
+          </w:tcPr>
+          <w:p>
+            <w:pPr>
+              <w:spacing w:before="0" w:after="0" w:line="276" w:lineRule="auto"/>
+              <w:jc w:val="center"/>
+            </w:pPr>
+            <w:r/>
+            <w:r>
+              <w:rPr>
+                <w:rFonts w:ascii="宋体" w:hAnsi="宋体" w:eastAsia="宋体"/>
+                <w:b w:val="0"/>
+                <w:color w:val="111827"/>
+                <w:sz w:val="21"/>
+              </w:rPr>
+              <w:t>满足采集需求</w:t>
+            </w:r>
+          </w:p>
+        </w:tc>
+      </w:tr>
+      <w:tr>
+        <w:trPr>
+          <w:cantSplit/>
+        </w:trPr>
+        <w:tc>
+          <w:tcPr>
+            <w:tcW w:type="dxa" w:w="1474"/>
+          </w:tcPr>
+          <w:p>
+            <w:pPr>
+              <w:spacing w:before="0" w:after="0" w:line="276" w:lineRule="auto"/>
+            </w:pPr>
+            <w:r/>
+            <w:r>
+              <w:rPr>
+                <w:rFonts w:ascii="宋体" w:hAnsi="宋体" w:eastAsia="宋体"/>
+                <w:b w:val="0"/>
+                <w:color w:val="111827"/>
+                <w:sz w:val="21"/>
+              </w:rPr>
+              <w:t>数据集</w:t>
+            </w:r>
+          </w:p>
+        </w:tc>
+        <w:tc>
+          <w:tcPr>
+            <w:tcW w:type="dxa" w:w="5329"/>
+          </w:tcPr>
+          <w:p>
+            <w:pPr>
+              <w:spacing w:before="0" w:after="0" w:line="276" w:lineRule="auto"/>
+              <w:jc w:val="center"/>
+            </w:pPr>
+            <w:r/>
+            <w:r>
+              <w:rPr>
+                <w:rFonts w:ascii="宋体" w:hAnsi="宋体" w:eastAsia="宋体"/>
+                <w:b w:val="0"/>
+                <w:color w:val="111827"/>
+                <w:sz w:val="21"/>
+              </w:rPr>
+              <w:t>公开数据集 TrashNet / 华为垃圾分类可作为预训练与对比</w:t>
+            </w:r>
+          </w:p>
+        </w:tc>
+        <w:tc>
+          <w:tcPr>
+            <w:tcW w:type="dxa" w:w="1928"/>
+          </w:tcPr>
+          <w:p>
+            <w:pPr>
+              <w:spacing w:before="0" w:after="0" w:line="276" w:lineRule="auto"/>
+              <w:jc w:val="center"/>
+            </w:pPr>
+            <w:r/>
+            <w:r>
+              <w:rPr>
+                <w:rFonts w:ascii="宋体" w:hAnsi="宋体" w:eastAsia="宋体"/>
+                <w:b w:val="0"/>
+                <w:color w:val="111827"/>
+                <w:sz w:val="21"/>
+              </w:rPr>
+              <w:t>基本满足，需自采补充</w:t>
+            </w:r>
+          </w:p>
+        </w:tc>
+      </w:tr>
+      <w:tr>
+        <w:trPr>
+          <w:cantSplit/>
+        </w:trPr>
+        <w:tc>
+          <w:tcPr>
+            <w:tcW w:type="dxa" w:w="1474"/>
+          </w:tcPr>
+          <w:p>
+            <w:pPr>
+              <w:spacing w:before="0" w:after="0" w:line="276" w:lineRule="auto"/>
+            </w:pPr>
+            <w:r/>
+            <w:r>
+              <w:rPr>
+                <w:rFonts w:ascii="宋体" w:hAnsi="宋体" w:eastAsia="宋体"/>
+                <w:b w:val="0"/>
+                <w:color w:val="111827"/>
+                <w:sz w:val="21"/>
+              </w:rPr>
+              <w:t>标注人力</w:t>
+            </w:r>
+          </w:p>
+        </w:tc>
+        <w:tc>
+          <w:tcPr>
+            <w:tcW w:type="dxa" w:w="5329"/>
+          </w:tcPr>
+          <w:p>
+            <w:pPr>
+              <w:spacing w:before="0" w:after="0" w:line="276" w:lineRule="auto"/>
+              <w:jc w:val="center"/>
+            </w:pPr>
+            <w:r/>
+            <w:r>
+              <w:rPr>
+                <w:rFonts w:ascii="宋体" w:hAnsi="宋体" w:eastAsia="宋体"/>
+                <w:b w:val="0"/>
+                <w:color w:val="111827"/>
+                <w:sz w:val="21"/>
+              </w:rPr>
+              <w:t>本人 + 同组 2 名同学，利用课余时间标注</w:t>
+            </w:r>
+          </w:p>
+        </w:tc>
+        <w:tc>
+          <w:tcPr>
+            <w:tcW w:type="dxa" w:w="1928"/>
+          </w:tcPr>
+          <w:p>
+            <w:pPr>
+              <w:spacing w:before="0" w:after="0" w:line="276" w:lineRule="auto"/>
+              <w:jc w:val="center"/>
+            </w:pPr>
+            <w:r/>
+            <w:r>
+              <w:rPr>
+                <w:rFonts w:ascii="宋体" w:hAnsi="宋体" w:eastAsia="宋体"/>
+                <w:b w:val="0"/>
+                <w:color w:val="111827"/>
+                <w:sz w:val="21"/>
+              </w:rPr>
+              <w:t>满足，标注规范需先行</w:t>
+            </w:r>
+          </w:p>
+        </w:tc>
+      </w:tr>
+      <w:tr>
+        <w:trPr>
+          <w:cantSplit/>
+        </w:trPr>
+        <w:tc>
+          <w:tcPr>
+            <w:tcW w:type="dxa" w:w="1474"/>
+          </w:tcPr>
+          <w:p>
+            <w:pPr>
+              <w:spacing w:before="0" w:after="0" w:line="276" w:lineRule="auto"/>
+            </w:pPr>
+            <w:r/>
+            <w:r>
+              <w:rPr>
+                <w:rFonts w:ascii="宋体" w:hAnsi="宋体" w:eastAsia="宋体"/>
+                <w:b w:val="0"/>
+                <w:color w:val="111827"/>
+                <w:sz w:val="21"/>
+              </w:rPr>
+              <w:t>指导</w:t>
+            </w:r>
+          </w:p>
+        </w:tc>
+        <w:tc>
+          <w:tcPr>
+            <w:tcW w:type="dxa" w:w="5329"/>
+          </w:tcPr>
+          <w:p>
+            <w:pPr>
+              <w:spacing w:before="0" w:after="0" w:line="276" w:lineRule="auto"/>
+              <w:jc w:val="center"/>
+            </w:pPr>
+            <w:r/>
+            <w:r>
+              <w:rPr>
+                <w:rFonts w:ascii="宋体" w:hAnsi="宋体" w:eastAsia="宋体"/>
+                <w:b w:val="0"/>
+                <w:color w:val="111827"/>
+                <w:sz w:val="21"/>
+              </w:rPr>
+              <w:t>孙鹏老师方向为轻量级视觉模型与边缘部署，已指导过 2 届院级项目</w:t>
+            </w:r>
+          </w:p>
+        </w:tc>
+        <w:tc>
+          <w:tcPr>
+            <w:tcW w:type="dxa" w:w="1928"/>
+          </w:tcPr>
+          <w:p>
+            <w:pPr>
+              <w:spacing w:before="0" w:after="0" w:line="276" w:lineRule="auto"/>
+              <w:jc w:val="center"/>
+            </w:pPr>
+            <w:r/>
+            <w:r>
+              <w:rPr>
+                <w:rFonts w:ascii="宋体" w:hAnsi="宋体" w:eastAsia="宋体"/>
+                <w:b w:val="0"/>
+                <w:color w:val="111827"/>
+                <w:sz w:val="21"/>
+              </w:rPr>
+              <w:t>满足</w:t>
+            </w:r>
+          </w:p>
+        </w:tc>
+      </w:tr>
+    </w:tbl>
     <w:p>
       <w:pPr>
-        <w:spacing w:line="300" w:lineRule="auto" w:before="0" w:after="0"/>
-        <w:ind w:hanging="360" w:left="360"/>
-        <w:jc w:val="left"/>
+        <w:spacing w:before="0" w:after="0" w:line="240" w:lineRule="exact"/>
       </w:pPr>
       <w:r>
         <w:rPr>
           <w:rFonts w:ascii="宋体" w:hAnsi="宋体" w:eastAsia="宋体"/>
           <w:b w:val="0"/>
-          <w:sz w:val="21"/>
+          <w:color w:val="111827"/>
+          <w:sz w:val="16"/>
         </w:rPr>
-        <w:t>[2] 王强. 同伴监督对大学生拖延行为的影响[J]. 校园心理, 2023, 21(2): 145-150.</w:t>
       </w:r>
     </w:p>
     <w:p>
       <w:pPr>
-        <w:spacing w:line="300" w:lineRule="auto" w:before="0" w:after="0"/>
-        <w:ind w:hanging="360" w:left="360"/>
-        <w:jc w:val="left"/>
+        <w:spacing w:before="0" w:after="120" w:lineRule="auto" w:line="360"/>
+        <w:ind w:firstLine="480"/>
       </w:pPr>
       <w:r>
         <w:rPr>
           <w:rFonts w:ascii="宋体" w:hAnsi="宋体" w:eastAsia="宋体"/>
           <w:b w:val="0"/>
-          <w:sz w:val="21"/>
+          <w:color w:val="111827"/>
+          <w:sz w:val="24"/>
         </w:rPr>
-        <w:t>[3] Steel P. The nature of procrastination: A meta-analytic review[J]. Psychological Bulletin, 2020, 146(4): 318-348.</w:t>
+        <w:t>时间安排上我把风险最大的环节放在最前面：第 1—2 个月完成数据采集与标注规范，而不是先去调模型。原因是标注一旦返工，后面所有实验都要重跑；而调模型的时间是可以压缩的。</w:t>
       </w:r>
     </w:p>
     <w:p>
       <w:pPr>
-        <w:spacing w:line="300" w:lineRule="auto" w:before="0" w:after="0"/>
-        <w:ind w:hanging="360" w:left="360"/>
-        <w:jc w:val="left"/>
+        <w:spacing w:before="0" w:after="120" w:lineRule="auto" w:line="360"/>
+        <w:ind w:firstLine="480"/>
       </w:pPr>
       <w:r>
         <w:rPr>
           <w:rFonts w:ascii="宋体" w:hAnsi="宋体" w:eastAsia="宋体"/>
           <w:b w:val="0"/>
-          <w:sz w:val="21"/>
+          <w:color w:val="111827"/>
+          <w:sz w:val="24"/>
         </w:rPr>
-        <w:t>[4] Pychyl T, Sirois F. Procrastination and mindfulness[J]. Journal of Behavioral Medicine, 2021, 44(2): 234-245.</w:t>
+        <w:t>目前已经完成的前期工作有三项：一是用公开数据集复现了MobileNetV3 与 YOLOv8n 两个基线，记录了精度与推理时延；二是写好了标注规范初稿，定义了 18 个小类的边界情形（比如「沾油的纸盒」算可回收还是其他垃圾）；三是完成了开发板的系统烧录与摄像头驱动调试。</w:t>
       </w:r>
     </w:p>
     <w:p>
       <w:pPr>
-        <w:spacing w:line="300" w:lineRule="auto" w:before="0" w:after="0"/>
-        <w:ind w:hanging="360" w:left="360"/>
-        <w:jc w:val="left"/>
+        <w:spacing w:before="0" w:after="120" w:lineRule="auto" w:line="360"/>
+        <w:ind w:firstLine="480"/>
       </w:pPr>
       <w:r>
         <w:rPr>
           <w:rFonts w:ascii="宋体" w:hAnsi="宋体" w:eastAsia="宋体"/>
           <w:b w:val="0"/>
-          <w:sz w:val="21"/>
+          <w:color w:val="111827"/>
+          <w:sz w:val="24"/>
         </w:rPr>
-        <w:t>[5] 陈伟. 近5年国内大学生拖延干预研究综述[J]. 心理发展与教育, 2023, 39(4): 567-578.</w:t>
+        <w:t>还有一个必须提前说明的限制：本项目的结论只在校园场景下有效，不能直接外推到市政环卫场景。如果后续有人要用，需要重新采集数据并做域适应，这一点我会写进报告的局限性一节。</w:t>
       </w:r>
     </w:p>
     <w:p>
       <w:pPr>
-        <w:spacing w:line="300" w:lineRule="auto" w:before="0" w:after="0"/>
-        <w:ind w:hanging="360" w:left="360"/>
-        <w:jc w:val="left"/>
+        <w:keepNext/>
+        <w:keepLines/>
+        <w:spacing w:before="360" w:after="160" w:line="360" w:lineRule="auto"/>
+      </w:pPr>
+      <w:r>
+        <w:rPr>
+          <w:rFonts w:ascii="黑体" w:hAnsi="黑体" w:eastAsia="黑体"/>
+          <w:b/>
+          <w:color w:val="111827"/>
+          <w:sz w:val="30"/>
+        </w:rPr>
+        <w:t>八、审核意见</w:t>
+      </w:r>
+    </w:p>
+    <w:tbl>
+      <w:tblPr>
+        <w:tblStyle w:val="TableGrid"/>
+        <w:tblW w:type="auto" w:w="0"/>
+        <w:jc w:val="center"/>
+        <w:tblLayout w:type="fixed"/>
+        <w:tblLook w:firstColumn="1" w:firstRow="1" w:lastColumn="0" w:lastRow="0" w:noHBand="0" w:noVBand="1" w:val="04A0"/>
+        <w:tblLayout w:type="fixed"/>
+      </w:tblPr>
+      <w:tblGrid>
+        <w:gridCol w:w="8731"/>
+      </w:tblGrid>
+      <w:tr>
+        <w:trPr>
+          <w:cantSplit/>
+        </w:trPr>
+        <w:tc>
+          <w:tcPr>
+            <w:tcW w:type="dxa" w:w="8731"/>
+          </w:tcPr>
+          <w:p>
+            <w:pPr>
+              <w:keepNext/>
+              <w:keepLines/>
+              <w:spacing w:before="40" w:after="40"/>
+            </w:pPr>
+            <w:r>
+              <w:rPr>
+                <w:rFonts w:ascii="黑体" w:hAnsi="黑体" w:eastAsia="黑体"/>
+                <w:b/>
+                <w:color w:val="111827"/>
+                <w:sz w:val="21"/>
+              </w:rPr>
+              <w:t>指导教师意见</w:t>
+            </w:r>
+          </w:p>
+        </w:tc>
+      </w:tr>
+      <w:tr>
+        <w:trPr>
+          <w:trHeight w:val="1020" w:hRule="atLeast"/>
+          <w:cantSplit/>
+        </w:trPr>
+        <w:tc>
+          <w:tcPr>
+            <w:tcW w:type="dxa" w:w="8731"/>
+          </w:tcPr>
+          <w:p>
+            <w:pPr>
+              <w:keepNext/>
+              <w:keepLines/>
+              <w:spacing w:before="0" w:after="0"/>
+            </w:pPr>
+          </w:p>
+        </w:tc>
+      </w:tr>
+      <w:tr>
+        <w:trPr>
+          <w:cantSplit/>
+        </w:trPr>
+        <w:tc>
+          <w:tcPr>
+            <w:tcW w:type="dxa" w:w="8731"/>
+          </w:tcPr>
+          <w:p>
+            <w:pPr>
+              <w:keepNext/>
+              <w:keepLines/>
+              <w:spacing w:before="80" w:after="80"/>
+              <w:jc w:val="right"/>
+            </w:pPr>
+            <w:r>
+              <w:rPr>
+                <w:rFonts w:ascii="宋体" w:hAnsi="宋体" w:eastAsia="宋体"/>
+                <w:b w:val="0"/>
+                <w:color w:val="6B7280"/>
+                <w:sz w:val="21"/>
+              </w:rPr>
+              <w:t>签字：＿＿＿＿＿＿＿＿　　　日期：　　年　　月　　日</w:t>
+            </w:r>
+          </w:p>
+        </w:tc>
+      </w:tr>
+      <w:tr>
+        <w:trPr>
+          <w:cantSplit/>
+        </w:trPr>
+        <w:tc>
+          <w:tcPr>
+            <w:tcW w:type="dxa" w:w="8731"/>
+          </w:tcPr>
+          <w:p>
+            <w:pPr>
+              <w:keepNext/>
+              <w:keepLines/>
+              <w:spacing w:before="40" w:after="40"/>
+            </w:pPr>
+            <w:r>
+              <w:rPr>
+                <w:rFonts w:ascii="黑体" w:hAnsi="黑体" w:eastAsia="黑体"/>
+                <w:b/>
+                <w:color w:val="111827"/>
+                <w:sz w:val="21"/>
+              </w:rPr>
+              <w:t>学院审核意见</w:t>
+            </w:r>
+          </w:p>
+        </w:tc>
+      </w:tr>
+      <w:tr>
+        <w:trPr>
+          <w:trHeight w:val="1020" w:hRule="atLeast"/>
+          <w:cantSplit/>
+        </w:trPr>
+        <w:tc>
+          <w:tcPr>
+            <w:tcW w:type="dxa" w:w="8731"/>
+          </w:tcPr>
+          <w:p>
+            <w:pPr>
+              <w:keepNext/>
+              <w:keepLines/>
+              <w:spacing w:before="0" w:after="0"/>
+            </w:pPr>
+          </w:p>
+        </w:tc>
+      </w:tr>
+      <w:tr>
+        <w:trPr>
+          <w:cantSplit/>
+        </w:trPr>
+        <w:tc>
+          <w:tcPr>
+            <w:tcW w:type="dxa" w:w="8731"/>
+          </w:tcPr>
+          <w:p>
+            <w:pPr>
+              <w:spacing w:before="80" w:after="80"/>
+              <w:jc w:val="right"/>
+            </w:pPr>
+            <w:r>
+              <w:rPr>
+                <w:rFonts w:ascii="宋体" w:hAnsi="宋体" w:eastAsia="宋体"/>
+                <w:b w:val="0"/>
+                <w:color w:val="6B7280"/>
+                <w:sz w:val="21"/>
+              </w:rPr>
+              <w:t>签字：＿＿＿＿＿＿＿＿　　　日期：　　年　　月　　日</w:t>
+            </w:r>
+          </w:p>
+        </w:tc>
+      </w:tr>
+    </w:tbl>
+    <w:p>
+      <w:pPr>
+        <w:spacing w:before="0" w:after="0" w:line="240" w:lineRule="exact"/>
       </w:pPr>
       <w:r>
         <w:rPr>
           <w:rFonts w:ascii="宋体" w:hAnsi="宋体" w:eastAsia="宋体"/>
           <w:b w:val="0"/>
-          <w:sz w:val="21"/>
+          <w:color w:val="111827"/>
+          <w:sz w:val="16"/>
         </w:rPr>
-        <w:t>[6] 刘洋, 李娜, 周明. 正念训练对大学生拖延行为的干预效果[J]. 中国临床心理学杂志, 2024, 32(1): 156-161.</w:t>
-      </w:r>
-    </w:p>
-    <w:p>
-      <w:pPr>
-        <w:spacing w:line="300" w:lineRule="auto" w:before="0" w:after="0"/>
-        <w:ind w:hanging="360" w:left="360"/>
-        <w:jc w:val="left"/>
-      </w:pPr>
-      <w:r>
-        <w:rPr>
-          <w:rFonts w:ascii="宋体" w:hAnsi="宋体" w:eastAsia="宋体"/>
-          <w:b w:val="0"/>
-          <w:sz w:val="21"/>
-        </w:rPr>
-        <w:t>[7] 赵敏. 大学生拖延行为的干预研究[D]. 北京: 北京师范大学, 2023.</w:t>
-      </w:r>
-    </w:p>
-    <w:p>
-      <w:pPr>
-        <w:spacing w:line="300" w:lineRule="auto" w:before="0" w:after="0"/>
-        <w:ind w:hanging="360" w:left="360"/>
-        <w:jc w:val="left"/>
-      </w:pPr>
-      <w:r>
-        <w:rPr>
-          <w:rFonts w:ascii="宋体" w:hAnsi="宋体" w:eastAsia="宋体"/>
-          <w:b w:val="0"/>
-          <w:sz w:val="21"/>
-        </w:rPr>
-        <w:t>[8] Geng J, Jou M, Xu Y, et al.. Mobile app-based peer monitoring intervention for academic procrastination[J]. Computers &amp; Education, 2022, 178: 104401.</w:t>
-      </w:r>
-    </w:p>
-    <w:p>
-      <w:pPr>
-        <w:spacing w:line="300" w:lineRule="auto" w:before="0" w:after="0"/>
-        <w:ind w:hanging="360" w:left="360"/>
-        <w:jc w:val="left"/>
-      </w:pPr>
-      <w:r>
-        <w:rPr>
-          <w:rFonts w:ascii="宋体" w:hAnsi="宋体" w:eastAsia="宋体"/>
-          <w:b w:val="0"/>
-          <w:sz w:val="21"/>
-        </w:rPr>
-        <w:t>[9] Bandura A. Social learning theory[M]. Englewood Cliffs: Prentice-Hall, 1977.</w:t>
-      </w:r>
-    </w:p>
-    <w:p>
-      <w:pPr>
-        <w:spacing w:line="300" w:lineRule="auto" w:before="0" w:after="0"/>
-        <w:ind w:hanging="360" w:left="360"/>
-        <w:jc w:val="left"/>
-      </w:pPr>
-      <w:r>
-        <w:rPr>
-          <w:rFonts w:ascii="宋体" w:hAnsi="宋体" w:eastAsia="宋体"/>
-          <w:b w:val="0"/>
-          <w:sz w:val="21"/>
-        </w:rPr>
-        <w:t>[10] 中国心理学会. 大学生学习行为蓝皮书[Z/OL]. (2024-09-20)[2025-02-15]. http://www.cps.org.cn/xxx.</w:t>
-      </w:r>
-    </w:p>
-    <w:p>
-      <w:pPr>
-        <w:spacing w:line="360" w:lineRule="auto" w:before="240" w:after="240"/>
-        <w:jc w:val="center"/>
-      </w:pPr>
-      <w:r>
-        <w:rPr>
-          <w:rFonts w:ascii="黑体" w:hAnsi="黑体" w:eastAsia="黑体"/>
-          <w:b/>
-          <w:sz w:val="32"/>
-        </w:rPr>
-        <w:t>十五、指导教师推荐意见</w:t>
-      </w:r>
-    </w:p>
-    <w:p/>
-    <w:p/>
-    <w:p/>
-    <w:p/>
-    <w:p/>
-    <w:p/>
-    <w:p>
-      <w:pPr>
-        <w:spacing w:line="360" w:lineRule="auto" w:before="0" w:after="0"/>
-        <w:jc w:val="left"/>
-      </w:pPr>
-      <w:r>
-        <w:rPr>
-          <w:rFonts w:ascii="宋体" w:hAnsi="宋体" w:eastAsia="宋体"/>
-          <w:b w:val="0"/>
-          <w:sz w:val="24"/>
-        </w:rPr>
-        <w:t>指导教师签字：____________________    日期：______年____月____日</w:t>
-      </w:r>
-    </w:p>
-    <w:p>
-      <w:pPr>
-        <w:spacing w:line="360" w:lineRule="auto" w:before="240" w:after="240"/>
-        <w:jc w:val="center"/>
-      </w:pPr>
-      <w:r>
-        <w:rPr>
-          <w:rFonts w:ascii="黑体" w:hAnsi="黑体" w:eastAsia="黑体"/>
-          <w:b/>
-          <w:sz w:val="32"/>
-        </w:rPr>
-        <w:t>十六、学院评审意见</w:t>
-      </w:r>
-    </w:p>
-    <w:p/>
-    <w:p/>
-    <w:p/>
-    <w:p/>
-    <w:p/>
-    <w:p/>
-    <w:p>
-      <w:pPr>
-        <w:spacing w:line="360" w:lineRule="auto" w:before="0" w:after="0"/>
-        <w:jc w:val="left"/>
-      </w:pPr>
-      <w:r>
-        <w:rPr>
-          <w:rFonts w:ascii="宋体" w:hAnsi="宋体" w:eastAsia="宋体"/>
-          <w:b w:val="0"/>
-          <w:sz w:val="24"/>
-        </w:rPr>
-        <w:t>学院盖章：____________________    日期：______年____月____日</w:t>
       </w:r>
     </w:p>
     <w:sectPr>
-      <w:footerReference w:type="default" r:id="rId9"/>
       <w:pgSz w:w="11906" w:h="16838"/>
-      <w:pgMar w:top="1440" w:right="1417" w:bottom="1440" w:left="1417" w:header="720" w:footer="720" w:gutter="0"/>
+      <w:pgMar w:top="1440" w:right="1474" w:bottom="1440" w:left="1701" w:header="720" w:footer="720" w:gutter="0"/>
       <w:cols w:space="720"/>
       <w:docGrid w:linePitch="360"/>
     </w:sectPr>
   </w:body>
 </w:document>
-</file>
-
-<file path=word/footer1.xml><?xml version="1.0" encoding="utf-8"?>
-<w:ftr xmlns:m="http://schemas.openxmlformats.org/officeDocument/2006/math" xmlns:mc="http://schemas.openxmlformats.org/markup-compatibility/2006" xmlns:mo="http://schemas.microsoft.com/office/mac/office/2008/main" xmlns:mv="urn:schemas-microsoft-com:mac:vml" xmlns:o="urn:schemas-microsoft-com:office:office" xmlns:r="http://schemas.openxmlformats.org/officeDocument/2006/relationships" xmlns:v="urn:schemas-microsoft-com:vml" xmlns:w10="urn:schemas-microsoft-com:office:word" xmlns:w14="http://schemas.microsoft.com/office/word/2010/wordml" xmlns:w="http://schemas.openxmlformats.org/wordprocessingml/2006/main" xmlns:wne="http://schemas.microsoft.com/office/word/2006/wordml" xmlns:wp14="http://schemas.microsoft.com/office/word/2010/wordprocessingDrawing" xmlns:wp="http://schemas.openxmlformats.org/drawingml/2006/wordprocessingDrawing" xmlns:wpc="http://schemas.microsoft.com/office/word/2010/wordprocessingCanvas" xmlns:wpg="http://schemas.microsoft.com/office/word/2010/wordprocessingGroup" xmlns:wpi="http://schemas.microsoft.com/office/word/2010/wordprocessingInk" xmlns:wps="http://schemas.microsoft.com/office/word/2010/wordprocessingShape" mc:Ignorable="w14 wp14">
-  <w:p>
-    <w:pPr>
-      <w:pStyle w:val="Footer"/>
-      <w:jc w:val="center"/>
-    </w:pPr>
-    <w:r>
-      <w:rPr>
-        <w:rFonts w:ascii="宋体" w:hAnsi="宋体" w:eastAsia="宋体"/>
-        <w:b w:val="0"/>
-        <w:sz w:val="21"/>
-      </w:rPr>
-      <w:fldChar w:fldCharType="begin"/>
-      <w:instrText xml:space="preserve">PAGE</w:instrText>
-      <w:fldChar w:fldCharType="end"/>
-    </w:r>
-  </w:p>
-</w:ftr>
 </file>
 
 <file path=word/numbering.xml><?xml version="1.0" encoding="utf-8"?>

--- a/examples/demos/demo_college_research.docx
+++ b/examples/demos/demo_college_research.docx
@@ -297,7 +297,7 @@
       <w:pPr>
         <w:keepNext/>
         <w:keepLines/>
-        <w:spacing w:before="360" w:after="160" w:line="360" w:lineRule="auto"/>
+        <w:spacing w:before="280" w:after="140" w:line="360" w:lineRule="auto"/>
       </w:pPr>
       <w:r>
         <w:rPr>
@@ -352,7 +352,7 @@
           <w:color w:val="111827"/>
           <w:sz w:val="25"/>
         </w:rPr>
-        <w:t>1.3 为什么选择边缘部署</w:t>
+        <w:t>1.1 为什么选择边缘部署</w:t>
       </w:r>
     </w:p>
     <w:p>
@@ -398,7 +398,7 @@
           <w:color w:val="111827"/>
           <w:sz w:val="25"/>
         </w:rPr>
-        <w:t>1.4 技术路线选择</w:t>
+        <w:t>1.2 技术路线选择</w:t>
       </w:r>
     </w:p>
     <w:p>
@@ -435,7 +435,7 @@
       <w:pPr>
         <w:keepNext/>
         <w:keepLines/>
-        <w:spacing w:before="360" w:after="160" w:line="360" w:lineRule="auto"/>
+        <w:spacing w:before="280" w:after="140" w:line="360" w:lineRule="auto"/>
       </w:pPr>
       <w:r>
         <w:rPr>
@@ -468,7 +468,7 @@
       <w:pPr>
         <w:keepNext/>
         <w:keepLines/>
-        <w:spacing w:before="200" w:after="80"/>
+        <w:spacing w:before="160" w:after="60"/>
         <w:jc w:val="center"/>
       </w:pPr>
       <w:r>
@@ -487,7 +487,7 @@
                     <pic:cNvPicPr/>
                   </pic:nvPicPr>
                   <pic:blipFill>
-                    <a:blip r:embed="rId9"/>
+                    <a:blip r:embed="rId10"/>
                     <a:stretch>
                       <a:fillRect/>
                     </a:stretch>
@@ -509,7 +509,7 @@
     <w:p>
       <w:pPr>
         <w:keepLines/>
-        <w:spacing w:before="0" w:after="280"/>
+        <w:spacing w:before="0" w:after="200"/>
         <w:jc w:val="center"/>
       </w:pPr>
       <w:r>
@@ -520,6 +520,23 @@
           <w:sz w:val="21"/>
         </w:rPr>
         <w:t>图 1　项目技术路线图</w:t>
+      </w:r>
+    </w:p>
+    <w:p>
+      <w:pPr>
+        <w:keepNext/>
+        <w:keepLines/>
+        <w:spacing w:before="120" w:after="40" w:line="288" w:lineRule="auto"/>
+        <w:jc w:val="center"/>
+      </w:pPr>
+      <w:r>
+        <w:rPr>
+          <w:rFonts w:ascii="黑体" w:hAnsi="黑体" w:eastAsia="黑体"/>
+          <w:b w:val="0"/>
+          <w:color w:val="111827"/>
+          <w:sz w:val="21"/>
+        </w:rPr>
+        <w:t>表 1　研究内容拆解、具体任务与考核指标</w:t>
       </w:r>
     </w:p>
     <w:tbl>
@@ -942,7 +959,7 @@
       <w:pPr>
         <w:keepNext/>
         <w:keepLines/>
-        <w:spacing w:before="360" w:after="160" w:line="360" w:lineRule="auto"/>
+        <w:spacing w:before="280" w:after="140" w:line="360" w:lineRule="auto"/>
       </w:pPr>
       <w:r>
         <w:rPr>
@@ -967,6 +984,23 @@
           <w:sz w:val="24"/>
         </w:rPr>
         <w:t>总体路线是四步：先解决「数据从哪来、怎么标」，再解决「模型多小」，然后解决「在开发板上跑多快」，最后回到现场测「到底准不准」。四步之间是串行依赖，前一步不达标不进下一步——这是院级项目八个月周期下唯一稳妥的排法。</w:t>
+      </w:r>
+    </w:p>
+    <w:p>
+      <w:pPr>
+        <w:keepNext/>
+        <w:keepLines/>
+        <w:spacing w:before="120" w:after="40" w:line="288" w:lineRule="auto"/>
+        <w:jc w:val="center"/>
+      </w:pPr>
+      <w:r>
+        <w:rPr>
+          <w:rFonts w:ascii="黑体" w:hAnsi="黑体" w:eastAsia="黑体"/>
+          <w:b w:val="0"/>
+          <w:color w:val="111827"/>
+          <w:sz w:val="21"/>
+        </w:rPr>
+        <w:t>表 2　技术路线的分步输出物与阶段通过标准</w:t>
       </w:r>
     </w:p>
     <w:tbl>
@@ -1495,7 +1529,7 @@
       <w:pPr>
         <w:keepNext/>
         <w:keepLines/>
-        <w:spacing w:before="360" w:after="160" w:line="360" w:lineRule="auto"/>
+        <w:spacing w:before="280" w:after="140" w:line="360" w:lineRule="auto"/>
       </w:pPr>
       <w:r>
         <w:rPr>
@@ -1526,7 +1560,7 @@
       <w:pPr>
         <w:keepNext/>
         <w:keepLines/>
-        <w:spacing w:before="200" w:after="80"/>
+        <w:spacing w:before="160" w:after="60"/>
         <w:jc w:val="center"/>
       </w:pPr>
       <w:r>
@@ -1545,7 +1579,7 @@
                     <pic:cNvPicPr/>
                   </pic:nvPicPr>
                   <pic:blipFill>
-                    <a:blip r:embed="rId10"/>
+                    <a:blip r:embed="rId11"/>
                     <a:stretch>
                       <a:fillRect/>
                     </a:stretch>
@@ -1567,7 +1601,7 @@
     <w:p>
       <w:pPr>
         <w:keepLines/>
-        <w:spacing w:before="0" w:after="280"/>
+        <w:spacing w:before="0" w:after="200"/>
         <w:jc w:val="center"/>
       </w:pPr>
       <w:r>
@@ -1614,7 +1648,7 @@
       <w:pPr>
         <w:keepNext/>
         <w:keepLines/>
-        <w:spacing w:before="360" w:after="160" w:line="360" w:lineRule="auto"/>
+        <w:spacing w:before="280" w:after="140" w:line="360" w:lineRule="auto"/>
       </w:pPr>
       <w:r>
         <w:rPr>
@@ -1645,7 +1679,7 @@
       <w:pPr>
         <w:keepNext/>
         <w:keepLines/>
-        <w:spacing w:before="200" w:after="80"/>
+        <w:spacing w:before="160" w:after="60"/>
         <w:jc w:val="center"/>
       </w:pPr>
       <w:r>
@@ -1664,7 +1698,7 @@
                     <pic:cNvPicPr/>
                   </pic:nvPicPr>
                   <pic:blipFill>
-                    <a:blip r:embed="rId11"/>
+                    <a:blip r:embed="rId12"/>
                     <a:stretch>
                       <a:fillRect/>
                     </a:stretch>
@@ -1686,7 +1720,7 @@
     <w:p>
       <w:pPr>
         <w:keepLines/>
-        <w:spacing w:before="0" w:after="280"/>
+        <w:spacing w:before="0" w:after="200"/>
         <w:jc w:val="center"/>
       </w:pPr>
       <w:r>
@@ -1697,6 +1731,23 @@
           <w:sz w:val="21"/>
         </w:rPr>
         <w:t>图 3　经费预算结构</w:t>
+      </w:r>
+    </w:p>
+    <w:p>
+      <w:pPr>
+        <w:keepNext/>
+        <w:keepLines/>
+        <w:spacing w:before="120" w:after="40" w:line="288" w:lineRule="auto"/>
+        <w:jc w:val="center"/>
+      </w:pPr>
+      <w:r>
+        <w:rPr>
+          <w:rFonts w:ascii="黑体" w:hAnsi="黑体" w:eastAsia="黑体"/>
+          <w:b w:val="0"/>
+          <w:color w:val="111827"/>
+          <w:sz w:val="21"/>
+        </w:rPr>
+        <w:t>表 3　经费预算科目、金额与用途</w:t>
       </w:r>
     </w:p>
     <w:tbl>
@@ -2156,7 +2207,7 @@
       <w:pPr>
         <w:keepNext/>
         <w:keepLines/>
-        <w:spacing w:before="200" w:after="80"/>
+        <w:spacing w:before="160" w:after="60"/>
         <w:jc w:val="center"/>
       </w:pPr>
       <w:r>
@@ -2175,7 +2226,7 @@
                     <pic:cNvPicPr/>
                   </pic:nvPicPr>
                   <pic:blipFill>
-                    <a:blip r:embed="rId12"/>
+                    <a:blip r:embed="rId13"/>
                     <a:stretch>
                       <a:fillRect/>
                     </a:stretch>
@@ -2197,7 +2248,7 @@
     <w:p>
       <w:pPr>
         <w:keepLines/>
-        <w:spacing w:before="0" w:after="280"/>
+        <w:spacing w:before="0" w:after="200"/>
         <w:jc w:val="center"/>
       </w:pPr>
       <w:r>
@@ -2229,7 +2280,7 @@
       <w:pPr>
         <w:keepNext/>
         <w:keepLines/>
-        <w:spacing w:before="360" w:after="160" w:line="360" w:lineRule="auto"/>
+        <w:spacing w:before="280" w:after="140" w:line="360" w:lineRule="auto"/>
       </w:pPr>
       <w:r>
         <w:rPr>
@@ -2254,6 +2305,23 @@
           <w:sz w:val="24"/>
         </w:rPr>
         <w:t>院级项目经费少、周期短，所以指标必须定得能验收、不注水。我把成果拆成「必须完成」和「争取完成」两档，答辩时按必须档考核。</w:t>
+      </w:r>
+    </w:p>
+    <w:p>
+      <w:pPr>
+        <w:keepNext/>
+        <w:keepLines/>
+        <w:spacing w:before="120" w:after="40" w:line="288" w:lineRule="auto"/>
+        <w:jc w:val="center"/>
+      </w:pPr>
+      <w:r>
+        <w:rPr>
+          <w:rFonts w:ascii="黑体" w:hAnsi="黑体" w:eastAsia="黑体"/>
+          <w:b w:val="0"/>
+          <w:color w:val="111827"/>
+          <w:sz w:val="21"/>
+        </w:rPr>
+        <w:t>表 4　预期成果的指标内容与验收方式</w:t>
       </w:r>
     </w:p>
     <w:tbl>
@@ -2728,7 +2796,7 @@
       <w:pPr>
         <w:keepNext/>
         <w:keepLines/>
-        <w:spacing w:before="360" w:after="160" w:line="360" w:lineRule="auto"/>
+        <w:spacing w:before="280" w:after="140" w:line="360" w:lineRule="auto"/>
       </w:pPr>
       <w:r>
         <w:rPr>
@@ -2753,6 +2821,23 @@
           <w:sz w:val="24"/>
         </w:rPr>
         <w:t>这个题目不是临时想的。大一下学期我在学院实验室做过一个学期的图像分类课程实践，用的是 CIFAR-10；大二上参加了校内的嵌入式 AI 比赛，在 RK3588 开发板上部署过一个轻量检测模型。两段经历加起来，让我知道这件事的难点不在训练，而在部署。</w:t>
+      </w:r>
+    </w:p>
+    <w:p>
+      <w:pPr>
+        <w:keepNext/>
+        <w:keepLines/>
+        <w:spacing w:before="120" w:after="40" w:line="288" w:lineRule="auto"/>
+        <w:jc w:val="center"/>
+      </w:pPr>
+      <w:r>
+        <w:rPr>
+          <w:rFonts w:ascii="黑体" w:hAnsi="黑体" w:eastAsia="黑体"/>
+          <w:b w:val="0"/>
+          <w:color w:val="111827"/>
+          <w:sz w:val="21"/>
+        </w:rPr>
+        <w:t>表 5　研究条件的现有情况与满足度判断</w:t>
       </w:r>
     </w:p>
     <w:tbl>
@@ -3309,7 +3394,7 @@
       <w:pPr>
         <w:keepNext/>
         <w:keepLines/>
-        <w:spacing w:before="360" w:after="160" w:line="360" w:lineRule="auto"/>
+        <w:spacing w:before="280" w:after="140" w:line="360" w:lineRule="auto"/>
       </w:pPr>
       <w:r>
         <w:rPr>
@@ -3318,7 +3403,150 @@
           <w:color w:val="111827"/>
           <w:sz w:val="30"/>
         </w:rPr>
-        <w:t>八、审核意见</w:t>
+        <w:t>八、参考文献</w:t>
+      </w:r>
+    </w:p>
+    <w:p>
+      <w:pPr>
+        <w:spacing w:before="0" w:after="120" w:lineRule="auto" w:line="360"/>
+        <w:ind w:firstLine="480"/>
+      </w:pPr>
+      <w:r>
+        <w:rPr>
+          <w:rFonts w:ascii="宋体" w:hAnsi="宋体" w:eastAsia="宋体"/>
+          <w:b w:val="0"/>
+          <w:color w:val="111827"/>
+          <w:sz w:val="24"/>
+        </w:rPr>
+        <w:t>文献检索说明：本项目的技术选型集中在「轻量骨干 + 结构化剪枝」一条线上，检索时以 MobileNet 系列、通道剪枝、知识蒸馏三组关键词为主，共检得 43 篇，精读 11 篇。第 1、4 篇确定了骨干网络的选择，第 2 篇是剪枝方案的主要依据，第 3 篇用于说明本项目为何不采用蒸馏路线，第 5 篇作为精度上界的参照，第 6 篇提供了公开的垃圾图像数据基线，第 7、8 篇是分类口径的规范来源——项目里「四分类」的边界不是我们自己定的，而是照这两份文件执行。</w:t>
+      </w:r>
+    </w:p>
+    <w:p>
+      <w:pPr>
+        <w:spacing w:before="0" w:after="120" w:lineRule="auto" w:line="360"/>
+      </w:pPr>
+      <w:r>
+        <w:rPr>
+          <w:rFonts w:ascii="宋体" w:hAnsi="宋体" w:eastAsia="宋体"/>
+          <w:b w:val="0"/>
+          <w:color w:val="111827"/>
+          <w:sz w:val="21"/>
+        </w:rPr>
+        <w:t xml:space="preserve">　[1] Howard A, Sandler M, Chu G, et al. Searching for MobileNetV3[C].Proceedings of the IEEE/CVF International Conference on Computer Vision (ICCV), 2019: 1314-1324.</w:t>
+      </w:r>
+    </w:p>
+    <w:p>
+      <w:pPr>
+        <w:spacing w:before="0" w:after="120" w:lineRule="auto" w:line="360"/>
+      </w:pPr>
+      <w:r>
+        <w:rPr>
+          <w:rFonts w:ascii="宋体" w:hAnsi="宋体" w:eastAsia="宋体"/>
+          <w:b w:val="0"/>
+          <w:color w:val="111827"/>
+          <w:sz w:val="21"/>
+        </w:rPr>
+        <w:t xml:space="preserve">　[2] Liu Z, Li J, Shen Z, et al. Learning Efficient Convolutional Networks through Network Slimming[C]. Proceedings of the IEEE International Conference on Computer Vision (ICCV), 2017: 2736-2744.</w:t>
+      </w:r>
+    </w:p>
+    <w:p>
+      <w:pPr>
+        <w:spacing w:before="0" w:after="120" w:lineRule="auto" w:line="360"/>
+      </w:pPr>
+      <w:r>
+        <w:rPr>
+          <w:rFonts w:ascii="宋体" w:hAnsi="宋体" w:eastAsia="宋体"/>
+          <w:b w:val="0"/>
+          <w:color w:val="111827"/>
+          <w:sz w:val="21"/>
+        </w:rPr>
+        <w:t xml:space="preserve">　[3] Hinton G, Vinyals O, Dean J. Distilling the Knowledge in a Neural Network[J]. arXiv preprint arXiv:1503.02531, 2015.</w:t>
+      </w:r>
+    </w:p>
+    <w:p>
+      <w:pPr>
+        <w:spacing w:before="0" w:after="120" w:lineRule="auto" w:line="360"/>
+      </w:pPr>
+      <w:r>
+        <w:rPr>
+          <w:rFonts w:ascii="宋体" w:hAnsi="宋体" w:eastAsia="宋体"/>
+          <w:b w:val="0"/>
+          <w:color w:val="111827"/>
+          <w:sz w:val="21"/>
+        </w:rPr>
+        <w:t xml:space="preserve">　[4] Sandler M, Howard A, Zhu M, et al. MobileNetV2: Inverted Residuals and Linear Bottlenecks[C]. Proceedings of the IEEE Conference on Computer Vision and Pattern Recognition (CVPR), 2018: 4510-4520.</w:t>
+      </w:r>
+    </w:p>
+    <w:p>
+      <w:pPr>
+        <w:spacing w:before="0" w:after="120" w:lineRule="auto" w:line="360"/>
+      </w:pPr>
+      <w:r>
+        <w:rPr>
+          <w:rFonts w:ascii="宋体" w:hAnsi="宋体" w:eastAsia="宋体"/>
+          <w:b w:val="0"/>
+          <w:color w:val="111827"/>
+          <w:sz w:val="21"/>
+        </w:rPr>
+        <w:t xml:space="preserve">　[5] Tan M, Le Q. EfficientNet: Rethinking Model Scaling for Convolutional Neural Networks[C]. Proceedings of the 36th International Conference on Machine Learning (ICML), 2019: 6105-6114.</w:t>
+      </w:r>
+    </w:p>
+    <w:p>
+      <w:pPr>
+        <w:spacing w:before="0" w:after="120" w:lineRule="auto" w:line="360"/>
+      </w:pPr>
+      <w:r>
+        <w:rPr>
+          <w:rFonts w:ascii="宋体" w:hAnsi="宋体" w:eastAsia="宋体"/>
+          <w:b w:val="0"/>
+          <w:color w:val="111827"/>
+          <w:sz w:val="21"/>
+        </w:rPr>
+        <w:t xml:space="preserve">　[6] Yang M, Thung G. Classification of Trash for Recyclability Status[R]. CS229 Project Report, Stanford University, 2016.</w:t>
+      </w:r>
+    </w:p>
+    <w:p>
+      <w:pPr>
+        <w:spacing w:before="0" w:after="120" w:lineRule="auto" w:line="360"/>
+      </w:pPr>
+      <w:r>
+        <w:rPr>
+          <w:rFonts w:ascii="宋体" w:hAnsi="宋体" w:eastAsia="宋体"/>
+          <w:b w:val="0"/>
+          <w:color w:val="111827"/>
+          <w:sz w:val="21"/>
+        </w:rPr>
+        <w:t xml:space="preserve">　[7] 住房和城乡建设部. 生活垃圾分类标志：GB/T 19095—2019[S]. 北京: 中国标准出版社, 2019.</w:t>
+      </w:r>
+    </w:p>
+    <w:p>
+      <w:pPr>
+        <w:spacing w:before="0" w:after="120" w:lineRule="auto" w:line="360"/>
+      </w:pPr>
+      <w:r>
+        <w:rPr>
+          <w:rFonts w:ascii="宋体" w:hAnsi="宋体" w:eastAsia="宋体"/>
+          <w:b w:val="0"/>
+          <w:color w:val="111827"/>
+          <w:sz w:val="21"/>
+        </w:rPr>
+        <w:t xml:space="preserve">　[8] 中国城市环境卫生协会. 城市生活垃圾分类投放指南：T/CUESA 002—2021[S]. 2021.</w:t>
+      </w:r>
+    </w:p>
+    <w:p>
+      <w:pPr>
+        <w:keepNext/>
+        <w:keepLines/>
+        <w:spacing w:before="280" w:after="140" w:line="360" w:lineRule="auto"/>
+      </w:pPr>
+      <w:r>
+        <w:rPr>
+          <w:rFonts w:ascii="黑体" w:hAnsi="黑体" w:eastAsia="黑体"/>
+          <w:b/>
+          <w:color w:val="111827"/>
+          <w:sz w:val="30"/>
+        </w:rPr>
+        <w:t>九、审核意见</w:t>
       </w:r>
     </w:p>
     <w:tbl>
@@ -3488,13 +3716,144 @@
       </w:r>
     </w:p>
     <w:sectPr>
+      <w:footerReference w:type="default" r:id="rId9"/>
       <w:pgSz w:w="11906" w:h="16838"/>
       <w:pgMar w:top="1440" w:right="1474" w:bottom="1440" w:left="1701" w:header="720" w:footer="720" w:gutter="0"/>
       <w:cols w:space="720"/>
+      <w:titlePg/>
       <w:docGrid w:linePitch="360"/>
     </w:sectPr>
   </w:body>
 </w:document>
+</file>
+
+<file path=word/footer1.xml><?xml version="1.0" encoding="utf-8"?>
+<w:ftr xmlns:m="http://schemas.openxmlformats.org/officeDocument/2006/math" xmlns:mc="http://schemas.openxmlformats.org/markup-compatibility/2006" xmlns:mo="http://schemas.microsoft.com/office/mac/office/2008/main" xmlns:mv="urn:schemas-microsoft-com:mac:vml" xmlns:o="urn:schemas-microsoft-com:office:office" xmlns:r="http://schemas.openxmlformats.org/officeDocument/2006/relationships" xmlns:v="urn:schemas-microsoft-com:vml" xmlns:w10="urn:schemas-microsoft-com:office:word" xmlns:w14="http://schemas.microsoft.com/office/word/2010/wordml" xmlns:w="http://schemas.openxmlformats.org/wordprocessingml/2006/main" xmlns:wne="http://schemas.microsoft.com/office/word/2006/wordml" xmlns:wp14="http://schemas.microsoft.com/office/word/2010/wordprocessingDrawing" xmlns:wp="http://schemas.openxmlformats.org/drawingml/2006/wordprocessingDrawing" xmlns:wpc="http://schemas.microsoft.com/office/word/2010/wordprocessingCanvas" xmlns:wpg="http://schemas.microsoft.com/office/word/2010/wordprocessingGroup" xmlns:wpi="http://schemas.microsoft.com/office/word/2010/wordprocessingInk" xmlns:wps="http://schemas.microsoft.com/office/word/2010/wordprocessingShape" mc:Ignorable="w14 wp14">
+  <w:p>
+    <w:pPr>
+      <w:pStyle w:val="Footer"/>
+      <w:spacing w:before="0" w:after="0"/>
+      <w:jc w:val="center"/>
+    </w:pPr>
+    <w:r>
+      <w:rPr>
+        <w:rFonts w:ascii="宋体" w:hAnsi="宋体" w:eastAsia="宋体"/>
+        <w:b w:val="0"/>
+        <w:color w:val="6B7280"/>
+        <w:sz w:val="18"/>
+      </w:rPr>
+      <w:t xml:space="preserve">第 </w:t>
+    </w:r>
+    <w:r>
+      <w:rPr>
+        <w:rFonts w:ascii="宋体" w:hAnsi="宋体" w:eastAsia="宋体"/>
+        <w:b w:val="0"/>
+        <w:color w:val="6B7280"/>
+        <w:sz w:val="18"/>
+      </w:rPr>
+      <w:fldChar w:fldCharType="begin"/>
+    </w:r>
+    <w:r>
+      <w:rPr>
+        <w:rFonts w:ascii="宋体" w:hAnsi="宋体" w:eastAsia="宋体"/>
+        <w:b w:val="0"/>
+        <w:color w:val="6B7280"/>
+        <w:sz w:val="18"/>
+      </w:rPr>
+      <w:instrText xml:space="preserve"> PAGE </w:instrText>
+    </w:r>
+    <w:r>
+      <w:rPr>
+        <w:rFonts w:ascii="宋体" w:hAnsi="宋体" w:eastAsia="宋体"/>
+        <w:b w:val="0"/>
+        <w:color w:val="6B7280"/>
+        <w:sz w:val="18"/>
+      </w:rPr>
+      <w:fldChar w:fldCharType="separate"/>
+    </w:r>
+    <w:r>
+      <w:rPr>
+        <w:rFonts w:ascii="宋体" w:hAnsi="宋体" w:eastAsia="宋体"/>
+        <w:b w:val="0"/>
+        <w:color w:val="6B7280"/>
+        <w:sz w:val="18"/>
+      </w:rPr>
+      <w:t>1</w:t>
+    </w:r>
+    <w:r>
+      <w:rPr>
+        <w:rFonts w:ascii="宋体" w:hAnsi="宋体" w:eastAsia="宋体"/>
+        <w:b w:val="0"/>
+        <w:color w:val="6B7280"/>
+        <w:sz w:val="18"/>
+      </w:rPr>
+      <w:fldChar w:fldCharType="end"/>
+    </w:r>
+    <w:r>
+      <w:rPr>
+        <w:rFonts w:ascii="宋体" w:hAnsi="宋体" w:eastAsia="宋体"/>
+        <w:b w:val="0"/>
+        <w:color w:val="6B7280"/>
+        <w:sz w:val="18"/>
+      </w:rPr>
+      <w:t xml:space="preserve"> 页　共 </w:t>
+    </w:r>
+    <w:r>
+      <w:rPr>
+        <w:rFonts w:ascii="宋体" w:hAnsi="宋体" w:eastAsia="宋体"/>
+        <w:b w:val="0"/>
+        <w:color w:val="6B7280"/>
+        <w:sz w:val="18"/>
+      </w:rPr>
+      <w:fldChar w:fldCharType="begin"/>
+    </w:r>
+    <w:r>
+      <w:rPr>
+        <w:rFonts w:ascii="宋体" w:hAnsi="宋体" w:eastAsia="宋体"/>
+        <w:b w:val="0"/>
+        <w:color w:val="6B7280"/>
+        <w:sz w:val="18"/>
+      </w:rPr>
+      <w:instrText xml:space="preserve"> NUMPAGES </w:instrText>
+    </w:r>
+    <w:r>
+      <w:rPr>
+        <w:rFonts w:ascii="宋体" w:hAnsi="宋体" w:eastAsia="宋体"/>
+        <w:b w:val="0"/>
+        <w:color w:val="6B7280"/>
+        <w:sz w:val="18"/>
+      </w:rPr>
+      <w:fldChar w:fldCharType="separate"/>
+    </w:r>
+    <w:r>
+      <w:rPr>
+        <w:rFonts w:ascii="宋体" w:hAnsi="宋体" w:eastAsia="宋体"/>
+        <w:b w:val="0"/>
+        <w:color w:val="6B7280"/>
+        <w:sz w:val="18"/>
+      </w:rPr>
+      <w:t>1</w:t>
+    </w:r>
+    <w:r>
+      <w:rPr>
+        <w:rFonts w:ascii="宋体" w:hAnsi="宋体" w:eastAsia="宋体"/>
+        <w:b w:val="0"/>
+        <w:color w:val="6B7280"/>
+        <w:sz w:val="18"/>
+      </w:rPr>
+      <w:fldChar w:fldCharType="end"/>
+    </w:r>
+    <w:r>
+      <w:rPr>
+        <w:rFonts w:ascii="宋体" w:hAnsi="宋体" w:eastAsia="宋体"/>
+        <w:b w:val="0"/>
+        <w:color w:val="6B7280"/>
+        <w:sz w:val="18"/>
+      </w:rPr>
+      <w:t xml:space="preserve"> 页</w:t>
+    </w:r>
+  </w:p>
+</w:ftr>
 </file>
 
 <file path=word/numbering.xml><?xml version="1.0" encoding="utf-8"?>

--- a/examples/demos/demo_college_research.docx
+++ b/examples/demos/demo_college_research.docx
@@ -3571,9 +3571,12 @@
           </w:tcPr>
           <w:p>
             <w:pPr>
+              <w:spacing w:before="40" w:after="40"/>
               <w:keepNext/>
               <w:keepLines/>
-              <w:spacing w:before="40" w:after="40"/>
+              <w:pBdr>
+                <w:bottom w:val="single" w:sz="6" w:space="1" w:color="7A7A7A"/>
+              </w:pBdr>
             </w:pPr>
             <w:r>
               <w:rPr>
@@ -3585,40 +3588,22 @@
               <w:t>指导教师意见</w:t>
             </w:r>
           </w:p>
-        </w:tc>
-      </w:tr>
-      <w:tr>
-        <w:trPr>
-          <w:trHeight w:val="1020" w:hRule="atLeast"/>
-          <w:cantSplit/>
-        </w:trPr>
-        <w:tc>
-          <w:tcPr>
-            <w:tcW w:type="dxa" w:w="8731"/>
-          </w:tcPr>
           <w:p>
             <w:pPr>
               <w:keepNext/>
               <w:keepLines/>
-              <w:spacing w:before="0" w:after="0"/>
+              <w:spacing w:before="0" w:after="0" w:line="1020" w:lineRule="exact"/>
             </w:pPr>
           </w:p>
-        </w:tc>
-      </w:tr>
-      <w:tr>
-        <w:trPr>
-          <w:cantSplit/>
-        </w:trPr>
-        <w:tc>
-          <w:tcPr>
-            <w:tcW w:type="dxa" w:w="8731"/>
-          </w:tcPr>
           <w:p>
             <w:pPr>
+              <w:spacing w:before="80" w:after="80"/>
+              <w:jc w:val="right"/>
               <w:keepNext/>
               <w:keepLines/>
-              <w:spacing w:before="80" w:after="80"/>
-              <w:jc w:val="right"/>
+              <w:pBdr>
+                <w:top w:val="single" w:sz="6" w:space="1" w:color="7A7A7A"/>
+              </w:pBdr>
             </w:pPr>
             <w:r>
               <w:rPr>
@@ -3642,9 +3627,10 @@
           </w:tcPr>
           <w:p>
             <w:pPr>
-              <w:keepNext/>
-              <w:keepLines/>
               <w:spacing w:before="40" w:after="40"/>
+              <w:pBdr>
+                <w:bottom w:val="single" w:sz="6" w:space="1" w:color="7A7A7A"/>
+              </w:pBdr>
             </w:pPr>
             <w:r>
               <w:rPr>
@@ -3656,38 +3642,18 @@
               <w:t>学院审核意见</w:t>
             </w:r>
           </w:p>
-        </w:tc>
-      </w:tr>
-      <w:tr>
-        <w:trPr>
-          <w:trHeight w:val="1020" w:hRule="atLeast"/>
-          <w:cantSplit/>
-        </w:trPr>
-        <w:tc>
-          <w:tcPr>
-            <w:tcW w:type="dxa" w:w="8731"/>
-          </w:tcPr>
           <w:p>
             <w:pPr>
-              <w:keepNext/>
-              <w:keepLines/>
-              <w:spacing w:before="0" w:after="0"/>
+              <w:spacing w:before="0" w:after="0" w:line="1020" w:lineRule="exact"/>
             </w:pPr>
           </w:p>
-        </w:tc>
-      </w:tr>
-      <w:tr>
-        <w:trPr>
-          <w:cantSplit/>
-        </w:trPr>
-        <w:tc>
-          <w:tcPr>
-            <w:tcW w:type="dxa" w:w="8731"/>
-          </w:tcPr>
           <w:p>
             <w:pPr>
               <w:spacing w:before="80" w:after="80"/>
               <w:jc w:val="right"/>
+              <w:pBdr>
+                <w:top w:val="single" w:sz="6" w:space="1" w:color="7A7A7A"/>
+              </w:pBdr>
             </w:pPr>
             <w:r>
               <w:rPr>

--- a/examples/demos/demo_college_research.docx
+++ b/examples/demos/demo_college_research.docx
@@ -570,6 +570,8 @@
           </w:tcPr>
           <w:p>
             <w:pPr>
+              <w:keepNext/>
+              <w:keepLines/>
               <w:spacing w:before="0" w:after="0"/>
               <w:jc w:val="center"/>
             </w:pPr>
@@ -591,6 +593,8 @@
           </w:tcPr>
           <w:p>
             <w:pPr>
+              <w:keepNext/>
+              <w:keepLines/>
               <w:spacing w:before="0" w:after="0"/>
               <w:jc w:val="center"/>
             </w:pPr>
@@ -612,6 +616,8 @@
           </w:tcPr>
           <w:p>
             <w:pPr>
+              <w:keepNext/>
+              <w:keepLines/>
               <w:spacing w:before="0" w:after="0"/>
               <w:jc w:val="center"/>
             </w:pPr>
@@ -638,6 +644,8 @@
           </w:tcPr>
           <w:p>
             <w:pPr>
+              <w:keepNext/>
+              <w:keepLines/>
               <w:spacing w:before="0" w:after="0" w:line="276" w:lineRule="auto"/>
             </w:pPr>
             <w:r/>
@@ -658,6 +666,8 @@
           </w:tcPr>
           <w:p>
             <w:pPr>
+              <w:keepNext/>
+              <w:keepLines/>
               <w:spacing w:before="0" w:after="0" w:line="276" w:lineRule="auto"/>
               <w:jc w:val="center"/>
             </w:pPr>
@@ -679,6 +689,8 @@
           </w:tcPr>
           <w:p>
             <w:pPr>
+              <w:keepNext/>
+              <w:keepLines/>
               <w:spacing w:before="0" w:after="0" w:line="276" w:lineRule="auto"/>
               <w:jc w:val="center"/>
             </w:pPr>
@@ -705,6 +717,8 @@
           </w:tcPr>
           <w:p>
             <w:pPr>
+              <w:keepNext/>
+              <w:keepLines/>
               <w:spacing w:before="0" w:after="0" w:line="276" w:lineRule="auto"/>
             </w:pPr>
             <w:r/>
@@ -725,6 +739,8 @@
           </w:tcPr>
           <w:p>
             <w:pPr>
+              <w:keepNext/>
+              <w:keepLines/>
               <w:spacing w:before="0" w:after="0" w:line="276" w:lineRule="auto"/>
               <w:jc w:val="center"/>
             </w:pPr>
@@ -746,6 +762,8 @@
           </w:tcPr>
           <w:p>
             <w:pPr>
+              <w:keepNext/>
+              <w:keepLines/>
               <w:spacing w:before="0" w:after="0" w:line="276" w:lineRule="auto"/>
               <w:jc w:val="center"/>
             </w:pPr>
@@ -772,6 +790,8 @@
           </w:tcPr>
           <w:p>
             <w:pPr>
+              <w:keepNext/>
+              <w:keepLines/>
               <w:spacing w:before="0" w:after="0" w:line="276" w:lineRule="auto"/>
             </w:pPr>
             <w:r/>
@@ -792,6 +812,8 @@
           </w:tcPr>
           <w:p>
             <w:pPr>
+              <w:keepNext/>
+              <w:keepLines/>
               <w:spacing w:before="0" w:after="0" w:line="276" w:lineRule="auto"/>
               <w:jc w:val="center"/>
             </w:pPr>
@@ -813,6 +835,8 @@
           </w:tcPr>
           <w:p>
             <w:pPr>
+              <w:keepNext/>
+              <w:keepLines/>
               <w:spacing w:before="0" w:after="0" w:line="276" w:lineRule="auto"/>
               <w:jc w:val="center"/>
             </w:pPr>
@@ -1035,6 +1059,8 @@
           </w:tcPr>
           <w:p>
             <w:pPr>
+              <w:keepNext/>
+              <w:keepLines/>
               <w:spacing w:before="0" w:after="0"/>
               <w:jc w:val="center"/>
             </w:pPr>
@@ -1056,6 +1082,8 @@
           </w:tcPr>
           <w:p>
             <w:pPr>
+              <w:keepNext/>
+              <w:keepLines/>
               <w:spacing w:before="0" w:after="0"/>
               <w:jc w:val="center"/>
             </w:pPr>
@@ -1077,6 +1105,8 @@
           </w:tcPr>
           <w:p>
             <w:pPr>
+              <w:keepNext/>
+              <w:keepLines/>
               <w:spacing w:before="0" w:after="0"/>
               <w:jc w:val="center"/>
             </w:pPr>
@@ -1098,6 +1128,8 @@
           </w:tcPr>
           <w:p>
             <w:pPr>
+              <w:keepNext/>
+              <w:keepLines/>
               <w:spacing w:before="0" w:after="0"/>
               <w:jc w:val="center"/>
             </w:pPr>
@@ -1124,6 +1156,8 @@
           </w:tcPr>
           <w:p>
             <w:pPr>
+              <w:keepNext/>
+              <w:keepLines/>
               <w:spacing w:before="0" w:after="0" w:line="276" w:lineRule="auto"/>
             </w:pPr>
             <w:r/>
@@ -1144,6 +1178,8 @@
           </w:tcPr>
           <w:p>
             <w:pPr>
+              <w:keepNext/>
+              <w:keepLines/>
               <w:spacing w:before="0" w:after="0" w:line="276" w:lineRule="auto"/>
               <w:jc w:val="center"/>
             </w:pPr>
@@ -1165,6 +1201,8 @@
           </w:tcPr>
           <w:p>
             <w:pPr>
+              <w:keepNext/>
+              <w:keepLines/>
               <w:spacing w:before="0" w:after="0" w:line="276" w:lineRule="auto"/>
               <w:jc w:val="center"/>
             </w:pPr>
@@ -1186,6 +1224,8 @@
           </w:tcPr>
           <w:p>
             <w:pPr>
+              <w:keepNext/>
+              <w:keepLines/>
               <w:spacing w:before="0" w:after="0" w:line="276" w:lineRule="auto"/>
               <w:jc w:val="center"/>
             </w:pPr>
@@ -1212,6 +1252,8 @@
           </w:tcPr>
           <w:p>
             <w:pPr>
+              <w:keepNext/>
+              <w:keepLines/>
               <w:spacing w:before="0" w:after="0" w:line="276" w:lineRule="auto"/>
             </w:pPr>
             <w:r/>
@@ -1232,6 +1274,8 @@
           </w:tcPr>
           <w:p>
             <w:pPr>
+              <w:keepNext/>
+              <w:keepLines/>
               <w:spacing w:before="0" w:after="0" w:line="276" w:lineRule="auto"/>
               <w:jc w:val="center"/>
             </w:pPr>
@@ -1253,6 +1297,8 @@
           </w:tcPr>
           <w:p>
             <w:pPr>
+              <w:keepNext/>
+              <w:keepLines/>
               <w:spacing w:before="0" w:after="0" w:line="276" w:lineRule="auto"/>
               <w:jc w:val="center"/>
             </w:pPr>
@@ -1274,6 +1320,8 @@
           </w:tcPr>
           <w:p>
             <w:pPr>
+              <w:keepNext/>
+              <w:keepLines/>
               <w:spacing w:before="0" w:after="0" w:line="276" w:lineRule="auto"/>
               <w:jc w:val="center"/>
             </w:pPr>
@@ -1300,6 +1348,8 @@
           </w:tcPr>
           <w:p>
             <w:pPr>
+              <w:keepNext/>
+              <w:keepLines/>
               <w:spacing w:before="0" w:after="0" w:line="276" w:lineRule="auto"/>
             </w:pPr>
             <w:r/>
@@ -1320,6 +1370,8 @@
           </w:tcPr>
           <w:p>
             <w:pPr>
+              <w:keepNext/>
+              <w:keepLines/>
               <w:spacing w:before="0" w:after="0" w:line="276" w:lineRule="auto"/>
               <w:jc w:val="center"/>
             </w:pPr>
@@ -1341,6 +1393,8 @@
           </w:tcPr>
           <w:p>
             <w:pPr>
+              <w:keepNext/>
+              <w:keepLines/>
               <w:spacing w:before="0" w:after="0" w:line="276" w:lineRule="auto"/>
               <w:jc w:val="center"/>
             </w:pPr>
@@ -1362,6 +1416,8 @@
           </w:tcPr>
           <w:p>
             <w:pPr>
+              <w:keepNext/>
+              <w:keepLines/>
               <w:spacing w:before="0" w:after="0" w:line="276" w:lineRule="auto"/>
               <w:jc w:val="center"/>
             </w:pPr>
@@ -1781,6 +1837,8 @@
           </w:tcPr>
           <w:p>
             <w:pPr>
+              <w:keepNext/>
+              <w:keepLines/>
               <w:spacing w:before="0" w:after="0"/>
               <w:jc w:val="center"/>
             </w:pPr>
@@ -1802,6 +1860,8 @@
           </w:tcPr>
           <w:p>
             <w:pPr>
+              <w:keepNext/>
+              <w:keepLines/>
               <w:spacing w:before="0" w:after="0"/>
               <w:jc w:val="center"/>
             </w:pPr>
@@ -1823,6 +1883,8 @@
           </w:tcPr>
           <w:p>
             <w:pPr>
+              <w:keepNext/>
+              <w:keepLines/>
               <w:spacing w:before="0" w:after="0"/>
               <w:jc w:val="center"/>
             </w:pPr>
@@ -1849,6 +1911,8 @@
           </w:tcPr>
           <w:p>
             <w:pPr>
+              <w:keepNext/>
+              <w:keepLines/>
               <w:spacing w:before="0" w:after="0" w:line="276" w:lineRule="auto"/>
             </w:pPr>
             <w:r/>
@@ -1869,6 +1933,8 @@
           </w:tcPr>
           <w:p>
             <w:pPr>
+              <w:keepNext/>
+              <w:keepLines/>
               <w:spacing w:before="0" w:after="0" w:line="276" w:lineRule="auto"/>
               <w:jc w:val="center"/>
             </w:pPr>
@@ -1890,6 +1956,8 @@
           </w:tcPr>
           <w:p>
             <w:pPr>
+              <w:keepNext/>
+              <w:keepLines/>
               <w:spacing w:before="0" w:after="0" w:line="276" w:lineRule="auto"/>
               <w:jc w:val="center"/>
             </w:pPr>
@@ -1916,6 +1984,8 @@
           </w:tcPr>
           <w:p>
             <w:pPr>
+              <w:keepNext/>
+              <w:keepLines/>
               <w:spacing w:before="0" w:after="0" w:line="276" w:lineRule="auto"/>
             </w:pPr>
             <w:r/>
@@ -1936,6 +2006,8 @@
           </w:tcPr>
           <w:p>
             <w:pPr>
+              <w:keepNext/>
+              <w:keepLines/>
               <w:spacing w:before="0" w:after="0" w:line="276" w:lineRule="auto"/>
               <w:jc w:val="center"/>
             </w:pPr>
@@ -1957,6 +2029,8 @@
           </w:tcPr>
           <w:p>
             <w:pPr>
+              <w:keepNext/>
+              <w:keepLines/>
               <w:spacing w:before="0" w:after="0" w:line="276" w:lineRule="auto"/>
               <w:jc w:val="center"/>
             </w:pPr>
@@ -1983,6 +2057,8 @@
           </w:tcPr>
           <w:p>
             <w:pPr>
+              <w:keepNext/>
+              <w:keepLines/>
               <w:spacing w:before="0" w:after="0" w:line="276" w:lineRule="auto"/>
             </w:pPr>
             <w:r/>
@@ -2003,6 +2079,8 @@
           </w:tcPr>
           <w:p>
             <w:pPr>
+              <w:keepNext/>
+              <w:keepLines/>
               <w:spacing w:before="0" w:after="0" w:line="276" w:lineRule="auto"/>
               <w:jc w:val="center"/>
             </w:pPr>
@@ -2024,6 +2102,8 @@
           </w:tcPr>
           <w:p>
             <w:pPr>
+              <w:keepNext/>
+              <w:keepLines/>
               <w:spacing w:before="0" w:after="0" w:line="276" w:lineRule="auto"/>
               <w:jc w:val="center"/>
             </w:pPr>
@@ -2050,6 +2130,8 @@
           </w:tcPr>
           <w:p>
             <w:pPr>
+              <w:keepNext/>
+              <w:keepLines/>
               <w:spacing w:before="0" w:after="0" w:line="276" w:lineRule="auto"/>
             </w:pPr>
             <w:r/>
@@ -2070,6 +2152,8 @@
           </w:tcPr>
           <w:p>
             <w:pPr>
+              <w:keepNext/>
+              <w:keepLines/>
               <w:spacing w:before="0" w:after="0" w:line="276" w:lineRule="auto"/>
               <w:jc w:val="center"/>
             </w:pPr>
@@ -2091,6 +2175,8 @@
           </w:tcPr>
           <w:p>
             <w:pPr>
+              <w:keepNext/>
+              <w:keepLines/>
               <w:spacing w:before="0" w:after="0" w:line="276" w:lineRule="auto"/>
               <w:jc w:val="center"/>
             </w:pPr>
@@ -2355,6 +2441,8 @@
           </w:tcPr>
           <w:p>
             <w:pPr>
+              <w:keepNext/>
+              <w:keepLines/>
               <w:spacing w:before="0" w:after="0"/>
               <w:jc w:val="center"/>
             </w:pPr>
@@ -2376,6 +2464,8 @@
           </w:tcPr>
           <w:p>
             <w:pPr>
+              <w:keepNext/>
+              <w:keepLines/>
               <w:spacing w:before="0" w:after="0"/>
               <w:jc w:val="center"/>
             </w:pPr>
@@ -2397,6 +2487,8 @@
           </w:tcPr>
           <w:p>
             <w:pPr>
+              <w:keepNext/>
+              <w:keepLines/>
               <w:spacing w:before="0" w:after="0"/>
               <w:jc w:val="center"/>
             </w:pPr>
@@ -2423,6 +2515,8 @@
           </w:tcPr>
           <w:p>
             <w:pPr>
+              <w:keepNext/>
+              <w:keepLines/>
               <w:spacing w:before="0" w:after="0" w:line="276" w:lineRule="auto"/>
             </w:pPr>
             <w:r/>
@@ -2443,6 +2537,8 @@
           </w:tcPr>
           <w:p>
             <w:pPr>
+              <w:keepNext/>
+              <w:keepLines/>
               <w:spacing w:before="0" w:after="0" w:line="276" w:lineRule="auto"/>
               <w:jc w:val="center"/>
             </w:pPr>
@@ -2464,6 +2560,8 @@
           </w:tcPr>
           <w:p>
             <w:pPr>
+              <w:keepNext/>
+              <w:keepLines/>
               <w:spacing w:before="0" w:after="0" w:line="276" w:lineRule="auto"/>
               <w:jc w:val="center"/>
             </w:pPr>
@@ -2490,6 +2588,8 @@
           </w:tcPr>
           <w:p>
             <w:pPr>
+              <w:keepNext/>
+              <w:keepLines/>
               <w:spacing w:before="0" w:after="0" w:line="276" w:lineRule="auto"/>
             </w:pPr>
             <w:r/>
@@ -2510,6 +2610,8 @@
           </w:tcPr>
           <w:p>
             <w:pPr>
+              <w:keepNext/>
+              <w:keepLines/>
               <w:spacing w:before="0" w:after="0" w:line="276" w:lineRule="auto"/>
               <w:jc w:val="center"/>
             </w:pPr>
@@ -2531,6 +2633,8 @@
           </w:tcPr>
           <w:p>
             <w:pPr>
+              <w:keepNext/>
+              <w:keepLines/>
               <w:spacing w:before="0" w:after="0" w:line="276" w:lineRule="auto"/>
               <w:jc w:val="center"/>
             </w:pPr>
@@ -2557,6 +2661,8 @@
           </w:tcPr>
           <w:p>
             <w:pPr>
+              <w:keepNext/>
+              <w:keepLines/>
               <w:spacing w:before="0" w:after="0" w:line="276" w:lineRule="auto"/>
             </w:pPr>
             <w:r/>
@@ -2577,6 +2683,8 @@
           </w:tcPr>
           <w:p>
             <w:pPr>
+              <w:keepNext/>
+              <w:keepLines/>
               <w:spacing w:before="0" w:after="0" w:line="276" w:lineRule="auto"/>
               <w:jc w:val="center"/>
             </w:pPr>
@@ -2598,6 +2706,8 @@
           </w:tcPr>
           <w:p>
             <w:pPr>
+              <w:keepNext/>
+              <w:keepLines/>
               <w:spacing w:before="0" w:after="0" w:line="276" w:lineRule="auto"/>
               <w:jc w:val="center"/>
             </w:pPr>
@@ -2624,6 +2734,8 @@
           </w:tcPr>
           <w:p>
             <w:pPr>
+              <w:keepNext/>
+              <w:keepLines/>
               <w:spacing w:before="0" w:after="0" w:line="276" w:lineRule="auto"/>
             </w:pPr>
             <w:r/>
@@ -2644,6 +2756,8 @@
           </w:tcPr>
           <w:p>
             <w:pPr>
+              <w:keepNext/>
+              <w:keepLines/>
               <w:spacing w:before="0" w:after="0" w:line="276" w:lineRule="auto"/>
               <w:jc w:val="center"/>
             </w:pPr>
@@ -2665,6 +2779,8 @@
           </w:tcPr>
           <w:p>
             <w:pPr>
+              <w:keepNext/>
+              <w:keepLines/>
               <w:spacing w:before="0" w:after="0" w:line="276" w:lineRule="auto"/>
               <w:jc w:val="center"/>
             </w:pPr>
@@ -2871,6 +2987,8 @@
           </w:tcPr>
           <w:p>
             <w:pPr>
+              <w:keepNext/>
+              <w:keepLines/>
               <w:spacing w:before="0" w:after="0"/>
               <w:jc w:val="center"/>
             </w:pPr>
@@ -2892,6 +3010,8 @@
           </w:tcPr>
           <w:p>
             <w:pPr>
+              <w:keepNext/>
+              <w:keepLines/>
               <w:spacing w:before="0" w:after="0"/>
               <w:jc w:val="center"/>
             </w:pPr>
@@ -2913,6 +3033,8 @@
           </w:tcPr>
           <w:p>
             <w:pPr>
+              <w:keepNext/>
+              <w:keepLines/>
               <w:spacing w:before="0" w:after="0"/>
               <w:jc w:val="center"/>
             </w:pPr>
@@ -2939,6 +3061,8 @@
           </w:tcPr>
           <w:p>
             <w:pPr>
+              <w:keepNext/>
+              <w:keepLines/>
               <w:spacing w:before="0" w:after="0" w:line="276" w:lineRule="auto"/>
             </w:pPr>
             <w:r/>
@@ -2959,6 +3083,8 @@
           </w:tcPr>
           <w:p>
             <w:pPr>
+              <w:keepNext/>
+              <w:keepLines/>
               <w:spacing w:before="0" w:after="0" w:line="276" w:lineRule="auto"/>
               <w:jc w:val="center"/>
             </w:pPr>
@@ -2980,6 +3106,8 @@
           </w:tcPr>
           <w:p>
             <w:pPr>
+              <w:keepNext/>
+              <w:keepLines/>
               <w:spacing w:before="0" w:after="0" w:line="276" w:lineRule="auto"/>
               <w:jc w:val="center"/>
             </w:pPr>
@@ -3006,6 +3134,8 @@
           </w:tcPr>
           <w:p>
             <w:pPr>
+              <w:keepNext/>
+              <w:keepLines/>
               <w:spacing w:before="0" w:after="0" w:line="276" w:lineRule="auto"/>
             </w:pPr>
             <w:r/>
@@ -3026,6 +3156,8 @@
           </w:tcPr>
           <w:p>
             <w:pPr>
+              <w:keepNext/>
+              <w:keepLines/>
               <w:spacing w:before="0" w:after="0" w:line="276" w:lineRule="auto"/>
               <w:jc w:val="center"/>
             </w:pPr>
@@ -3047,6 +3179,8 @@
           </w:tcPr>
           <w:p>
             <w:pPr>
+              <w:keepNext/>
+              <w:keepLines/>
               <w:spacing w:before="0" w:after="0" w:line="276" w:lineRule="auto"/>
               <w:jc w:val="center"/>
             </w:pPr>
@@ -3073,6 +3207,8 @@
           </w:tcPr>
           <w:p>
             <w:pPr>
+              <w:keepNext/>
+              <w:keepLines/>
               <w:spacing w:before="0" w:after="0" w:line="276" w:lineRule="auto"/>
             </w:pPr>
             <w:r/>
@@ -3093,6 +3229,8 @@
           </w:tcPr>
           <w:p>
             <w:pPr>
+              <w:keepNext/>
+              <w:keepLines/>
               <w:spacing w:before="0" w:after="0" w:line="276" w:lineRule="auto"/>
               <w:jc w:val="center"/>
             </w:pPr>
@@ -3114,6 +3252,8 @@
           </w:tcPr>
           <w:p>
             <w:pPr>
+              <w:keepNext/>
+              <w:keepLines/>
               <w:spacing w:before="0" w:after="0" w:line="276" w:lineRule="auto"/>
               <w:jc w:val="center"/>
             </w:pPr>
@@ -3140,6 +3280,8 @@
           </w:tcPr>
           <w:p>
             <w:pPr>
+              <w:keepNext/>
+              <w:keepLines/>
               <w:spacing w:before="0" w:after="0" w:line="276" w:lineRule="auto"/>
             </w:pPr>
             <w:r/>
@@ -3160,6 +3302,8 @@
           </w:tcPr>
           <w:p>
             <w:pPr>
+              <w:keepNext/>
+              <w:keepLines/>
               <w:spacing w:before="0" w:after="0" w:line="276" w:lineRule="auto"/>
               <w:jc w:val="center"/>
             </w:pPr>
@@ -3181,6 +3325,8 @@
           </w:tcPr>
           <w:p>
             <w:pPr>
+              <w:keepNext/>
+              <w:keepLines/>
               <w:spacing w:before="0" w:after="0" w:line="276" w:lineRule="auto"/>
               <w:jc w:val="center"/>
             </w:pPr>
@@ -3207,6 +3353,8 @@
           </w:tcPr>
           <w:p>
             <w:pPr>
+              <w:keepNext/>
+              <w:keepLines/>
               <w:spacing w:before="0" w:after="0" w:line="276" w:lineRule="auto"/>
             </w:pPr>
             <w:r/>
@@ -3227,6 +3375,8 @@
           </w:tcPr>
           <w:p>
             <w:pPr>
+              <w:keepNext/>
+              <w:keepLines/>
               <w:spacing w:before="0" w:after="0" w:line="276" w:lineRule="auto"/>
               <w:jc w:val="center"/>
             </w:pPr>
@@ -3248,6 +3398,8 @@
           </w:tcPr>
           <w:p>
             <w:pPr>
+              <w:keepNext/>
+              <w:keepLines/>
               <w:spacing w:before="0" w:after="0" w:line="276" w:lineRule="auto"/>
               <w:jc w:val="center"/>
             </w:pPr>

--- a/examples/demos/demo_college_research.docx
+++ b/examples/demos/demo_college_research.docx
@@ -413,7 +413,7 @@
           <w:color w:val="111827"/>
           <w:sz w:val="24"/>
         </w:rPr>
-        <w:t>在模型选择上，本项目放弃了精度更高的 ResNet 系骨干，选择 MobileNetV3 作为基础，原因是算力预算先于精度确定。RK3588 的 NPU 在 INT8 量化下可提供约 6 TOPS 算力，但要留出余量给视频解码与预处理，实际可用于推理的不到一半。按这个预算反推，模型参数量必须控制在 3 M 以内。</w:t>
+        <w:t>在模型选择上，本项目放弃了精度更高的 ResNet 系骨干，选择 MobileNetV3[1] 作为基础，原因是算力预算先于精度确定。RK3588 的 NPU 在 INT8 量化下可提供约 6 TOPS 算力，但要留出余量给视频解码与预处理，实际可用于推理的不到一半。按这个预算反推，模型参数量必须控制在 3 M 以内。</w:t>
       </w:r>
     </w:p>
     <w:p>
@@ -428,7 +428,7 @@
           <w:color w:val="111827"/>
           <w:sz w:val="24"/>
         </w:rPr>
-        <w:t>在压缩策略上，本项目不采用知识蒸馏而选择通道剪枝。蒸馏需要训练一个更大的教师模型，训练成本对学生项目而言偏高；通道剪枝只需在现有模型上做敏感度分析，逐层裁剪后微调，工程上更可控，也更容易在报告中解释每一步的取舍。</w:t>
+        <w:t>在压缩策略上，本项目不采用知识蒸馏[3]而选择通道剪枝[2]。蒸馏需要训练一个更大的教师模型，训练成本对学生项目而言偏高；通道剪枝只需在现有模型上做敏感度分析，逐层裁剪后微调，工程上更可控，也更容易在报告中解释每一步的取舍。</w:t>
       </w:r>
     </w:p>
     <w:p>
@@ -461,7 +461,7 @@
           <w:color w:val="111827"/>
           <w:sz w:val="24"/>
         </w:rPr>
-        <w:t>研究内容包括三部分：自建校园垃圾图像数据集、轻量化模型设计与剪枝、边缘设备部署与实测。技术路线如下：</w:t>
+        <w:t>研究内容包括三部分：自建校园垃圾图像数据集、轻量化模型设计与剪枝、边缘设备部署与实测。技术路线如图 1 所示：</w:t>
       </w:r>
     </w:p>
     <w:p>
@@ -1007,7 +1007,7 @@
           <w:color w:val="111827"/>
           <w:sz w:val="24"/>
         </w:rPr>
-        <w:t>总体路线是四步：先解决「数据从哪来、怎么标」，再解决「模型多小」，然后解决「在开发板上跑多快」，最后回到现场测「到底准不准」。四步之间是串行依赖，前一步不达标不进下一步——这是院级项目八个月周期下唯一稳妥的排法。</w:t>
+        <w:t>总体路线是四步：先解决「数据从哪来、怎么标」，再解决「模型多小」，然后解决「在开发板上跑多快」，最后回到现场测「到底准不准」。四步之间是串行依赖，前一步不达标不进下一步——这是院级项目八个月周期下唯一稳妥的排法（见表 2）。</w:t>
       </w:r>
     </w:p>
     <w:p>
@@ -1609,7 +1609,7 @@
           <w:color w:val="111827"/>
           <w:sz w:val="24"/>
         </w:rPr>
-        <w:t>项目周期 8 个月，分四个阶段推进，中期检查设在第 4 个月末。</w:t>
+        <w:t>项目周期 8 个月，分四个阶段推进，中期检查设在第 4 个月末（见图 2）。</w:t>
       </w:r>
     </w:p>
     <w:p>
@@ -1728,7 +1728,7 @@
           <w:color w:val="111827"/>
           <w:sz w:val="24"/>
         </w:rPr>
-        <w:t>申请经费 0.50 万元，主要用于开发板采购与数据标注劳务。</w:t>
+        <w:t>申请经费 0.50 万元，主要用于开发板采购与数据标注劳务（见图 3）。</w:t>
       </w:r>
     </w:p>
     <w:p>
@@ -2286,7 +2286,7 @@
           <w:color w:val="111827"/>
           <w:sz w:val="24"/>
         </w:rPr>
-        <w:t>预算编制遵循两个原则：能借的不买、能租的不购。开发板必须买（需要长期占用做部署调试），摄像头模组可以借（学院实验室有闲置的工业相机），标注劳务必须付（学生时间也是成本）。</w:t>
+        <w:t>预算编制遵循两个原则：能借的不买、能租的不购。开发板必须买（需要长期占用做部署调试），摄像头模组可以借（学院实验室有闲置的工业相机），标注劳务必须付（学生时间也是成本）（见图 4）。</w:t>
       </w:r>
     </w:p>
     <w:p>
@@ -2390,7 +2390,7 @@
           <w:color w:val="111827"/>
           <w:sz w:val="24"/>
         </w:rPr>
-        <w:t>院级项目经费少、周期短，所以指标必须定得能验收、不注水。我把成果拆成「必须完成」和「争取完成」两档，答辩时按必须档考核。</w:t>
+        <w:t>院级项目经费少、周期短，所以指标必须定得能验收、不注水。我把成果拆成「必须完成」和「争取完成」两档，答辩时按必须档考核（见表 4）。</w:t>
       </w:r>
     </w:p>
     <w:p>
@@ -2936,7 +2936,7 @@
           <w:color w:val="111827"/>
           <w:sz w:val="24"/>
         </w:rPr>
-        <w:t>这个题目不是临时想的。大一下学期我在学院实验室做过一个学期的图像分类课程实践，用的是 CIFAR-10；大二上参加了校内的嵌入式 AI 比赛，在 RK3588 开发板上部署过一个轻量检测模型。两段经历加起来，让我知道这件事的难点不在训练，而在部署。</w:t>
+        <w:t>这个题目不是临时想的。大一下学期我在学院实验室做过一个学期的图像分类课程实践，用的是 CIFAR-10；大二上参加了校内的嵌入式 AI 比赛，在 RK3588 开发板上部署过一个轻量检测模型。两段经历加起来，让我知道这件事的难点不在训练，而在部署（见表 5）。</w:t>
       </w:r>
     </w:p>
     <w:p>
@@ -3570,7 +3570,7 @@
           <w:color w:val="111827"/>
           <w:sz w:val="24"/>
         </w:rPr>
-        <w:t>文献检索说明：本项目的技术选型集中在「轻量骨干 + 结构化剪枝」一条线上，检索时以 MobileNet 系列、通道剪枝、知识蒸馏三组关键词为主，共检得 43 篇，精读 11 篇。第 1、4 篇确定了骨干网络的选择，第 2 篇是剪枝方案的主要依据，第 3 篇用于说明本项目为何不采用蒸馏路线，第 5 篇作为精度上界的参照，第 6 篇提供了公开的垃圾图像数据基线，第 7、8 篇是分类口径的规范来源——项目里「四分类」的边界不是我们自己定的，而是照这两份文件执行。</w:t>
+        <w:t>文献检索说明：本项目的技术选型集中在「轻量骨干 + 结构化剪枝」一条线上，检索时以 MobileNet 系列、通道剪枝、知识蒸馏三组关键词为主，共检得 43 篇，精读 11 篇。[1][4] 确定了骨干网络的选择，[2] 是剪枝方案的主要依据，[3] 用于说明本项目为何不采用蒸馏路线，[5] 作为精度上界的参照，[6] 提供了公开的垃圾图像数据基线，[7][8] 是分类口径的规范来源——项目里「四分类」的边界不是我们自己定的，而是照这两份文件执行。</w:t>
       </w:r>
     </w:p>
     <w:p>

--- a/examples/demos/demo_college_research.docx
+++ b/examples/demos/demo_college_research.docx
@@ -2,9 +2,12 @@
 <file path=word/document.xml><?xml version="1.0" encoding="utf-8"?>
 <w:document xmlns:wpc="http://schemas.microsoft.com/office/word/2010/wordprocessingCanvas" xmlns:mo="http://schemas.microsoft.com/office/mac/office/2008/main" xmlns:mc="http://schemas.openxmlformats.org/markup-compatibility/2006" xmlns:mv="urn:schemas-microsoft-com:mac:vml" xmlns:o="urn:schemas-microsoft-com:office:office" xmlns:r="http://schemas.openxmlformats.org/officeDocument/2006/relationships" xmlns:m="http://schemas.openxmlformats.org/officeDocument/2006/math" xmlns:v="urn:schemas-microsoft-com:vml" xmlns:wp14="http://schemas.microsoft.com/office/word/2010/wordprocessingDrawing" xmlns:wp="http://schemas.openxmlformats.org/drawingml/2006/wordprocessingDrawing" xmlns:w10="urn:schemas-microsoft-com:office:word" xmlns:w="http://schemas.openxmlformats.org/wordprocessingml/2006/main" xmlns:w14="http://schemas.microsoft.com/office/word/2010/wordml" xmlns:wpg="http://schemas.microsoft.com/office/word/2010/wordprocessingGroup" xmlns:wpi="http://schemas.microsoft.com/office/word/2010/wordprocessingInk" xmlns:wne="http://schemas.microsoft.com/office/word/2006/wordml" xmlns:wps="http://schemas.microsoft.com/office/word/2010/wordprocessingShape" mc:Ignorable="w14 wp14">
   <w:body>
-    <w:p/>
-    <w:p/>
-    <w:p/>
+    <w:p>
+      <w:pPr>
+        <w:spacing w:before="0" w:after="0" w:lineRule="exact" w:line="3969"/>
+      </w:pPr>
+      <w:r/>
+    </w:p>
     <w:p>
       <w:pPr>
         <w:spacing w:after="200"/>
@@ -3744,7 +3747,7 @@
             <w:pPr>
               <w:keepNext/>
               <w:keepLines/>
-              <w:spacing w:before="0" w:after="0" w:line="1020" w:lineRule="exact"/>
+              <w:spacing w:before="0" w:after="0" w:line="2551" w:lineRule="exact"/>
             </w:pPr>
           </w:p>
           <w:p>
@@ -3796,7 +3799,7 @@
           </w:p>
           <w:p>
             <w:pPr>
-              <w:spacing w:before="0" w:after="0" w:line="1020" w:lineRule="exact"/>
+              <w:spacing w:before="0" w:after="0" w:line="2551" w:lineRule="exact"/>
             </w:pPr>
           </w:p>
           <w:p>

--- a/examples/demos/demo_college_research.docx
+++ b/examples/demos/demo_college_research.docx
@@ -81,6 +81,9 @@
         <w:gridCol w:w="6123"/>
       </w:tblGrid>
       <w:tr>
+        <w:trPr>
+          <w:cantSplit/>
+        </w:trPr>
         <w:tc>
           <w:tcPr>
             <w:tcW w:type="dxa" w:w="2608"/>
@@ -123,6 +126,9 @@
         </w:tc>
       </w:tr>
       <w:tr>
+        <w:trPr>
+          <w:cantSplit/>
+        </w:trPr>
         <w:tc>
           <w:tcPr>
             <w:tcW w:type="dxa" w:w="2608"/>
@@ -165,6 +171,9 @@
         </w:tc>
       </w:tr>
       <w:tr>
+        <w:trPr>
+          <w:cantSplit/>
+        </w:trPr>
         <w:tc>
           <w:tcPr>
             <w:tcW w:type="dxa" w:w="2608"/>
@@ -207,6 +216,9 @@
         </w:tc>
       </w:tr>
       <w:tr>
+        <w:trPr>
+          <w:cantSplit/>
+        </w:trPr>
         <w:tc>
           <w:tcPr>
             <w:tcW w:type="dxa" w:w="2608"/>
@@ -249,6 +261,9 @@
         </w:tc>
       </w:tr>
       <w:tr>
+        <w:trPr>
+          <w:cantSplit/>
+        </w:trPr>
         <w:tc>
           <w:tcPr>
             <w:tcW w:type="dxa" w:w="2608"/>
@@ -301,6 +316,7 @@
         <w:keepNext/>
         <w:keepLines/>
         <w:spacing w:before="280" w:after="140" w:line="360" w:lineRule="auto"/>
+        <w:outlineLvl w:val="0"/>
       </w:pPr>
       <w:r>
         <w:rPr>
@@ -347,6 +363,7 @@
         <w:keepNext/>
         <w:keepLines/>
         <w:spacing w:before="200" w:after="100" w:line="360" w:lineRule="auto"/>
+        <w:outlineLvl w:val="1"/>
       </w:pPr>
       <w:r>
         <w:rPr>
@@ -393,6 +410,7 @@
         <w:keepNext/>
         <w:keepLines/>
         <w:spacing w:before="200" w:after="100" w:line="360" w:lineRule="auto"/>
+        <w:outlineLvl w:val="1"/>
       </w:pPr>
       <w:r>
         <w:rPr>
@@ -439,6 +457,7 @@
         <w:keepNext/>
         <w:keepLines/>
         <w:spacing w:before="280" w:after="140" w:line="360" w:lineRule="auto"/>
+        <w:outlineLvl w:val="0"/>
       </w:pPr>
       <w:r>
         <w:rPr>
@@ -464,7 +483,7 @@
           <w:color w:val="111827"/>
           <w:sz w:val="24"/>
         </w:rPr>
-        <w:t>研究内容包括三部分：自建校园垃圾图像数据集、轻量化模型设计与剪枝、边缘设备部署与实测。技术路线如图 1 所示：</w:t>
+        <w:t>研究内容包括三部分：自建校园垃圾图像数据集、轻量化模型设计与剪枝、边缘设备部署与实测。技术路线如图 1 所示（见表 1）：</w:t>
       </w:r>
     </w:p>
     <w:p>
@@ -987,6 +1006,7 @@
         <w:keepNext/>
         <w:keepLines/>
         <w:spacing w:before="280" w:after="140" w:line="360" w:lineRule="auto"/>
+        <w:outlineLvl w:val="0"/>
       </w:pPr>
       <w:r>
         <w:rPr>
@@ -1589,6 +1609,7 @@
         <w:keepNext/>
         <w:keepLines/>
         <w:spacing w:before="280" w:after="140" w:line="360" w:lineRule="auto"/>
+        <w:outlineLvl w:val="0"/>
       </w:pPr>
       <w:r>
         <w:rPr>
@@ -1708,6 +1729,7 @@
         <w:keepNext/>
         <w:keepLines/>
         <w:spacing w:before="280" w:after="140" w:line="360" w:lineRule="auto"/>
+        <w:outlineLvl w:val="0"/>
       </w:pPr>
       <w:r>
         <w:rPr>
@@ -1731,7 +1753,7 @@
           <w:color w:val="111827"/>
           <w:sz w:val="24"/>
         </w:rPr>
-        <w:t>申请经费 0.50 万元，主要用于开发板采购与数据标注劳务（见图 3）。</w:t>
+        <w:t>申请经费 0.50 万元，主要用于开发板采购与数据标注劳务（见图 3）（见表 3）。</w:t>
       </w:r>
     </w:p>
     <w:p>
@@ -2370,6 +2392,7 @@
         <w:keepNext/>
         <w:keepLines/>
         <w:spacing w:before="280" w:after="140" w:line="360" w:lineRule="auto"/>
+        <w:outlineLvl w:val="0"/>
       </w:pPr>
       <w:r>
         <w:rPr>
@@ -2916,6 +2939,7 @@
         <w:keepNext/>
         <w:keepLines/>
         <w:spacing w:before="280" w:after="140" w:line="360" w:lineRule="auto"/>
+        <w:outlineLvl w:val="0"/>
       </w:pPr>
       <w:r>
         <w:rPr>
@@ -3550,6 +3574,7 @@
         <w:keepNext/>
         <w:keepLines/>
         <w:spacing w:before="280" w:after="140" w:line="360" w:lineRule="auto"/>
+        <w:outlineLvl w:val="0"/>
       </w:pPr>
       <w:r>
         <w:rPr>
@@ -3693,6 +3718,7 @@
         <w:keepNext/>
         <w:keepLines/>
         <w:spacing w:before="280" w:after="140" w:line="360" w:lineRule="auto"/>
+        <w:outlineLvl w:val="0"/>
       </w:pPr>
       <w:r>
         <w:rPr>
